--- a/docs/commercial/automatum-obp-white-label-agreement.docx
+++ b/docs/commercial/automatum-obp-white-label-agreement.docx
@@ -559,15 +559,15 @@
           <w:sz w:val="22"/>
           <w:szCs w:val="22"/>
         </w:rPr>
-        <w:t xml:space="preserve">Automatum Retention</w:t>
-      </w:r>
-      <w:r>
-        <w:rPr>
-          <w:rFonts w:ascii="Calibri" w:cs="Calibri" w:eastAsia="Calibri" w:hAnsi="Calibri"/>
-          <w:sz w:val="22"/>
-          <w:szCs w:val="22"/>
-        </w:rPr>
-        <w:t xml:space="preserve">" has the meaning given in clause 11.2.</w:t>
+        <w:t xml:space="preserve">Client Source</w:t>
+      </w:r>
+      <w:r>
+        <w:rPr>
+          <w:rFonts w:ascii="Calibri" w:cs="Calibri" w:eastAsia="Calibri" w:hAnsi="Calibri"/>
+          <w:sz w:val="22"/>
+          <w:szCs w:val="22"/>
+        </w:rPr>
+        <w:t xml:space="preserve">" means whether a Registered Client is OBP-Sourced, Automatum-Sourced, or Joint or ACE-Sourced, determined and recorded under clause 4.7.</w:t>
       </w:r>
     </w:p>
     <w:p>
@@ -591,6 +591,166 @@
           <w:sz w:val="22"/>
           <w:szCs w:val="22"/>
         </w:rPr>
+        <w:t xml:space="preserve">Client Status</w:t>
+      </w:r>
+      <w:r>
+        <w:rPr>
+          <w:rFonts w:ascii="Calibri" w:cs="Calibri" w:eastAsia="Calibri" w:hAnsi="Calibri"/>
+          <w:sz w:val="22"/>
+          <w:szCs w:val="22"/>
+        </w:rPr>
+        <w:t xml:space="preserve">" means whether a Registered Client is a Net New Client or an Existing Automatum Client, determined and recorded under clause 4.7.</w:t>
+      </w:r>
+    </w:p>
+    <w:p>
+      <w:pPr>
+        <w:spacing w:after="160" w:before="0" w:line="276"/>
+        <w:jc w:val="both"/>
+      </w:pPr>
+      <w:r>
+        <w:rPr>
+          <w:rFonts w:ascii="Calibri" w:cs="Calibri" w:eastAsia="Calibri" w:hAnsi="Calibri"/>
+          <w:sz w:val="22"/>
+          <w:szCs w:val="22"/>
+        </w:rPr>
+        <w:t xml:space="preserve">"</w:t>
+      </w:r>
+      <w:r>
+        <w:rPr>
+          <w:rFonts w:ascii="Calibri" w:cs="Calibri" w:eastAsia="Calibri" w:hAnsi="Calibri"/>
+          <w:b/>
+          <w:bCs/>
+          <w:sz w:val="22"/>
+          <w:szCs w:val="22"/>
+        </w:rPr>
+        <w:t xml:space="preserve">Existing Automatum Client</w:t>
+      </w:r>
+      <w:r>
+        <w:rPr>
+          <w:rFonts w:ascii="Calibri" w:cs="Calibri" w:eastAsia="Calibri" w:hAnsi="Calibri"/>
+          <w:sz w:val="22"/>
+          <w:szCs w:val="22"/>
+        </w:rPr>
+        <w:t xml:space="preserve">" means a Client that, at the date its Engagement Order is executed or at any time in the ninety (90) days before that date, subscribes or subscribed to Automatum's Enterprise tier or any other paid Automatum subscription.</w:t>
+      </w:r>
+    </w:p>
+    <w:p>
+      <w:pPr>
+        <w:spacing w:after="160" w:before="0" w:line="276"/>
+        <w:jc w:val="both"/>
+      </w:pPr>
+      <w:r>
+        <w:rPr>
+          <w:rFonts w:ascii="Calibri" w:cs="Calibri" w:eastAsia="Calibri" w:hAnsi="Calibri"/>
+          <w:sz w:val="22"/>
+          <w:szCs w:val="22"/>
+        </w:rPr>
+        <w:t xml:space="preserve">"</w:t>
+      </w:r>
+      <w:r>
+        <w:rPr>
+          <w:rFonts w:ascii="Calibri" w:cs="Calibri" w:eastAsia="Calibri" w:hAnsi="Calibri"/>
+          <w:b/>
+          <w:bCs/>
+          <w:sz w:val="22"/>
+          <w:szCs w:val="22"/>
+        </w:rPr>
+        <w:t xml:space="preserve">Net New Client</w:t>
+      </w:r>
+      <w:r>
+        <w:rPr>
+          <w:rFonts w:ascii="Calibri" w:cs="Calibri" w:eastAsia="Calibri" w:hAnsi="Calibri"/>
+          <w:sz w:val="22"/>
+          <w:szCs w:val="22"/>
+        </w:rPr>
+        <w:t xml:space="preserve">" means a Client that is not an Existing Automatum Client.</w:t>
+      </w:r>
+    </w:p>
+    <w:p>
+      <w:pPr>
+        <w:spacing w:after="160" w:before="0" w:line="276"/>
+        <w:jc w:val="both"/>
+      </w:pPr>
+      <w:r>
+        <w:rPr>
+          <w:rFonts w:ascii="Calibri" w:cs="Calibri" w:eastAsia="Calibri" w:hAnsi="Calibri"/>
+          <w:sz w:val="22"/>
+          <w:szCs w:val="22"/>
+        </w:rPr>
+        <w:t xml:space="preserve">"</w:t>
+      </w:r>
+      <w:r>
+        <w:rPr>
+          <w:rFonts w:ascii="Calibri" w:cs="Calibri" w:eastAsia="Calibri" w:hAnsi="Calibri"/>
+          <w:b/>
+          <w:bCs/>
+          <w:sz w:val="22"/>
+          <w:szCs w:val="22"/>
+        </w:rPr>
+        <w:t xml:space="preserve">Platform Revenue</w:t>
+      </w:r>
+      <w:r>
+        <w:rPr>
+          <w:rFonts w:ascii="Calibri" w:cs="Calibri" w:eastAsia="Calibri" w:hAnsi="Calibri"/>
+          <w:sz w:val="22"/>
+          <w:szCs w:val="22"/>
+        </w:rPr>
+        <w:t xml:space="preserve">" means nine thousand nine hundred ninety nine dollars ($9,999) per Engagement Year, being the price of Automatum's Enterprise tier. Platform Revenue belongs to Automatum in every case.</w:t>
+      </w:r>
+    </w:p>
+    <w:p>
+      <w:pPr>
+        <w:spacing w:after="160" w:before="0" w:line="276"/>
+        <w:jc w:val="both"/>
+      </w:pPr>
+      <w:r>
+        <w:rPr>
+          <w:rFonts w:ascii="Calibri" w:cs="Calibri" w:eastAsia="Calibri" w:hAnsi="Calibri"/>
+          <w:sz w:val="22"/>
+          <w:szCs w:val="22"/>
+        </w:rPr>
+        <w:t xml:space="preserve">"</w:t>
+      </w:r>
+      <w:r>
+        <w:rPr>
+          <w:rFonts w:ascii="Calibri" w:cs="Calibri" w:eastAsia="Calibri" w:hAnsi="Calibri"/>
+          <w:b/>
+          <w:bCs/>
+          <w:sz w:val="22"/>
+          <w:szCs w:val="22"/>
+        </w:rPr>
+        <w:t xml:space="preserve">Service Revenue</w:t>
+      </w:r>
+      <w:r>
+        <w:rPr>
+          <w:rFonts w:ascii="Calibri" w:cs="Calibri" w:eastAsia="Calibri" w:hAnsi="Calibri"/>
+          <w:sz w:val="22"/>
+          <w:szCs w:val="22"/>
+        </w:rPr>
+        <w:t xml:space="preserve">" means the Collected Client Fees for an Engagement Year less the Platform Revenue. Clause 11.2 states how Service Revenue is divided, which depends on Client Status.</w:t>
+      </w:r>
+    </w:p>
+    <w:p>
+      <w:pPr>
+        <w:spacing w:after="160" w:before="0" w:line="276"/>
+        <w:jc w:val="both"/>
+      </w:pPr>
+      <w:r>
+        <w:rPr>
+          <w:rFonts w:ascii="Calibri" w:cs="Calibri" w:eastAsia="Calibri" w:hAnsi="Calibri"/>
+          <w:sz w:val="22"/>
+          <w:szCs w:val="22"/>
+        </w:rPr>
+        <w:t xml:space="preserve">"</w:t>
+      </w:r>
+      <w:r>
+        <w:rPr>
+          <w:rFonts w:ascii="Calibri" w:cs="Calibri" w:eastAsia="Calibri" w:hAnsi="Calibri"/>
+          <w:b/>
+          <w:bCs/>
+          <w:sz w:val="22"/>
+          <w:szCs w:val="22"/>
+        </w:rPr>
         <w:t xml:space="preserve">Business Day</w:t>
       </w:r>
       <w:r>
@@ -1175,7 +1335,7 @@
           <w:sz w:val="22"/>
           <w:szCs w:val="22"/>
         </w:rPr>
-        <w:t xml:space="preserve">" has the meaning given in clause 11.2.</w:t>
+        <w:t xml:space="preserve">" means OBP's share of the Service Revenue, as determined by clause 11.2.</w:t>
       </w:r>
     </w:p>
     <w:p>
@@ -2217,7 +2377,7 @@
           <w:sz w:val="22"/>
           <w:szCs w:val="22"/>
         </w:rPr>
-        <w:t xml:space="preserve"> Each Engagement Order states at least: the Client's legal name; the Tier; the Engagement start date and Engagement Year dates; the Client Fees; the resulting OBP Service Revenue calculated under clause 11.2; the named personnel required by clause 9; the PSR seat allocation; and any variation to this Agreement permitted by clause 2.3(a).</w:t>
+        <w:t xml:space="preserve"> Each Engagement Order states at least: the Client's legal name; the Tier; the Client Status and the Client Source determined under clause 4.7; the Engagement start date and Engagement Year dates; the Client Fees; the resulting OBP Service Revenue calculated under clause 11.2; the named personnel required by clause 9; the PSR seat allocation; and any variation to this Agreement permitted by clause 2.3(a).</w:t>
       </w:r>
     </w:p>
     <w:p>
@@ -2290,6 +2450,108 @@
           <w:szCs w:val="22"/>
         </w:rPr>
         <w:t xml:space="preserve"> A Client remains in the Client Registry while its Engagement is in effect and for the tail period stated in clause 15.4, after which it is marked closed. Closure does not affect obligations that survive under clause 23.6.</w:t>
+      </w:r>
+    </w:p>
+    <w:p>
+      <w:pPr>
+        <w:spacing w:after="160" w:before="0" w:line="276"/>
+        <w:jc w:val="both"/>
+      </w:pPr>
+      <w:r>
+        <w:rPr>
+          <w:rFonts w:ascii="Calibri" w:cs="Calibri" w:eastAsia="Calibri" w:hAnsi="Calibri"/>
+          <w:b/>
+          <w:bCs/>
+          <w:sz w:val="22"/>
+          <w:szCs w:val="22"/>
+        </w:rPr>
+        <w:t xml:space="preserve">4.7 Client Status and Client Source.</w:t>
+      </w:r>
+      <w:r>
+        <w:rPr>
+          <w:rFonts w:ascii="Calibri" w:cs="Calibri" w:eastAsia="Calibri" w:hAnsi="Calibri"/>
+          <w:sz w:val="22"/>
+          <w:szCs w:val="22"/>
+        </w:rPr>
+        <w:t xml:space="preserve"> Each Engagement Order records, and the Client Registry carries, two classifications determined at the date the Engagement Order is executed:</w:t>
+      </w:r>
+    </w:p>
+    <w:p>
+      <w:pPr>
+        <w:spacing w:after="80" w:before="60" w:line="276"/>
+        <w:ind w:left="780" w:hanging="360"/>
+      </w:pPr>
+      <w:r>
+        <w:rPr>
+          <w:rFonts w:ascii="Calibri" w:cs="Calibri" w:eastAsia="Calibri" w:hAnsi="Calibri"/>
+          <w:sz w:val="22"/>
+          <w:szCs w:val="22"/>
+        </w:rPr>
+        <w:t xml:space="preserve">a.	</w:t>
+      </w:r>
+      <w:r>
+        <w:rPr>
+          <w:rFonts w:ascii="Calibri" w:cs="Calibri" w:eastAsia="Calibri" w:hAnsi="Calibri"/>
+          <w:b/>
+          <w:bCs/>
+          <w:sz w:val="22"/>
+          <w:szCs w:val="22"/>
+        </w:rPr>
+        <w:t xml:space="preserve">Client Status</w:t>
+      </w:r>
+      <w:r>
+        <w:rPr>
+          <w:rFonts w:ascii="Calibri" w:cs="Calibri" w:eastAsia="Calibri" w:hAnsi="Calibri"/>
+          <w:sz w:val="22"/>
+          <w:szCs w:val="22"/>
+        </w:rPr>
+        <w:t xml:space="preserve">, being Net New Client or Existing Automatum Client as defined in clause 1.1. Automatum will disclose to OBP, before the Engagement Order is executed, whether the proposed Client subscribes or has subscribed to any paid Automatum subscription in the ninety (90) days before that date, and will provide reasonable evidence on request. Client Status determines the division of Service Revenue under clause 11.2.</w:t>
+      </w:r>
+    </w:p>
+    <w:p>
+      <w:pPr>
+        <w:spacing w:after="80" w:before="60" w:line="276"/>
+        <w:ind w:left="780" w:hanging="360"/>
+      </w:pPr>
+      <w:r>
+        <w:rPr>
+          <w:rFonts w:ascii="Calibri" w:cs="Calibri" w:eastAsia="Calibri" w:hAnsi="Calibri"/>
+          <w:sz w:val="22"/>
+          <w:szCs w:val="22"/>
+        </w:rPr>
+        <w:t xml:space="preserve">b.	</w:t>
+      </w:r>
+      <w:r>
+        <w:rPr>
+          <w:rFonts w:ascii="Calibri" w:cs="Calibri" w:eastAsia="Calibri" w:hAnsi="Calibri"/>
+          <w:b/>
+          <w:bCs/>
+          <w:sz w:val="22"/>
+          <w:szCs w:val="22"/>
+        </w:rPr>
+        <w:t xml:space="preserve">Client Source</w:t>
+      </w:r>
+      <w:r>
+        <w:rPr>
+          <w:rFonts w:ascii="Calibri" w:cs="Calibri" w:eastAsia="Calibri" w:hAnsi="Calibri"/>
+          <w:sz w:val="22"/>
+          <w:szCs w:val="22"/>
+        </w:rPr>
+        <w:t xml:space="preserve">, being OBP-Sourced, Automatum-Sourced, or Joint or ACE-Sourced, decided by which Party first made documented contact with the Client about the Solution, or Joint or ACE-Sourced where the opportunity arrived through AWS ACE or neither Party can show first contact.</w:t>
+      </w:r>
+    </w:p>
+    <w:p>
+      <w:pPr>
+        <w:spacing w:after="160" w:before="0" w:line="276"/>
+        <w:jc w:val="both"/>
+      </w:pPr>
+      <w:r>
+        <w:rPr>
+          <w:rFonts w:ascii="Calibri" w:cs="Calibri" w:eastAsia="Calibri" w:hAnsi="Calibri"/>
+          <w:sz w:val="22"/>
+          <w:szCs w:val="22"/>
+        </w:rPr>
+        <w:t xml:space="preserve">Both classifications are fixed when the Engagement Order is executed and are not revisited for that Engagement Year. A Client's Status is re-determined only on a renewal Engagement Order, at which point a Net New Client that has since become a subscriber is an Existing Automatum Client. A dispute about either classification is escalated under clause 26.2.</w:t>
       </w:r>
     </w:p>
     <w:p>
@@ -3966,7 +4228,7 @@
           <w:sz w:val="22"/>
           <w:szCs w:val="22"/>
         </w:rPr>
-        <w:t xml:space="preserve"> For each Engagement Year:</w:t>
+        <w:t xml:space="preserve"> For each Engagement Year, the Collected Client Fees divide into Platform Revenue and Service Revenue. Platform Revenue is $9,999 and belongs to Automatum whatever the Client Status. Service Revenue divides according to Client Status:</w:t>
       </w:r>
     </w:p>
     <w:p>
@@ -3980,25 +4242,25 @@
           <w:sz w:val="22"/>
           <w:szCs w:val="22"/>
         </w:rPr>
-        <w:t xml:space="preserve">a.	"</w:t>
-      </w:r>
-      <w:r>
-        <w:rPr>
-          <w:rFonts w:ascii="Calibri" w:cs="Calibri" w:eastAsia="Calibri" w:hAnsi="Calibri"/>
-          <w:b/>
-          <w:bCs/>
-          <w:sz w:val="22"/>
-          <w:szCs w:val="22"/>
-        </w:rPr>
-        <w:t xml:space="preserve">Automatum Retention</w:t>
-      </w:r>
-      <w:r>
-        <w:rPr>
-          <w:rFonts w:ascii="Calibri" w:cs="Calibri" w:eastAsia="Calibri" w:hAnsi="Calibri"/>
-          <w:sz w:val="22"/>
-          <w:szCs w:val="22"/>
-        </w:rPr>
-        <w:t xml:space="preserve">" is nine thousand nine hundred ninety nine dollars ($9,999), being Automatum's Enterprise tier, which accrues pro rata across the twelve (12) Engagement Months of that Engagement Year at eight hundred thirty three dollars and twenty five cents ($833.25) per Engagement Month; and</w:t>
+        <w:t xml:space="preserve">a.	</w:t>
+      </w:r>
+      <w:r>
+        <w:rPr>
+          <w:rFonts w:ascii="Calibri" w:cs="Calibri" w:eastAsia="Calibri" w:hAnsi="Calibri"/>
+          <w:b/>
+          <w:bCs/>
+          <w:sz w:val="22"/>
+          <w:szCs w:val="22"/>
+        </w:rPr>
+        <w:t xml:space="preserve">Net New Client.</w:t>
+      </w:r>
+      <w:r>
+        <w:rPr>
+          <w:rFonts w:ascii="Calibri" w:cs="Calibri" w:eastAsia="Calibri" w:hAnsi="Calibri"/>
+          <w:sz w:val="22"/>
+          <w:szCs w:val="22"/>
+        </w:rPr>
+        <w:t xml:space="preserve"> The Platform Revenue is paid to Automatum and the whole of the Service Revenue is retained by OBP. Automatum takes no share of Service Revenue, because the Platform Revenue is revenue Automatum did not have before the Engagement.</w:t>
       </w:r>
     </w:p>
     <w:p>
@@ -4012,63 +4274,77 @@
           <w:sz w:val="22"/>
           <w:szCs w:val="22"/>
         </w:rPr>
-        <w:t xml:space="preserve">b.	"</w:t>
-      </w:r>
-      <w:r>
-        <w:rPr>
-          <w:rFonts w:ascii="Calibri" w:cs="Calibri" w:eastAsia="Calibri" w:hAnsi="Calibri"/>
-          <w:b/>
-          <w:bCs/>
-          <w:sz w:val="22"/>
-          <w:szCs w:val="22"/>
-        </w:rPr>
-        <w:t xml:space="preserve">OBP Service Revenue</w:t>
-      </w:r>
-      <w:r>
-        <w:rPr>
-          <w:rFonts w:ascii="Calibri" w:cs="Calibri" w:eastAsia="Calibri" w:hAnsi="Calibri"/>
-          <w:sz w:val="22"/>
-          <w:szCs w:val="22"/>
-        </w:rPr>
-        <w:t xml:space="preserve">" is the balance of the Collected Client Fees for that Engagement Year after the Automatum Retention, which accrues monthly as set out in Schedule 2.</w:t>
-      </w:r>
-    </w:p>
-    <w:p>
-      <w:pPr>
-        <w:spacing w:after="160" w:before="0" w:line="276"/>
-        <w:jc w:val="both"/>
-      </w:pPr>
-      <w:r>
-        <w:rPr>
-          <w:rFonts w:ascii="Calibri" w:cs="Calibri" w:eastAsia="Calibri" w:hAnsi="Calibri"/>
-          <w:sz w:val="22"/>
-          <w:szCs w:val="22"/>
-        </w:rPr>
-        <w:t xml:space="preserve">Schedule 2 states the resulting figures for each Tier. The Automatum Retention is the same amount at every Tier.</w:t>
-      </w:r>
-    </w:p>
-    <w:p>
-      <w:pPr>
-        <w:spacing w:after="160" w:before="0" w:line="276"/>
-        <w:jc w:val="both"/>
-      </w:pPr>
-      <w:r>
-        <w:rPr>
-          <w:rFonts w:ascii="Calibri" w:cs="Calibri" w:eastAsia="Calibri" w:hAnsi="Calibri"/>
-          <w:b/>
-          <w:bCs/>
-          <w:sz w:val="22"/>
-          <w:szCs w:val="22"/>
-        </w:rPr>
-        <w:t xml:space="preserve">11.3 No front-loading.</w:t>
-      </w:r>
-      <w:r>
-        <w:rPr>
-          <w:rFonts w:ascii="Calibri" w:cs="Calibri" w:eastAsia="Calibri" w:hAnsi="Calibri"/>
-          <w:sz w:val="22"/>
-          <w:szCs w:val="22"/>
-        </w:rPr>
-        <w:t xml:space="preserve"> The Automatum Retention accrues pro rata under clause 11.2(a) and is not recovered from the earliest Client payments in priority to the OBP Service Revenue.</w:t>
+        <w:t xml:space="preserve">b.	</w:t>
+      </w:r>
+      <w:r>
+        <w:rPr>
+          <w:rFonts w:ascii="Calibri" w:cs="Calibri" w:eastAsia="Calibri" w:hAnsi="Calibri"/>
+          <w:b/>
+          <w:bCs/>
+          <w:sz w:val="22"/>
+          <w:szCs w:val="22"/>
+        </w:rPr>
+        <w:t xml:space="preserve">Existing Automatum Client.</w:t>
+      </w:r>
+      <w:r>
+        <w:rPr>
+          <w:rFonts w:ascii="Calibri" w:cs="Calibri" w:eastAsia="Calibri" w:hAnsi="Calibri"/>
+          <w:sz w:val="22"/>
+          <w:szCs w:val="22"/>
+        </w:rPr>
+        <w:t xml:space="preserve"> The Client already pays the Platform Revenue under its existing subscription and that subscription continues unchanged. The Service Revenue is divided seventy five percent (75%) to OBP and twenty five percent (25%) to Automatum. The Parties record that Automatum's twenty five percent is consideration for the Client relationship it brought to the Engagement, and that without it an upsell of Automatum's own subscriber base would earn Automatum nothing beyond the subscription it was already collecting.</w:t>
+      </w:r>
+    </w:p>
+    <w:p>
+      <w:pPr>
+        <w:spacing w:after="160" w:before="0" w:line="276"/>
+        <w:jc w:val="both"/>
+      </w:pPr>
+      <w:r>
+        <w:rPr>
+          <w:rFonts w:ascii="Calibri" w:cs="Calibri" w:eastAsia="Calibri" w:hAnsi="Calibri"/>
+          <w:sz w:val="22"/>
+          <w:szCs w:val="22"/>
+        </w:rPr>
+        <w:t xml:space="preserve">The Client Fees are the same at a given Tier whatever the Client Status, so a Client pays the same price for the Solution whether it is new to Automatum or not.</w:t>
+      </w:r>
+    </w:p>
+    <w:p>
+      <w:pPr>
+        <w:spacing w:after="160" w:before="0" w:line="276"/>
+        <w:jc w:val="both"/>
+      </w:pPr>
+      <w:r>
+        <w:rPr>
+          <w:rFonts w:ascii="Calibri" w:cs="Calibri" w:eastAsia="Calibri" w:hAnsi="Calibri"/>
+          <w:sz w:val="22"/>
+          <w:szCs w:val="22"/>
+        </w:rPr>
+        <w:t xml:space="preserve">Schedule 2 states the resulting figures for each Tier and each Client Status, and the rounding rule for monthly accrual.</w:t>
+      </w:r>
+    </w:p>
+    <w:p>
+      <w:pPr>
+        <w:spacing w:after="160" w:before="0" w:line="276"/>
+        <w:jc w:val="both"/>
+      </w:pPr>
+      <w:r>
+        <w:rPr>
+          <w:rFonts w:ascii="Calibri" w:cs="Calibri" w:eastAsia="Calibri" w:hAnsi="Calibri"/>
+          <w:b/>
+          <w:bCs/>
+          <w:sz w:val="22"/>
+          <w:szCs w:val="22"/>
+        </w:rPr>
+        <w:t xml:space="preserve">11.3 Accrual and no front-loading.</w:t>
+      </w:r>
+      <w:r>
+        <w:rPr>
+          <w:rFonts w:ascii="Calibri" w:cs="Calibri" w:eastAsia="Calibri" w:hAnsi="Calibri"/>
+          <w:sz w:val="22"/>
+          <w:szCs w:val="22"/>
+        </w:rPr>
+        <w:t xml:space="preserve"> Platform Revenue accrues pro rata across the twelve (12) Engagement Months of an Engagement Year at eight hundred thirty three dollars and twenty five cents ($833.25) per Engagement Month, and is not recovered from the earliest Client payments in priority to the OBP Service Revenue. Each Party's share of Service Revenue accrues monthly at one twelfth of its annual share, and OBP Service Revenue is paid under clause 11.5.</w:t>
       </w:r>
     </w:p>
     <w:p>
@@ -4140,7 +4416,7 @@
           <w:sz w:val="22"/>
           <w:szCs w:val="22"/>
         </w:rPr>
-        <w:t xml:space="preserve"> Automatum will invoice each Registered Client within five (5) Business Days of the due date under the Client Agreement, will pursue collection diligently, and will provide OBP with a monthly statement showing, for each Registered Client, the Client Fees invoiced, the amounts collected, the Automatum Retention accrued and the OBP Service Revenue accrued.</w:t>
+        <w:t xml:space="preserve"> Automatum will invoice each Registered Client within five (5) Business Days of the due date under the Client Agreement, will pursue collection diligently, and will provide OBP with a monthly statement showing, for each Registered Client, the Client Status, the Client Fees invoiced, the amounts collected, the Platform Revenue accrued, and each Party's share of Service Revenue accrued.</w:t>
       </w:r>
     </w:p>
     <w:p>
@@ -8128,7 +8404,23 @@
           <w:sz w:val="22"/>
           <w:szCs w:val="22"/>
         </w:rPr>
-        <w:t xml:space="preserve">The Automatum Retention is $9,999 per Engagement Year at every Tier, accruing at $833.25 per Engagement Month under clause 11.2(a). The OBP Service Revenue is the balance.</w:t>
+        <w:t xml:space="preserve">Platform Revenue is $9,999 per Engagement Year at every Tier and belongs to Automatum in every case, accruing at $833.25 per Engagement Month under clause 11.3. Service Revenue is the balance of the Collected Client Fees and divides according to Client Status.</w:t>
+      </w:r>
+    </w:p>
+    <w:p>
+      <w:pPr>
+        <w:spacing w:after="160" w:before="0" w:line="276"/>
+        <w:jc w:val="both"/>
+      </w:pPr>
+      <w:r>
+        <w:rPr>
+          <w:rFonts w:ascii="Calibri" w:cs="Calibri" w:eastAsia="Calibri" w:hAnsi="Calibri"/>
+          <w:b/>
+          <w:bCs/>
+          <w:sz w:val="22"/>
+          <w:szCs w:val="22"/>
+        </w:rPr>
+        <w:t xml:space="preserve">Net New Client - Platform Revenue to Automatum, Service Revenue retained by OBP</w:t>
       </w:r>
     </w:p>
     <w:tbl>
@@ -8144,13 +8436,13 @@
         </w:tblBorders>
       </w:tblPr>
       <w:tblGrid>
-        <w:gridCol w:w="336"/>
-        <w:gridCol w:w="1177"/>
-        <w:gridCol w:w="1737"/>
-        <w:gridCol w:w="1569"/>
-        <w:gridCol w:w="1569"/>
-        <w:gridCol w:w="1625"/>
-        <w:gridCol w:w="1347"/>
+        <w:gridCol w:w="429"/>
+        <w:gridCol w:w="1500"/>
+        <w:gridCol w:w="2215"/>
+        <w:gridCol w:w="2072"/>
+        <w:gridCol w:w="1072"/>
+        <w:gridCol w:w="1143"/>
+        <w:gridCol w:w="929"/>
       </w:tblGrid>
       <w:tr>
         <w:trPr>
@@ -8158,7 +8450,7 @@
         </w:trPr>
         <w:tc>
           <w:tcPr>
-            <w:tcW w:type="dxa" w:w="336"/>
+            <w:tcW w:type="dxa" w:w="429"/>
             <w:shd w:fill="EDEDED" w:color="auto" w:val="clear"/>
             <w:tcMar>
               <w:top w:type="dxa" w:w="60"/>
@@ -8185,7 +8477,7 @@
         </w:tc>
         <w:tc>
           <w:tcPr>
-            <w:tcW w:type="dxa" w:w="1177"/>
+            <w:tcW w:type="dxa" w:w="1500"/>
             <w:shd w:fill="EDEDED" w:color="auto" w:val="clear"/>
             <w:tcMar>
               <w:top w:type="dxa" w:w="60"/>
@@ -8212,7 +8504,7 @@
         </w:tc>
         <w:tc>
           <w:tcPr>
-            <w:tcW w:type="dxa" w:w="1737"/>
+            <w:tcW w:type="dxa" w:w="2215"/>
             <w:shd w:fill="EDEDED" w:color="auto" w:val="clear"/>
             <w:tcMar>
               <w:top w:type="dxa" w:w="60"/>
@@ -8239,7 +8531,7 @@
         </w:tc>
         <w:tc>
           <w:tcPr>
-            <w:tcW w:type="dxa" w:w="1569"/>
+            <w:tcW w:type="dxa" w:w="2072"/>
             <w:shd w:fill="EDEDED" w:color="auto" w:val="clear"/>
             <w:tcMar>
               <w:top w:type="dxa" w:w="60"/>
@@ -8260,13 +8552,13 @@
                 <w:sz w:val="19"/>
                 <w:szCs w:val="19"/>
               </w:rPr>
-              <w:t xml:space="preserve">Automatum Retention per year</w:t>
-            </w:r>
-          </w:p>
-        </w:tc>
-        <w:tc>
-          <w:tcPr>
-            <w:tcW w:type="dxa" w:w="1569"/>
+              <w:t xml:space="preserve">Platform Revenue to Automatum</w:t>
+            </w:r>
+          </w:p>
+        </w:tc>
+        <w:tc>
+          <w:tcPr>
+            <w:tcW w:type="dxa" w:w="1072"/>
             <w:shd w:fill="EDEDED" w:color="auto" w:val="clear"/>
             <w:tcMar>
               <w:top w:type="dxa" w:w="60"/>
@@ -8287,13 +8579,13 @@
                 <w:sz w:val="19"/>
                 <w:szCs w:val="19"/>
               </w:rPr>
-              <w:t xml:space="preserve">OBP Service Revenue per year</w:t>
-            </w:r>
-          </w:p>
-        </w:tc>
-        <w:tc>
-          <w:tcPr>
-            <w:tcW w:type="dxa" w:w="1625"/>
+              <w:t xml:space="preserve">Service Revenue</w:t>
+            </w:r>
+          </w:p>
+        </w:tc>
+        <w:tc>
+          <w:tcPr>
+            <w:tcW w:type="dxa" w:w="1143"/>
             <w:shd w:fill="EDEDED" w:color="auto" w:val="clear"/>
             <w:tcMar>
               <w:top w:type="dxa" w:w="60"/>
@@ -8314,13 +8606,13 @@
                 <w:sz w:val="19"/>
                 <w:szCs w:val="19"/>
               </w:rPr>
-              <w:t xml:space="preserve">OBP Service Revenue per month</w:t>
-            </w:r>
-          </w:p>
-        </w:tc>
-        <w:tc>
-          <w:tcPr>
-            <w:tcW w:type="dxa" w:w="1347"/>
+              <w:t xml:space="preserve">OBP share (100%)</w:t>
+            </w:r>
+          </w:p>
+        </w:tc>
+        <w:tc>
+          <w:tcPr>
+            <w:tcW w:type="dxa" w:w="929"/>
             <w:shd w:fill="EDEDED" w:color="auto" w:val="clear"/>
             <w:tcMar>
               <w:top w:type="dxa" w:w="60"/>
@@ -8341,7 +8633,7 @@
                 <w:sz w:val="19"/>
                 <w:szCs w:val="19"/>
               </w:rPr>
-              <w:t xml:space="preserve">Automatum share of gross</w:t>
+              <w:t xml:space="preserve">OBP per month</w:t>
             </w:r>
           </w:p>
         </w:tc>
@@ -8352,7 +8644,7 @@
         </w:trPr>
         <w:tc>
           <w:tcPr>
-            <w:tcW w:type="dxa" w:w="336"/>
+            <w:tcW w:type="dxa" w:w="429"/>
             <w:tcMar>
               <w:top w:type="dxa" w:w="60"/>
               <w:left w:type="dxa" w:w="108"/>
@@ -8376,7 +8668,7 @@
         </w:tc>
         <w:tc>
           <w:tcPr>
-            <w:tcW w:type="dxa" w:w="1177"/>
+            <w:tcW w:type="dxa" w:w="1500"/>
             <w:tcMar>
               <w:top w:type="dxa" w:w="60"/>
               <w:left w:type="dxa" w:w="108"/>
@@ -8400,7 +8692,7 @@
         </w:tc>
         <w:tc>
           <w:tcPr>
-            <w:tcW w:type="dxa" w:w="1737"/>
+            <w:tcW w:type="dxa" w:w="2215"/>
             <w:tcMar>
               <w:top w:type="dxa" w:w="60"/>
               <w:left w:type="dxa" w:w="108"/>
@@ -8424,7 +8716,7 @@
         </w:tc>
         <w:tc>
           <w:tcPr>
-            <w:tcW w:type="dxa" w:w="1569"/>
+            <w:tcW w:type="dxa" w:w="2072"/>
             <w:tcMar>
               <w:top w:type="dxa" w:w="60"/>
               <w:left w:type="dxa" w:w="108"/>
@@ -8448,7 +8740,7 @@
         </w:tc>
         <w:tc>
           <w:tcPr>
-            <w:tcW w:type="dxa" w:w="1569"/>
+            <w:tcW w:type="dxa" w:w="1072"/>
             <w:tcMar>
               <w:top w:type="dxa" w:w="60"/>
               <w:left w:type="dxa" w:w="108"/>
@@ -8472,7 +8764,31 @@
         </w:tc>
         <w:tc>
           <w:tcPr>
-            <w:tcW w:type="dxa" w:w="1625"/>
+            <w:tcW w:type="dxa" w:w="1143"/>
+            <w:tcMar>
+              <w:top w:type="dxa" w:w="60"/>
+              <w:left w:type="dxa" w:w="108"/>
+              <w:bottom w:type="dxa" w:w="60"/>
+              <w:right w:type="dxa" w:w="108"/>
+            </w:tcMar>
+          </w:tcPr>
+          <w:p>
+            <w:pPr>
+              <w:spacing w:after="0" w:before="0" w:line="240"/>
+            </w:pPr>
+            <w:r>
+              <w:rPr>
+                <w:rFonts w:ascii="Calibri" w:cs="Calibri" w:eastAsia="Calibri" w:hAnsi="Calibri"/>
+                <w:sz w:val="19"/>
+                <w:szCs w:val="19"/>
+              </w:rPr>
+              <w:t xml:space="preserve">$20,001</w:t>
+            </w:r>
+          </w:p>
+        </w:tc>
+        <w:tc>
+          <w:tcPr>
+            <w:tcW w:type="dxa" w:w="929"/>
             <w:tcMar>
               <w:top w:type="dxa" w:w="60"/>
               <w:left w:type="dxa" w:w="108"/>
@@ -8491,30 +8807,6 @@
                 <w:szCs w:val="19"/>
               </w:rPr>
               <w:t xml:space="preserve">$1,666.75</w:t>
-            </w:r>
-          </w:p>
-        </w:tc>
-        <w:tc>
-          <w:tcPr>
-            <w:tcW w:type="dxa" w:w="1347"/>
-            <w:tcMar>
-              <w:top w:type="dxa" w:w="60"/>
-              <w:left w:type="dxa" w:w="108"/>
-              <w:bottom w:type="dxa" w:w="60"/>
-              <w:right w:type="dxa" w:w="108"/>
-            </w:tcMar>
-          </w:tcPr>
-          <w:p>
-            <w:pPr>
-              <w:spacing w:after="0" w:before="0" w:line="240"/>
-            </w:pPr>
-            <w:r>
-              <w:rPr>
-                <w:rFonts w:ascii="Calibri" w:cs="Calibri" w:eastAsia="Calibri" w:hAnsi="Calibri"/>
-                <w:sz w:val="19"/>
-                <w:szCs w:val="19"/>
-              </w:rPr>
-              <w:t xml:space="preserve">33.3%</w:t>
             </w:r>
           </w:p>
         </w:tc>
@@ -8525,7 +8817,7 @@
         </w:trPr>
         <w:tc>
           <w:tcPr>
-            <w:tcW w:type="dxa" w:w="336"/>
+            <w:tcW w:type="dxa" w:w="429"/>
             <w:tcMar>
               <w:top w:type="dxa" w:w="60"/>
               <w:left w:type="dxa" w:w="108"/>
@@ -8549,7 +8841,7 @@
         </w:tc>
         <w:tc>
           <w:tcPr>
-            <w:tcW w:type="dxa" w:w="1177"/>
+            <w:tcW w:type="dxa" w:w="1500"/>
             <w:tcMar>
               <w:top w:type="dxa" w:w="60"/>
               <w:left w:type="dxa" w:w="108"/>
@@ -8573,7 +8865,7 @@
         </w:tc>
         <w:tc>
           <w:tcPr>
-            <w:tcW w:type="dxa" w:w="1737"/>
+            <w:tcW w:type="dxa" w:w="2215"/>
             <w:tcMar>
               <w:top w:type="dxa" w:w="60"/>
               <w:left w:type="dxa" w:w="108"/>
@@ -8597,7 +8889,7 @@
         </w:tc>
         <w:tc>
           <w:tcPr>
-            <w:tcW w:type="dxa" w:w="1569"/>
+            <w:tcW w:type="dxa" w:w="2072"/>
             <w:tcMar>
               <w:top w:type="dxa" w:w="60"/>
               <w:left w:type="dxa" w:w="108"/>
@@ -8621,7 +8913,7 @@
         </w:tc>
         <w:tc>
           <w:tcPr>
-            <w:tcW w:type="dxa" w:w="1569"/>
+            <w:tcW w:type="dxa" w:w="1072"/>
             <w:tcMar>
               <w:top w:type="dxa" w:w="60"/>
               <w:left w:type="dxa" w:w="108"/>
@@ -8645,7 +8937,31 @@
         </w:tc>
         <w:tc>
           <w:tcPr>
-            <w:tcW w:type="dxa" w:w="1625"/>
+            <w:tcW w:type="dxa" w:w="1143"/>
+            <w:tcMar>
+              <w:top w:type="dxa" w:w="60"/>
+              <w:left w:type="dxa" w:w="108"/>
+              <w:bottom w:type="dxa" w:w="60"/>
+              <w:right w:type="dxa" w:w="108"/>
+            </w:tcMar>
+          </w:tcPr>
+          <w:p>
+            <w:pPr>
+              <w:spacing w:after="0" w:before="0" w:line="240"/>
+            </w:pPr>
+            <w:r>
+              <w:rPr>
+                <w:rFonts w:ascii="Calibri" w:cs="Calibri" w:eastAsia="Calibri" w:hAnsi="Calibri"/>
+                <w:sz w:val="19"/>
+                <w:szCs w:val="19"/>
+              </w:rPr>
+              <w:t xml:space="preserve">$50,001</w:t>
+            </w:r>
+          </w:p>
+        </w:tc>
+        <w:tc>
+          <w:tcPr>
+            <w:tcW w:type="dxa" w:w="929"/>
             <w:tcMar>
               <w:top w:type="dxa" w:w="60"/>
               <w:left w:type="dxa" w:w="108"/>
@@ -8664,30 +8980,6 @@
                 <w:szCs w:val="19"/>
               </w:rPr>
               <w:t xml:space="preserve">$4,166.75</w:t>
-            </w:r>
-          </w:p>
-        </w:tc>
-        <w:tc>
-          <w:tcPr>
-            <w:tcW w:type="dxa" w:w="1347"/>
-            <w:tcMar>
-              <w:top w:type="dxa" w:w="60"/>
-              <w:left w:type="dxa" w:w="108"/>
-              <w:bottom w:type="dxa" w:w="60"/>
-              <w:right w:type="dxa" w:w="108"/>
-            </w:tcMar>
-          </w:tcPr>
-          <w:p>
-            <w:pPr>
-              <w:spacing w:after="0" w:before="0" w:line="240"/>
-            </w:pPr>
-            <w:r>
-              <w:rPr>
-                <w:rFonts w:ascii="Calibri" w:cs="Calibri" w:eastAsia="Calibri" w:hAnsi="Calibri"/>
-                <w:sz w:val="19"/>
-                <w:szCs w:val="19"/>
-              </w:rPr>
-              <w:t xml:space="preserve">16.7%</w:t>
             </w:r>
           </w:p>
         </w:tc>
@@ -8698,7 +8990,7 @@
         </w:trPr>
         <w:tc>
           <w:tcPr>
-            <w:tcW w:type="dxa" w:w="336"/>
+            <w:tcW w:type="dxa" w:w="429"/>
             <w:tcMar>
               <w:top w:type="dxa" w:w="60"/>
               <w:left w:type="dxa" w:w="108"/>
@@ -8722,7 +9014,7 @@
         </w:tc>
         <w:tc>
           <w:tcPr>
-            <w:tcW w:type="dxa" w:w="1177"/>
+            <w:tcW w:type="dxa" w:w="1500"/>
             <w:tcMar>
               <w:top w:type="dxa" w:w="60"/>
               <w:left w:type="dxa" w:w="108"/>
@@ -8746,7 +9038,7 @@
         </w:tc>
         <w:tc>
           <w:tcPr>
-            <w:tcW w:type="dxa" w:w="1737"/>
+            <w:tcW w:type="dxa" w:w="2215"/>
             <w:tcMar>
               <w:top w:type="dxa" w:w="60"/>
               <w:left w:type="dxa" w:w="108"/>
@@ -8770,7 +9062,7 @@
         </w:tc>
         <w:tc>
           <w:tcPr>
-            <w:tcW w:type="dxa" w:w="1569"/>
+            <w:tcW w:type="dxa" w:w="2072"/>
             <w:tcMar>
               <w:top w:type="dxa" w:w="60"/>
               <w:left w:type="dxa" w:w="108"/>
@@ -8794,7 +9086,7 @@
         </w:tc>
         <w:tc>
           <w:tcPr>
-            <w:tcW w:type="dxa" w:w="1569"/>
+            <w:tcW w:type="dxa" w:w="1072"/>
             <w:tcMar>
               <w:top w:type="dxa" w:w="60"/>
               <w:left w:type="dxa" w:w="108"/>
@@ -8818,7 +9110,31 @@
         </w:tc>
         <w:tc>
           <w:tcPr>
-            <w:tcW w:type="dxa" w:w="1625"/>
+            <w:tcW w:type="dxa" w:w="1143"/>
+            <w:tcMar>
+              <w:top w:type="dxa" w:w="60"/>
+              <w:left w:type="dxa" w:w="108"/>
+              <w:bottom w:type="dxa" w:w="60"/>
+              <w:right w:type="dxa" w:w="108"/>
+            </w:tcMar>
+          </w:tcPr>
+          <w:p>
+            <w:pPr>
+              <w:spacing w:after="0" w:before="0" w:line="240"/>
+            </w:pPr>
+            <w:r>
+              <w:rPr>
+                <w:rFonts w:ascii="Calibri" w:cs="Calibri" w:eastAsia="Calibri" w:hAnsi="Calibri"/>
+                <w:sz w:val="19"/>
+                <w:szCs w:val="19"/>
+              </w:rPr>
+              <w:t xml:space="preserve">$80,001</w:t>
+            </w:r>
+          </w:p>
+        </w:tc>
+        <w:tc>
+          <w:tcPr>
+            <w:tcW w:type="dxa" w:w="929"/>
             <w:tcMar>
               <w:top w:type="dxa" w:w="60"/>
               <w:left w:type="dxa" w:w="108"/>
@@ -8837,30 +9153,6 @@
                 <w:szCs w:val="19"/>
               </w:rPr>
               <w:t xml:space="preserve">$6,666.75</w:t>
-            </w:r>
-          </w:p>
-        </w:tc>
-        <w:tc>
-          <w:tcPr>
-            <w:tcW w:type="dxa" w:w="1347"/>
-            <w:tcMar>
-              <w:top w:type="dxa" w:w="60"/>
-              <w:left w:type="dxa" w:w="108"/>
-              <w:bottom w:type="dxa" w:w="60"/>
-              <w:right w:type="dxa" w:w="108"/>
-            </w:tcMar>
-          </w:tcPr>
-          <w:p>
-            <w:pPr>
-              <w:spacing w:after="0" w:before="0" w:line="240"/>
-            </w:pPr>
-            <w:r>
-              <w:rPr>
-                <w:rFonts w:ascii="Calibri" w:cs="Calibri" w:eastAsia="Calibri" w:hAnsi="Calibri"/>
-                <w:sz w:val="19"/>
-                <w:szCs w:val="19"/>
-              </w:rPr>
-              <w:t xml:space="preserve">11.1%</w:t>
             </w:r>
           </w:p>
         </w:tc>
@@ -8882,10 +9174,821 @@
       <w:r>
         <w:rPr>
           <w:rFonts w:ascii="Calibri" w:cs="Calibri" w:eastAsia="Calibri" w:hAnsi="Calibri"/>
-          <w:sz w:val="22"/>
-          <w:szCs w:val="22"/>
-        </w:rPr>
-        <w:t xml:space="preserve">These figures assume the Client Fees are collected in full. Clause 11.1 and clause 11.2 govern where they are not: both the Automatum Retention and the OBP Service Revenue accrue only against Collected Client Fees, and a shortfall is borne by each Party in the proportions above for the affected Engagement Month.</w:t>
+          <w:b/>
+          <w:bCs/>
+          <w:sz w:val="22"/>
+          <w:szCs w:val="22"/>
+        </w:rPr>
+        <w:t xml:space="preserve">Existing Automatum Client - Service Revenue split 75% OBP / 25% Automatum</w:t>
+      </w:r>
+    </w:p>
+    <w:p>
+      <w:pPr>
+        <w:spacing w:after="160" w:before="0" w:line="276"/>
+        <w:jc w:val="both"/>
+      </w:pPr>
+      <w:r>
+        <w:rPr>
+          <w:rFonts w:ascii="Calibri" w:cs="Calibri" w:eastAsia="Calibri" w:hAnsi="Calibri"/>
+          <w:sz w:val="22"/>
+          <w:szCs w:val="22"/>
+        </w:rPr>
+        <w:t xml:space="preserve">The Client's existing subscription continues and is not part of the Engagement. The figures below are the Engagement itself.</w:t>
+      </w:r>
+    </w:p>
+    <w:tbl>
+      <w:tblPr>
+        <w:tblW w:type="dxa" w:w="9360"/>
+        <w:tblBorders>
+          <w:top w:val="single" w:color="auto" w:sz="4"/>
+          <w:left w:val="single" w:color="auto" w:sz="4"/>
+          <w:bottom w:val="single" w:color="auto" w:sz="4"/>
+          <w:right w:val="single" w:color="auto" w:sz="4"/>
+          <w:insideH w:val="single" w:color="auto" w:sz="4"/>
+          <w:insideV w:val="single" w:color="auto" w:sz="4"/>
+        </w:tblBorders>
+      </w:tblPr>
+      <w:tblGrid>
+        <w:gridCol w:w="416"/>
+        <w:gridCol w:w="1456"/>
+        <w:gridCol w:w="2427"/>
+        <w:gridCol w:w="1040"/>
+        <w:gridCol w:w="1456"/>
+        <w:gridCol w:w="901"/>
+        <w:gridCol w:w="1664"/>
+      </w:tblGrid>
+      <w:tr>
+        <w:trPr>
+          <w:tblHeader/>
+        </w:trPr>
+        <w:tc>
+          <w:tcPr>
+            <w:tcW w:type="dxa" w:w="416"/>
+            <w:shd w:fill="EDEDED" w:color="auto" w:val="clear"/>
+            <w:tcMar>
+              <w:top w:type="dxa" w:w="60"/>
+              <w:left w:type="dxa" w:w="108"/>
+              <w:bottom w:type="dxa" w:w="60"/>
+              <w:right w:type="dxa" w:w="108"/>
+            </w:tcMar>
+          </w:tcPr>
+          <w:p>
+            <w:pPr>
+              <w:spacing w:after="0" w:before="0" w:line="240"/>
+            </w:pPr>
+            <w:r>
+              <w:rPr>
+                <w:rFonts w:ascii="Calibri" w:cs="Calibri" w:eastAsia="Calibri" w:hAnsi="Calibri"/>
+                <w:b/>
+                <w:bCs/>
+                <w:sz w:val="19"/>
+                <w:szCs w:val="19"/>
+              </w:rPr>
+              <w:t xml:space="preserve">Tier</w:t>
+            </w:r>
+          </w:p>
+        </w:tc>
+        <w:tc>
+          <w:tcPr>
+            <w:tcW w:type="dxa" w:w="1456"/>
+            <w:shd w:fill="EDEDED" w:color="auto" w:val="clear"/>
+            <w:tcMar>
+              <w:top w:type="dxa" w:w="60"/>
+              <w:left w:type="dxa" w:w="108"/>
+              <w:bottom w:type="dxa" w:w="60"/>
+              <w:right w:type="dxa" w:w="108"/>
+            </w:tcMar>
+          </w:tcPr>
+          <w:p>
+            <w:pPr>
+              <w:spacing w:after="0" w:before="0" w:line="240"/>
+            </w:pPr>
+            <w:r>
+              <w:rPr>
+                <w:rFonts w:ascii="Calibri" w:cs="Calibri" w:eastAsia="Calibri" w:hAnsi="Calibri"/>
+                <w:b/>
+                <w:bCs/>
+                <w:sz w:val="19"/>
+                <w:szCs w:val="19"/>
+              </w:rPr>
+              <w:t xml:space="preserve">Client Fees per month</w:t>
+            </w:r>
+          </w:p>
+        </w:tc>
+        <w:tc>
+          <w:tcPr>
+            <w:tcW w:type="dxa" w:w="2427"/>
+            <w:shd w:fill="EDEDED" w:color="auto" w:val="clear"/>
+            <w:tcMar>
+              <w:top w:type="dxa" w:w="60"/>
+              <w:left w:type="dxa" w:w="108"/>
+              <w:bottom w:type="dxa" w:w="60"/>
+              <w:right w:type="dxa" w:w="108"/>
+            </w:tcMar>
+          </w:tcPr>
+          <w:p>
+            <w:pPr>
+              <w:spacing w:after="0" w:before="0" w:line="240"/>
+            </w:pPr>
+            <w:r>
+              <w:rPr>
+                <w:rFonts w:ascii="Calibri" w:cs="Calibri" w:eastAsia="Calibri" w:hAnsi="Calibri"/>
+                <w:b/>
+                <w:bCs/>
+                <w:sz w:val="19"/>
+                <w:szCs w:val="19"/>
+              </w:rPr>
+              <w:t xml:space="preserve">Service Revenue per Engagement Year</w:t>
+            </w:r>
+          </w:p>
+        </w:tc>
+        <w:tc>
+          <w:tcPr>
+            <w:tcW w:type="dxa" w:w="1040"/>
+            <w:shd w:fill="EDEDED" w:color="auto" w:val="clear"/>
+            <w:tcMar>
+              <w:top w:type="dxa" w:w="60"/>
+              <w:left w:type="dxa" w:w="108"/>
+              <w:bottom w:type="dxa" w:w="60"/>
+              <w:right w:type="dxa" w:w="108"/>
+            </w:tcMar>
+          </w:tcPr>
+          <w:p>
+            <w:pPr>
+              <w:spacing w:after="0" w:before="0" w:line="240"/>
+            </w:pPr>
+            <w:r>
+              <w:rPr>
+                <w:rFonts w:ascii="Calibri" w:cs="Calibri" w:eastAsia="Calibri" w:hAnsi="Calibri"/>
+                <w:b/>
+                <w:bCs/>
+                <w:sz w:val="19"/>
+                <w:szCs w:val="19"/>
+              </w:rPr>
+              <w:t xml:space="preserve">OBP share (75%)</w:t>
+            </w:r>
+          </w:p>
+        </w:tc>
+        <w:tc>
+          <w:tcPr>
+            <w:tcW w:type="dxa" w:w="1456"/>
+            <w:shd w:fill="EDEDED" w:color="auto" w:val="clear"/>
+            <w:tcMar>
+              <w:top w:type="dxa" w:w="60"/>
+              <w:left w:type="dxa" w:w="108"/>
+              <w:bottom w:type="dxa" w:w="60"/>
+              <w:right w:type="dxa" w:w="108"/>
+            </w:tcMar>
+          </w:tcPr>
+          <w:p>
+            <w:pPr>
+              <w:spacing w:after="0" w:before="0" w:line="240"/>
+            </w:pPr>
+            <w:r>
+              <w:rPr>
+                <w:rFonts w:ascii="Calibri" w:cs="Calibri" w:eastAsia="Calibri" w:hAnsi="Calibri"/>
+                <w:b/>
+                <w:bCs/>
+                <w:sz w:val="19"/>
+                <w:szCs w:val="19"/>
+              </w:rPr>
+              <w:t xml:space="preserve">Automatum share (25%)</w:t>
+            </w:r>
+          </w:p>
+        </w:tc>
+        <w:tc>
+          <w:tcPr>
+            <w:tcW w:type="dxa" w:w="901"/>
+            <w:shd w:fill="EDEDED" w:color="auto" w:val="clear"/>
+            <w:tcMar>
+              <w:top w:type="dxa" w:w="60"/>
+              <w:left w:type="dxa" w:w="108"/>
+              <w:bottom w:type="dxa" w:w="60"/>
+              <w:right w:type="dxa" w:w="108"/>
+            </w:tcMar>
+          </w:tcPr>
+          <w:p>
+            <w:pPr>
+              <w:spacing w:after="0" w:before="0" w:line="240"/>
+            </w:pPr>
+            <w:r>
+              <w:rPr>
+                <w:rFonts w:ascii="Calibri" w:cs="Calibri" w:eastAsia="Calibri" w:hAnsi="Calibri"/>
+                <w:b/>
+                <w:bCs/>
+                <w:sz w:val="19"/>
+                <w:szCs w:val="19"/>
+              </w:rPr>
+              <w:t xml:space="preserve">OBP per month</w:t>
+            </w:r>
+          </w:p>
+        </w:tc>
+        <w:tc>
+          <w:tcPr>
+            <w:tcW w:type="dxa" w:w="1664"/>
+            <w:shd w:fill="EDEDED" w:color="auto" w:val="clear"/>
+            <w:tcMar>
+              <w:top w:type="dxa" w:w="60"/>
+              <w:left w:type="dxa" w:w="108"/>
+              <w:bottom w:type="dxa" w:w="60"/>
+              <w:right w:type="dxa" w:w="108"/>
+            </w:tcMar>
+          </w:tcPr>
+          <w:p>
+            <w:pPr>
+              <w:spacing w:after="0" w:before="0" w:line="240"/>
+            </w:pPr>
+            <w:r>
+              <w:rPr>
+                <w:rFonts w:ascii="Calibri" w:cs="Calibri" w:eastAsia="Calibri" w:hAnsi="Calibri"/>
+                <w:b/>
+                <w:bCs/>
+                <w:sz w:val="19"/>
+                <w:szCs w:val="19"/>
+              </w:rPr>
+              <w:t xml:space="preserve">Automatum total per year</w:t>
+            </w:r>
+          </w:p>
+        </w:tc>
+      </w:tr>
+      <w:tr>
+        <w:trPr>
+          <w:tblHeader w:val="false"/>
+        </w:trPr>
+        <w:tc>
+          <w:tcPr>
+            <w:tcW w:type="dxa" w:w="416"/>
+            <w:tcMar>
+              <w:top w:type="dxa" w:w="60"/>
+              <w:left w:type="dxa" w:w="108"/>
+              <w:bottom w:type="dxa" w:w="60"/>
+              <w:right w:type="dxa" w:w="108"/>
+            </w:tcMar>
+          </w:tcPr>
+          <w:p>
+            <w:pPr>
+              <w:spacing w:after="0" w:before="0" w:line="240"/>
+            </w:pPr>
+            <w:r>
+              <w:rPr>
+                <w:rFonts w:ascii="Calibri" w:cs="Calibri" w:eastAsia="Calibri" w:hAnsi="Calibri"/>
+                <w:sz w:val="19"/>
+                <w:szCs w:val="19"/>
+              </w:rPr>
+              <w:t xml:space="preserve">1</w:t>
+            </w:r>
+          </w:p>
+        </w:tc>
+        <w:tc>
+          <w:tcPr>
+            <w:tcW w:type="dxa" w:w="1456"/>
+            <w:tcMar>
+              <w:top w:type="dxa" w:w="60"/>
+              <w:left w:type="dxa" w:w="108"/>
+              <w:bottom w:type="dxa" w:w="60"/>
+              <w:right w:type="dxa" w:w="108"/>
+            </w:tcMar>
+          </w:tcPr>
+          <w:p>
+            <w:pPr>
+              <w:spacing w:after="0" w:before="0" w:line="240"/>
+            </w:pPr>
+            <w:r>
+              <w:rPr>
+                <w:rFonts w:ascii="Calibri" w:cs="Calibri" w:eastAsia="Calibri" w:hAnsi="Calibri"/>
+                <w:sz w:val="19"/>
+                <w:szCs w:val="19"/>
+              </w:rPr>
+              <w:t xml:space="preserve">$2,500</w:t>
+            </w:r>
+          </w:p>
+        </w:tc>
+        <w:tc>
+          <w:tcPr>
+            <w:tcW w:type="dxa" w:w="2427"/>
+            <w:tcMar>
+              <w:top w:type="dxa" w:w="60"/>
+              <w:left w:type="dxa" w:w="108"/>
+              <w:bottom w:type="dxa" w:w="60"/>
+              <w:right w:type="dxa" w:w="108"/>
+            </w:tcMar>
+          </w:tcPr>
+          <w:p>
+            <w:pPr>
+              <w:spacing w:after="0" w:before="0" w:line="240"/>
+            </w:pPr>
+            <w:r>
+              <w:rPr>
+                <w:rFonts w:ascii="Calibri" w:cs="Calibri" w:eastAsia="Calibri" w:hAnsi="Calibri"/>
+                <w:sz w:val="19"/>
+                <w:szCs w:val="19"/>
+              </w:rPr>
+              <w:t xml:space="preserve">$20,001</w:t>
+            </w:r>
+          </w:p>
+        </w:tc>
+        <w:tc>
+          <w:tcPr>
+            <w:tcW w:type="dxa" w:w="1040"/>
+            <w:tcMar>
+              <w:top w:type="dxa" w:w="60"/>
+              <w:left w:type="dxa" w:w="108"/>
+              <w:bottom w:type="dxa" w:w="60"/>
+              <w:right w:type="dxa" w:w="108"/>
+            </w:tcMar>
+          </w:tcPr>
+          <w:p>
+            <w:pPr>
+              <w:spacing w:after="0" w:before="0" w:line="240"/>
+            </w:pPr>
+            <w:r>
+              <w:rPr>
+                <w:rFonts w:ascii="Calibri" w:cs="Calibri" w:eastAsia="Calibri" w:hAnsi="Calibri"/>
+                <w:sz w:val="19"/>
+                <w:szCs w:val="19"/>
+              </w:rPr>
+              <w:t xml:space="preserve">$15,000.75</w:t>
+            </w:r>
+          </w:p>
+        </w:tc>
+        <w:tc>
+          <w:tcPr>
+            <w:tcW w:type="dxa" w:w="1456"/>
+            <w:tcMar>
+              <w:top w:type="dxa" w:w="60"/>
+              <w:left w:type="dxa" w:w="108"/>
+              <w:bottom w:type="dxa" w:w="60"/>
+              <w:right w:type="dxa" w:w="108"/>
+            </w:tcMar>
+          </w:tcPr>
+          <w:p>
+            <w:pPr>
+              <w:spacing w:after="0" w:before="0" w:line="240"/>
+            </w:pPr>
+            <w:r>
+              <w:rPr>
+                <w:rFonts w:ascii="Calibri" w:cs="Calibri" w:eastAsia="Calibri" w:hAnsi="Calibri"/>
+                <w:sz w:val="19"/>
+                <w:szCs w:val="19"/>
+              </w:rPr>
+              <w:t xml:space="preserve">$5,000.25</w:t>
+            </w:r>
+          </w:p>
+        </w:tc>
+        <w:tc>
+          <w:tcPr>
+            <w:tcW w:type="dxa" w:w="901"/>
+            <w:tcMar>
+              <w:top w:type="dxa" w:w="60"/>
+              <w:left w:type="dxa" w:w="108"/>
+              <w:bottom w:type="dxa" w:w="60"/>
+              <w:right w:type="dxa" w:w="108"/>
+            </w:tcMar>
+          </w:tcPr>
+          <w:p>
+            <w:pPr>
+              <w:spacing w:after="0" w:before="0" w:line="240"/>
+            </w:pPr>
+            <w:r>
+              <w:rPr>
+                <w:rFonts w:ascii="Calibri" w:cs="Calibri" w:eastAsia="Calibri" w:hAnsi="Calibri"/>
+                <w:sz w:val="19"/>
+                <w:szCs w:val="19"/>
+              </w:rPr>
+              <w:t xml:space="preserve">$1,250.06</w:t>
+            </w:r>
+          </w:p>
+        </w:tc>
+        <w:tc>
+          <w:tcPr>
+            <w:tcW w:type="dxa" w:w="1664"/>
+            <w:tcMar>
+              <w:top w:type="dxa" w:w="60"/>
+              <w:left w:type="dxa" w:w="108"/>
+              <w:bottom w:type="dxa" w:w="60"/>
+              <w:right w:type="dxa" w:w="108"/>
+            </w:tcMar>
+          </w:tcPr>
+          <w:p>
+            <w:pPr>
+              <w:spacing w:after="0" w:before="0" w:line="240"/>
+            </w:pPr>
+            <w:r>
+              <w:rPr>
+                <w:rFonts w:ascii="Calibri" w:cs="Calibri" w:eastAsia="Calibri" w:hAnsi="Calibri"/>
+                <w:sz w:val="19"/>
+                <w:szCs w:val="19"/>
+              </w:rPr>
+              <w:t xml:space="preserve">$14,999.25</w:t>
+            </w:r>
+          </w:p>
+        </w:tc>
+      </w:tr>
+      <w:tr>
+        <w:trPr>
+          <w:tblHeader w:val="false"/>
+        </w:trPr>
+        <w:tc>
+          <w:tcPr>
+            <w:tcW w:type="dxa" w:w="416"/>
+            <w:tcMar>
+              <w:top w:type="dxa" w:w="60"/>
+              <w:left w:type="dxa" w:w="108"/>
+              <w:bottom w:type="dxa" w:w="60"/>
+              <w:right w:type="dxa" w:w="108"/>
+            </w:tcMar>
+          </w:tcPr>
+          <w:p>
+            <w:pPr>
+              <w:spacing w:after="0" w:before="0" w:line="240"/>
+            </w:pPr>
+            <w:r>
+              <w:rPr>
+                <w:rFonts w:ascii="Calibri" w:cs="Calibri" w:eastAsia="Calibri" w:hAnsi="Calibri"/>
+                <w:sz w:val="19"/>
+                <w:szCs w:val="19"/>
+              </w:rPr>
+              <w:t xml:space="preserve">2</w:t>
+            </w:r>
+          </w:p>
+        </w:tc>
+        <w:tc>
+          <w:tcPr>
+            <w:tcW w:type="dxa" w:w="1456"/>
+            <w:tcMar>
+              <w:top w:type="dxa" w:w="60"/>
+              <w:left w:type="dxa" w:w="108"/>
+              <w:bottom w:type="dxa" w:w="60"/>
+              <w:right w:type="dxa" w:w="108"/>
+            </w:tcMar>
+          </w:tcPr>
+          <w:p>
+            <w:pPr>
+              <w:spacing w:after="0" w:before="0" w:line="240"/>
+            </w:pPr>
+            <w:r>
+              <w:rPr>
+                <w:rFonts w:ascii="Calibri" w:cs="Calibri" w:eastAsia="Calibri" w:hAnsi="Calibri"/>
+                <w:sz w:val="19"/>
+                <w:szCs w:val="19"/>
+              </w:rPr>
+              <w:t xml:space="preserve">$5,000</w:t>
+            </w:r>
+          </w:p>
+        </w:tc>
+        <w:tc>
+          <w:tcPr>
+            <w:tcW w:type="dxa" w:w="2427"/>
+            <w:tcMar>
+              <w:top w:type="dxa" w:w="60"/>
+              <w:left w:type="dxa" w:w="108"/>
+              <w:bottom w:type="dxa" w:w="60"/>
+              <w:right w:type="dxa" w:w="108"/>
+            </w:tcMar>
+          </w:tcPr>
+          <w:p>
+            <w:pPr>
+              <w:spacing w:after="0" w:before="0" w:line="240"/>
+            </w:pPr>
+            <w:r>
+              <w:rPr>
+                <w:rFonts w:ascii="Calibri" w:cs="Calibri" w:eastAsia="Calibri" w:hAnsi="Calibri"/>
+                <w:sz w:val="19"/>
+                <w:szCs w:val="19"/>
+              </w:rPr>
+              <w:t xml:space="preserve">$50,001</w:t>
+            </w:r>
+          </w:p>
+        </w:tc>
+        <w:tc>
+          <w:tcPr>
+            <w:tcW w:type="dxa" w:w="1040"/>
+            <w:tcMar>
+              <w:top w:type="dxa" w:w="60"/>
+              <w:left w:type="dxa" w:w="108"/>
+              <w:bottom w:type="dxa" w:w="60"/>
+              <w:right w:type="dxa" w:w="108"/>
+            </w:tcMar>
+          </w:tcPr>
+          <w:p>
+            <w:pPr>
+              <w:spacing w:after="0" w:before="0" w:line="240"/>
+            </w:pPr>
+            <w:r>
+              <w:rPr>
+                <w:rFonts w:ascii="Calibri" w:cs="Calibri" w:eastAsia="Calibri" w:hAnsi="Calibri"/>
+                <w:sz w:val="19"/>
+                <w:szCs w:val="19"/>
+              </w:rPr>
+              <w:t xml:space="preserve">$37,500.75</w:t>
+            </w:r>
+          </w:p>
+        </w:tc>
+        <w:tc>
+          <w:tcPr>
+            <w:tcW w:type="dxa" w:w="1456"/>
+            <w:tcMar>
+              <w:top w:type="dxa" w:w="60"/>
+              <w:left w:type="dxa" w:w="108"/>
+              <w:bottom w:type="dxa" w:w="60"/>
+              <w:right w:type="dxa" w:w="108"/>
+            </w:tcMar>
+          </w:tcPr>
+          <w:p>
+            <w:pPr>
+              <w:spacing w:after="0" w:before="0" w:line="240"/>
+            </w:pPr>
+            <w:r>
+              <w:rPr>
+                <w:rFonts w:ascii="Calibri" w:cs="Calibri" w:eastAsia="Calibri" w:hAnsi="Calibri"/>
+                <w:sz w:val="19"/>
+                <w:szCs w:val="19"/>
+              </w:rPr>
+              <w:t xml:space="preserve">$12,500.25</w:t>
+            </w:r>
+          </w:p>
+        </w:tc>
+        <w:tc>
+          <w:tcPr>
+            <w:tcW w:type="dxa" w:w="901"/>
+            <w:tcMar>
+              <w:top w:type="dxa" w:w="60"/>
+              <w:left w:type="dxa" w:w="108"/>
+              <w:bottom w:type="dxa" w:w="60"/>
+              <w:right w:type="dxa" w:w="108"/>
+            </w:tcMar>
+          </w:tcPr>
+          <w:p>
+            <w:pPr>
+              <w:spacing w:after="0" w:before="0" w:line="240"/>
+            </w:pPr>
+            <w:r>
+              <w:rPr>
+                <w:rFonts w:ascii="Calibri" w:cs="Calibri" w:eastAsia="Calibri" w:hAnsi="Calibri"/>
+                <w:sz w:val="19"/>
+                <w:szCs w:val="19"/>
+              </w:rPr>
+              <w:t xml:space="preserve">$3,125.06</w:t>
+            </w:r>
+          </w:p>
+        </w:tc>
+        <w:tc>
+          <w:tcPr>
+            <w:tcW w:type="dxa" w:w="1664"/>
+            <w:tcMar>
+              <w:top w:type="dxa" w:w="60"/>
+              <w:left w:type="dxa" w:w="108"/>
+              <w:bottom w:type="dxa" w:w="60"/>
+              <w:right w:type="dxa" w:w="108"/>
+            </w:tcMar>
+          </w:tcPr>
+          <w:p>
+            <w:pPr>
+              <w:spacing w:after="0" w:before="0" w:line="240"/>
+            </w:pPr>
+            <w:r>
+              <w:rPr>
+                <w:rFonts w:ascii="Calibri" w:cs="Calibri" w:eastAsia="Calibri" w:hAnsi="Calibri"/>
+                <w:sz w:val="19"/>
+                <w:szCs w:val="19"/>
+              </w:rPr>
+              <w:t xml:space="preserve">$22,499.25</w:t>
+            </w:r>
+          </w:p>
+        </w:tc>
+      </w:tr>
+      <w:tr>
+        <w:trPr>
+          <w:tblHeader w:val="false"/>
+        </w:trPr>
+        <w:tc>
+          <w:tcPr>
+            <w:tcW w:type="dxa" w:w="416"/>
+            <w:tcMar>
+              <w:top w:type="dxa" w:w="60"/>
+              <w:left w:type="dxa" w:w="108"/>
+              <w:bottom w:type="dxa" w:w="60"/>
+              <w:right w:type="dxa" w:w="108"/>
+            </w:tcMar>
+          </w:tcPr>
+          <w:p>
+            <w:pPr>
+              <w:spacing w:after="0" w:before="0" w:line="240"/>
+            </w:pPr>
+            <w:r>
+              <w:rPr>
+                <w:rFonts w:ascii="Calibri" w:cs="Calibri" w:eastAsia="Calibri" w:hAnsi="Calibri"/>
+                <w:sz w:val="19"/>
+                <w:szCs w:val="19"/>
+              </w:rPr>
+              <w:t xml:space="preserve">3</w:t>
+            </w:r>
+          </w:p>
+        </w:tc>
+        <w:tc>
+          <w:tcPr>
+            <w:tcW w:type="dxa" w:w="1456"/>
+            <w:tcMar>
+              <w:top w:type="dxa" w:w="60"/>
+              <w:left w:type="dxa" w:w="108"/>
+              <w:bottom w:type="dxa" w:w="60"/>
+              <w:right w:type="dxa" w:w="108"/>
+            </w:tcMar>
+          </w:tcPr>
+          <w:p>
+            <w:pPr>
+              <w:spacing w:after="0" w:before="0" w:line="240"/>
+            </w:pPr>
+            <w:r>
+              <w:rPr>
+                <w:rFonts w:ascii="Calibri" w:cs="Calibri" w:eastAsia="Calibri" w:hAnsi="Calibri"/>
+                <w:sz w:val="19"/>
+                <w:szCs w:val="19"/>
+              </w:rPr>
+              <w:t xml:space="preserve">$7,500</w:t>
+            </w:r>
+          </w:p>
+        </w:tc>
+        <w:tc>
+          <w:tcPr>
+            <w:tcW w:type="dxa" w:w="2427"/>
+            <w:tcMar>
+              <w:top w:type="dxa" w:w="60"/>
+              <w:left w:type="dxa" w:w="108"/>
+              <w:bottom w:type="dxa" w:w="60"/>
+              <w:right w:type="dxa" w:w="108"/>
+            </w:tcMar>
+          </w:tcPr>
+          <w:p>
+            <w:pPr>
+              <w:spacing w:after="0" w:before="0" w:line="240"/>
+            </w:pPr>
+            <w:r>
+              <w:rPr>
+                <w:rFonts w:ascii="Calibri" w:cs="Calibri" w:eastAsia="Calibri" w:hAnsi="Calibri"/>
+                <w:sz w:val="19"/>
+                <w:szCs w:val="19"/>
+              </w:rPr>
+              <w:t xml:space="preserve">$80,001</w:t>
+            </w:r>
+          </w:p>
+        </w:tc>
+        <w:tc>
+          <w:tcPr>
+            <w:tcW w:type="dxa" w:w="1040"/>
+            <w:tcMar>
+              <w:top w:type="dxa" w:w="60"/>
+              <w:left w:type="dxa" w:w="108"/>
+              <w:bottom w:type="dxa" w:w="60"/>
+              <w:right w:type="dxa" w:w="108"/>
+            </w:tcMar>
+          </w:tcPr>
+          <w:p>
+            <w:pPr>
+              <w:spacing w:after="0" w:before="0" w:line="240"/>
+            </w:pPr>
+            <w:r>
+              <w:rPr>
+                <w:rFonts w:ascii="Calibri" w:cs="Calibri" w:eastAsia="Calibri" w:hAnsi="Calibri"/>
+                <w:sz w:val="19"/>
+                <w:szCs w:val="19"/>
+              </w:rPr>
+              <w:t xml:space="preserve">$60,000.75</w:t>
+            </w:r>
+          </w:p>
+        </w:tc>
+        <w:tc>
+          <w:tcPr>
+            <w:tcW w:type="dxa" w:w="1456"/>
+            <w:tcMar>
+              <w:top w:type="dxa" w:w="60"/>
+              <w:left w:type="dxa" w:w="108"/>
+              <w:bottom w:type="dxa" w:w="60"/>
+              <w:right w:type="dxa" w:w="108"/>
+            </w:tcMar>
+          </w:tcPr>
+          <w:p>
+            <w:pPr>
+              <w:spacing w:after="0" w:before="0" w:line="240"/>
+            </w:pPr>
+            <w:r>
+              <w:rPr>
+                <w:rFonts w:ascii="Calibri" w:cs="Calibri" w:eastAsia="Calibri" w:hAnsi="Calibri"/>
+                <w:sz w:val="19"/>
+                <w:szCs w:val="19"/>
+              </w:rPr>
+              <w:t xml:space="preserve">$20,000.25</w:t>
+            </w:r>
+          </w:p>
+        </w:tc>
+        <w:tc>
+          <w:tcPr>
+            <w:tcW w:type="dxa" w:w="901"/>
+            <w:tcMar>
+              <w:top w:type="dxa" w:w="60"/>
+              <w:left w:type="dxa" w:w="108"/>
+              <w:bottom w:type="dxa" w:w="60"/>
+              <w:right w:type="dxa" w:w="108"/>
+            </w:tcMar>
+          </w:tcPr>
+          <w:p>
+            <w:pPr>
+              <w:spacing w:after="0" w:before="0" w:line="240"/>
+            </w:pPr>
+            <w:r>
+              <w:rPr>
+                <w:rFonts w:ascii="Calibri" w:cs="Calibri" w:eastAsia="Calibri" w:hAnsi="Calibri"/>
+                <w:sz w:val="19"/>
+                <w:szCs w:val="19"/>
+              </w:rPr>
+              <w:t xml:space="preserve">$5,000.06</w:t>
+            </w:r>
+          </w:p>
+        </w:tc>
+        <w:tc>
+          <w:tcPr>
+            <w:tcW w:type="dxa" w:w="1664"/>
+            <w:tcMar>
+              <w:top w:type="dxa" w:w="60"/>
+              <w:left w:type="dxa" w:w="108"/>
+              <w:bottom w:type="dxa" w:w="60"/>
+              <w:right w:type="dxa" w:w="108"/>
+            </w:tcMar>
+          </w:tcPr>
+          <w:p>
+            <w:pPr>
+              <w:spacing w:after="0" w:before="0" w:line="240"/>
+            </w:pPr>
+            <w:r>
+              <w:rPr>
+                <w:rFonts w:ascii="Calibri" w:cs="Calibri" w:eastAsia="Calibri" w:hAnsi="Calibri"/>
+                <w:sz w:val="19"/>
+                <w:szCs w:val="19"/>
+              </w:rPr>
+              <w:t xml:space="preserve">$29,999.25</w:t>
+            </w:r>
+          </w:p>
+        </w:tc>
+      </w:tr>
+    </w:tbl>
+    <w:p>
+      <w:pPr>
+        <w:spacing w:after="160"/>
+      </w:pPr>
+      <w:r>
+        <w:t xml:space="preserve"/>
+      </w:r>
+    </w:p>
+    <w:p>
+      <w:pPr>
+        <w:spacing w:after="160" w:before="0" w:line="276"/>
+        <w:jc w:val="both"/>
+      </w:pPr>
+      <w:r>
+        <w:rPr>
+          <w:rFonts w:ascii="Calibri" w:cs="Calibri" w:eastAsia="Calibri" w:hAnsi="Calibri"/>
+          <w:sz w:val="22"/>
+          <w:szCs w:val="22"/>
+        </w:rPr>
+        <w:t xml:space="preserve">"Automatum total per year" is the $9,999 Platform Revenue the Client already pays plus Automatum's 25% share, and is stated so the two Client Statuses can be compared. Under this split an upsell is worth more to Automatum than a Net New Client at every Tier, which is the result the Parties intend, because on an upsell Automatum contributes the Client relationship.</w:t>
+      </w:r>
+    </w:p>
+    <w:p>
+      <w:pPr>
+        <w:spacing w:after="160" w:before="0" w:line="276"/>
+        <w:jc w:val="both"/>
+      </w:pPr>
+      <w:r>
+        <w:rPr>
+          <w:rFonts w:ascii="Calibri" w:cs="Calibri" w:eastAsia="Calibri" w:hAnsi="Calibri"/>
+          <w:b/>
+          <w:bCs/>
+          <w:sz w:val="22"/>
+          <w:szCs w:val="22"/>
+        </w:rPr>
+        <w:t xml:space="preserve">Rounding.</w:t>
+      </w:r>
+      <w:r>
+        <w:rPr>
+          <w:rFonts w:ascii="Calibri" w:cs="Calibri" w:eastAsia="Calibri" w:hAnsi="Calibri"/>
+          <w:sz w:val="22"/>
+          <w:szCs w:val="22"/>
+        </w:rPr>
+        <w:t xml:space="preserve"> Monthly accrual is one twelfth of the annual share rounded to the nearest cent, and the final Engagement Month of each Engagement Year takes the rounding difference so that the twelve monthly amounts total the annual share exactly.</w:t>
+      </w:r>
+    </w:p>
+    <w:p>
+      <w:pPr>
+        <w:spacing w:after="160" w:before="0" w:line="276"/>
+        <w:jc w:val="both"/>
+      </w:pPr>
+      <w:r>
+        <w:rPr>
+          <w:rFonts w:ascii="Calibri" w:cs="Calibri" w:eastAsia="Calibri" w:hAnsi="Calibri"/>
+          <w:sz w:val="22"/>
+          <w:szCs w:val="22"/>
+        </w:rPr>
+        <w:t xml:space="preserve">These figures assume the Client Fees are collected in full. Clause 11.1 and clause 11.2 govern where they are not: Platform Revenue and each Party's share of Service Revenue accrue only against Collected Client Fees, and a shortfall is borne by each Party in the proportions above for the affected Engagement Month.</w:t>
       </w:r>
     </w:p>
     <w:p>
@@ -8913,10 +10016,44 @@
       <w:r>
         <w:rPr>
           <w:rFonts w:ascii="Calibri" w:cs="Calibri" w:eastAsia="Calibri" w:hAnsi="Calibri"/>
-          <w:sz w:val="22"/>
-          <w:szCs w:val="22"/>
-        </w:rPr>
-        <w:t xml:space="preserve">Client Fees collected $60,000. Automatum Retention $9,999 accruing at $833.25 per month. OBP Service Revenue $50,001 accruing at $4,166.75 per month. OBP invoices $4,166.75 monthly in arrears under clause 11.4.</w:t>
+          <w:b/>
+          <w:bCs/>
+          <w:sz w:val="22"/>
+          <w:szCs w:val="22"/>
+        </w:rPr>
+        <w:t xml:space="preserve">Net New Client.</w:t>
+      </w:r>
+      <w:r>
+        <w:rPr>
+          <w:rFonts w:ascii="Calibri" w:cs="Calibri" w:eastAsia="Calibri" w:hAnsi="Calibri"/>
+          <w:sz w:val="22"/>
+          <w:szCs w:val="22"/>
+        </w:rPr>
+        <w:t xml:space="preserve"> Client Fees collected $60,000. Platform Revenue $9,999 to Automatum, accruing at $833.25 per month. Service Revenue $50,001, retained in full by OBP and accruing at $4,166.75 per month. OBP invoices $4,166.75 monthly in arrears under clause 11.4.</w:t>
+      </w:r>
+    </w:p>
+    <w:p>
+      <w:pPr>
+        <w:spacing w:after="160" w:before="0" w:line="276"/>
+        <w:jc w:val="both"/>
+      </w:pPr>
+      <w:r>
+        <w:rPr>
+          <w:rFonts w:ascii="Calibri" w:cs="Calibri" w:eastAsia="Calibri" w:hAnsi="Calibri"/>
+          <w:b/>
+          <w:bCs/>
+          <w:sz w:val="22"/>
+          <w:szCs w:val="22"/>
+        </w:rPr>
+        <w:t xml:space="preserve">Existing Automatum Client.</w:t>
+      </w:r>
+      <w:r>
+        <w:rPr>
+          <w:rFonts w:ascii="Calibri" w:cs="Calibri" w:eastAsia="Calibri" w:hAnsi="Calibri"/>
+          <w:sz w:val="22"/>
+          <w:szCs w:val="22"/>
+        </w:rPr>
+        <w:t xml:space="preserve"> The same $60,000 is collected and the Client's existing subscription continues alongside it. Service Revenue $50,001 divides $37,500.75 to OBP and $12,500.25 to Automatum. OBP invoices $3,125.06 monthly in arrears, with the final Engagement Month of the Engagement Year taking the rounding difference under paragraph 1.</w:t>
       </w:r>
     </w:p>
     <w:p>
@@ -9088,7 +10225,7 @@
                 <w:sz w:val="19"/>
                 <w:szCs w:val="19"/>
               </w:rPr>
-              <w:t xml:space="preserve">Automatum Retention accrued (3 x $833.25)</w:t>
+              <w:t xml:space="preserve">Platform Revenue accrued (3 x $833.25)</w:t>
             </w:r>
           </w:p>
         </w:tc>
@@ -9177,6 +10314,20 @@
       </w:pPr>
       <w:r>
         <w:t xml:space="preserve"/>
+      </w:r>
+    </w:p>
+    <w:p>
+      <w:pPr>
+        <w:spacing w:after="160" w:before="0" w:line="276"/>
+        <w:jc w:val="both"/>
+      </w:pPr>
+      <w:r>
+        <w:rPr>
+          <w:rFonts w:ascii="Calibri" w:cs="Calibri" w:eastAsia="Calibri" w:hAnsi="Calibri"/>
+          <w:sz w:val="22"/>
+          <w:szCs w:val="22"/>
+        </w:rPr>
+        <w:t xml:space="preserve">Had the same Client been an Existing Automatum Client, the three months would have accrued $2,499.75 of Platform Revenue under its continuing subscription, $3,750.19 of Service Revenue to OBP and $1,250.06 to Automatum.</w:t>
       </w:r>
     </w:p>
     <w:p>
@@ -13764,8 +14915,8 @@
         </w:tblBorders>
       </w:tblPr>
       <w:tblGrid>
-        <w:gridCol w:w="8252"/>
-        <w:gridCol w:w="1108"/>
+        <w:gridCol w:w="5183"/>
+        <w:gridCol w:w="4177"/>
       </w:tblGrid>
       <w:tr>
         <w:trPr>
@@ -13773,7 +14924,7 @@
         </w:trPr>
         <w:tc>
           <w:tcPr>
-            <w:tcW w:type="dxa" w:w="8252"/>
+            <w:tcW w:type="dxa" w:w="5183"/>
             <w:shd w:fill="EDEDED" w:color="auto" w:val="clear"/>
             <w:tcMar>
               <w:top w:type="dxa" w:w="60"/>
@@ -13800,7 +14951,7 @@
         </w:tc>
         <w:tc>
           <w:tcPr>
-            <w:tcW w:type="dxa" w:w="1108"/>
+            <w:tcW w:type="dxa" w:w="4177"/>
             <w:shd w:fill="EDEDED" w:color="auto" w:val="clear"/>
             <w:tcMar>
               <w:top w:type="dxa" w:w="60"/>
@@ -13832,7 +14983,7 @@
         </w:trPr>
         <w:tc>
           <w:tcPr>
-            <w:tcW w:type="dxa" w:w="8252"/>
+            <w:tcW w:type="dxa" w:w="5183"/>
             <w:tcMar>
               <w:top w:type="dxa" w:w="60"/>
               <w:left w:type="dxa" w:w="108"/>
@@ -13856,7 +15007,7 @@
         </w:tc>
         <w:tc>
           <w:tcPr>
-            <w:tcW w:type="dxa" w:w="1108"/>
+            <w:tcW w:type="dxa" w:w="4177"/>
             <w:tcMar>
               <w:top w:type="dxa" w:w="60"/>
               <w:left w:type="dxa" w:w="108"/>
@@ -13885,7 +15036,7 @@
         </w:trPr>
         <w:tc>
           <w:tcPr>
-            <w:tcW w:type="dxa" w:w="8252"/>
+            <w:tcW w:type="dxa" w:w="5183"/>
             <w:tcMar>
               <w:top w:type="dxa" w:w="60"/>
               <w:left w:type="dxa" w:w="108"/>
@@ -13909,7 +15060,7 @@
         </w:tc>
         <w:tc>
           <w:tcPr>
-            <w:tcW w:type="dxa" w:w="1108"/>
+            <w:tcW w:type="dxa" w:w="4177"/>
             <w:tcMar>
               <w:top w:type="dxa" w:w="60"/>
               <w:left w:type="dxa" w:w="108"/>
@@ -13938,7 +15089,7 @@
         </w:trPr>
         <w:tc>
           <w:tcPr>
-            <w:tcW w:type="dxa" w:w="8252"/>
+            <w:tcW w:type="dxa" w:w="5183"/>
             <w:tcMar>
               <w:top w:type="dxa" w:w="60"/>
               <w:left w:type="dxa" w:w="108"/>
@@ -13962,7 +15113,7 @@
         </w:tc>
         <w:tc>
           <w:tcPr>
-            <w:tcW w:type="dxa" w:w="1108"/>
+            <w:tcW w:type="dxa" w:w="4177"/>
             <w:tcMar>
               <w:top w:type="dxa" w:w="60"/>
               <w:left w:type="dxa" w:w="108"/>
@@ -13991,7 +15142,7 @@
         </w:trPr>
         <w:tc>
           <w:tcPr>
-            <w:tcW w:type="dxa" w:w="8252"/>
+            <w:tcW w:type="dxa" w:w="5183"/>
             <w:tcMar>
               <w:top w:type="dxa" w:w="60"/>
               <w:left w:type="dxa" w:w="108"/>
@@ -14015,7 +15166,7 @@
         </w:tc>
         <w:tc>
           <w:tcPr>
-            <w:tcW w:type="dxa" w:w="1108"/>
+            <w:tcW w:type="dxa" w:w="4177"/>
             <w:tcMar>
               <w:top w:type="dxa" w:w="60"/>
               <w:left w:type="dxa" w:w="108"/>
@@ -14044,7 +15195,7 @@
         </w:trPr>
         <w:tc>
           <w:tcPr>
-            <w:tcW w:type="dxa" w:w="8252"/>
+            <w:tcW w:type="dxa" w:w="5183"/>
             <w:tcMar>
               <w:top w:type="dxa" w:w="60"/>
               <w:left w:type="dxa" w:w="108"/>
@@ -14068,7 +15219,7 @@
         </w:tc>
         <w:tc>
           <w:tcPr>
-            <w:tcW w:type="dxa" w:w="1108"/>
+            <w:tcW w:type="dxa" w:w="4177"/>
             <w:tcMar>
               <w:top w:type="dxa" w:w="60"/>
               <w:left w:type="dxa" w:w="108"/>
@@ -14097,7 +15248,7 @@
         </w:trPr>
         <w:tc>
           <w:tcPr>
-            <w:tcW w:type="dxa" w:w="8252"/>
+            <w:tcW w:type="dxa" w:w="5183"/>
             <w:tcMar>
               <w:top w:type="dxa" w:w="60"/>
               <w:left w:type="dxa" w:w="108"/>
@@ -14121,7 +15272,7 @@
         </w:tc>
         <w:tc>
           <w:tcPr>
-            <w:tcW w:type="dxa" w:w="1108"/>
+            <w:tcW w:type="dxa" w:w="4177"/>
             <w:tcMar>
               <w:top w:type="dxa" w:w="60"/>
               <w:left w:type="dxa" w:w="108"/>
@@ -14150,7 +15301,7 @@
         </w:trPr>
         <w:tc>
           <w:tcPr>
-            <w:tcW w:type="dxa" w:w="8252"/>
+            <w:tcW w:type="dxa" w:w="5183"/>
             <w:tcMar>
               <w:top w:type="dxa" w:w="60"/>
               <w:left w:type="dxa" w:w="108"/>
@@ -14174,7 +15325,7 @@
         </w:tc>
         <w:tc>
           <w:tcPr>
-            <w:tcW w:type="dxa" w:w="1108"/>
+            <w:tcW w:type="dxa" w:w="4177"/>
             <w:tcMar>
               <w:top w:type="dxa" w:w="60"/>
               <w:left w:type="dxa" w:w="108"/>
@@ -14203,49 +15354,49 @@
         </w:trPr>
         <w:tc>
           <w:tcPr>
-            <w:tcW w:type="dxa" w:w="8252"/>
-            <w:tcMar>
-              <w:top w:type="dxa" w:w="60"/>
-              <w:left w:type="dxa" w:w="108"/>
-              <w:bottom w:type="dxa" w:w="60"/>
-              <w:right w:type="dxa" w:w="108"/>
-            </w:tcMar>
-          </w:tcPr>
-          <w:p>
-            <w:pPr>
-              <w:spacing w:after="0" w:before="0" w:line="240"/>
-            </w:pPr>
-            <w:r>
-              <w:rPr>
-                <w:rFonts w:ascii="Calibri" w:cs="Calibri" w:eastAsia="Calibri" w:hAnsi="Calibri"/>
-                <w:sz w:val="19"/>
-                <w:szCs w:val="19"/>
-              </w:rPr>
-              <w:t xml:space="preserve">Automatum Retention per Engagement Year</w:t>
-            </w:r>
-          </w:p>
-        </w:tc>
-        <w:tc>
-          <w:tcPr>
-            <w:tcW w:type="dxa" w:w="1108"/>
-            <w:tcMar>
-              <w:top w:type="dxa" w:w="60"/>
-              <w:left w:type="dxa" w:w="108"/>
-              <w:bottom w:type="dxa" w:w="60"/>
-              <w:right w:type="dxa" w:w="108"/>
-            </w:tcMar>
-          </w:tcPr>
-          <w:p>
-            <w:pPr>
-              <w:spacing w:after="0" w:before="0" w:line="240"/>
-            </w:pPr>
-            <w:r>
-              <w:rPr>
-                <w:rFonts w:ascii="Calibri" w:cs="Calibri" w:eastAsia="Calibri" w:hAnsi="Calibri"/>
-                <w:sz w:val="19"/>
-                <w:szCs w:val="19"/>
-              </w:rPr>
-              <w:t xml:space="preserve">$9,999</w:t>
+            <w:tcW w:type="dxa" w:w="5183"/>
+            <w:tcMar>
+              <w:top w:type="dxa" w:w="60"/>
+              <w:left w:type="dxa" w:w="108"/>
+              <w:bottom w:type="dxa" w:w="60"/>
+              <w:right w:type="dxa" w:w="108"/>
+            </w:tcMar>
+          </w:tcPr>
+          <w:p>
+            <w:pPr>
+              <w:spacing w:after="0" w:before="0" w:line="240"/>
+            </w:pPr>
+            <w:r>
+              <w:rPr>
+                <w:rFonts w:ascii="Calibri" w:cs="Calibri" w:eastAsia="Calibri" w:hAnsi="Calibri"/>
+                <w:sz w:val="19"/>
+                <w:szCs w:val="19"/>
+              </w:rPr>
+              <w:t xml:space="preserve">Client Status (clause 4.7)</w:t>
+            </w:r>
+          </w:p>
+        </w:tc>
+        <w:tc>
+          <w:tcPr>
+            <w:tcW w:type="dxa" w:w="4177"/>
+            <w:tcMar>
+              <w:top w:type="dxa" w:w="60"/>
+              <w:left w:type="dxa" w:w="108"/>
+              <w:bottom w:type="dxa" w:w="60"/>
+              <w:right w:type="dxa" w:w="108"/>
+            </w:tcMar>
+          </w:tcPr>
+          <w:p>
+            <w:pPr>
+              <w:spacing w:after="0" w:before="0" w:line="240"/>
+            </w:pPr>
+            <w:r>
+              <w:rPr>
+                <w:rFonts w:ascii="Calibri" w:cs="Calibri" w:eastAsia="Calibri" w:hAnsi="Calibri"/>
+                <w:sz w:val="19"/>
+                <w:szCs w:val="19"/>
+              </w:rPr>
+              <w:t xml:space="preserve">Net New Client / Existing Automatum Client</w:t>
             </w:r>
           </w:p>
         </w:tc>
@@ -14256,49 +15407,49 @@
         </w:trPr>
         <w:tc>
           <w:tcPr>
-            <w:tcW w:type="dxa" w:w="8252"/>
-            <w:tcMar>
-              <w:top w:type="dxa" w:w="60"/>
-              <w:left w:type="dxa" w:w="108"/>
-              <w:bottom w:type="dxa" w:w="60"/>
-              <w:right w:type="dxa" w:w="108"/>
-            </w:tcMar>
-          </w:tcPr>
-          <w:p>
-            <w:pPr>
-              <w:spacing w:after="0" w:before="0" w:line="240"/>
-            </w:pPr>
-            <w:r>
-              <w:rPr>
-                <w:rFonts w:ascii="Calibri" w:cs="Calibri" w:eastAsia="Calibri" w:hAnsi="Calibri"/>
-                <w:sz w:val="19"/>
-                <w:szCs w:val="19"/>
-              </w:rPr>
-              <w:t xml:space="preserve">OBP Service Revenue per month</w:t>
-            </w:r>
-          </w:p>
-        </w:tc>
-        <w:tc>
-          <w:tcPr>
-            <w:tcW w:type="dxa" w:w="1108"/>
-            <w:tcMar>
-              <w:top w:type="dxa" w:w="60"/>
-              <w:left w:type="dxa" w:w="108"/>
-              <w:bottom w:type="dxa" w:w="60"/>
-              <w:right w:type="dxa" w:w="108"/>
-            </w:tcMar>
-          </w:tcPr>
-          <w:p>
-            <w:pPr>
-              <w:spacing w:after="0" w:before="0" w:line="240"/>
-            </w:pPr>
-            <w:r>
-              <w:rPr>
-                <w:rFonts w:ascii="Calibri" w:cs="Calibri" w:eastAsia="Calibri" w:hAnsi="Calibri"/>
-                <w:sz w:val="19"/>
-                <w:szCs w:val="19"/>
-              </w:rPr>
-              <w:t xml:space="preserve"/>
+            <w:tcW w:type="dxa" w:w="5183"/>
+            <w:tcMar>
+              <w:top w:type="dxa" w:w="60"/>
+              <w:left w:type="dxa" w:w="108"/>
+              <w:bottom w:type="dxa" w:w="60"/>
+              <w:right w:type="dxa" w:w="108"/>
+            </w:tcMar>
+          </w:tcPr>
+          <w:p>
+            <w:pPr>
+              <w:spacing w:after="0" w:before="0" w:line="240"/>
+            </w:pPr>
+            <w:r>
+              <w:rPr>
+                <w:rFonts w:ascii="Calibri" w:cs="Calibri" w:eastAsia="Calibri" w:hAnsi="Calibri"/>
+                <w:sz w:val="19"/>
+                <w:szCs w:val="19"/>
+              </w:rPr>
+              <w:t xml:space="preserve">Client Source (clause 4.7)</w:t>
+            </w:r>
+          </w:p>
+        </w:tc>
+        <w:tc>
+          <w:tcPr>
+            <w:tcW w:type="dxa" w:w="4177"/>
+            <w:tcMar>
+              <w:top w:type="dxa" w:w="60"/>
+              <w:left w:type="dxa" w:w="108"/>
+              <w:bottom w:type="dxa" w:w="60"/>
+              <w:right w:type="dxa" w:w="108"/>
+            </w:tcMar>
+          </w:tcPr>
+          <w:p>
+            <w:pPr>
+              <w:spacing w:after="0" w:before="0" w:line="240"/>
+            </w:pPr>
+            <w:r>
+              <w:rPr>
+                <w:rFonts w:ascii="Calibri" w:cs="Calibri" w:eastAsia="Calibri" w:hAnsi="Calibri"/>
+                <w:sz w:val="19"/>
+                <w:szCs w:val="19"/>
+              </w:rPr>
+              <w:t xml:space="preserve">OBP-Sourced / Automatum-Sourced / Joint or ACE-Sourced</w:t>
             </w:r>
           </w:p>
         </w:tc>
@@ -14309,49 +15460,49 @@
         </w:trPr>
         <w:tc>
           <w:tcPr>
-            <w:tcW w:type="dxa" w:w="8252"/>
-            <w:tcMar>
-              <w:top w:type="dxa" w:w="60"/>
-              <w:left w:type="dxa" w:w="108"/>
-              <w:bottom w:type="dxa" w:w="60"/>
-              <w:right w:type="dxa" w:w="108"/>
-            </w:tcMar>
-          </w:tcPr>
-          <w:p>
-            <w:pPr>
-              <w:spacing w:after="0" w:before="0" w:line="240"/>
-            </w:pPr>
-            <w:r>
-              <w:rPr>
-                <w:rFonts w:ascii="Calibri" w:cs="Calibri" w:eastAsia="Calibri" w:hAnsi="Calibri"/>
-                <w:sz w:val="19"/>
-                <w:szCs w:val="19"/>
-              </w:rPr>
-              <w:t xml:space="preserve">Named Channel Manager</w:t>
-            </w:r>
-          </w:p>
-        </w:tc>
-        <w:tc>
-          <w:tcPr>
-            <w:tcW w:type="dxa" w:w="1108"/>
-            <w:tcMar>
-              <w:top w:type="dxa" w:w="60"/>
-              <w:left w:type="dxa" w:w="108"/>
-              <w:bottom w:type="dxa" w:w="60"/>
-              <w:right w:type="dxa" w:w="108"/>
-            </w:tcMar>
-          </w:tcPr>
-          <w:p>
-            <w:pPr>
-              <w:spacing w:after="0" w:before="0" w:line="240"/>
-            </w:pPr>
-            <w:r>
-              <w:rPr>
-                <w:rFonts w:ascii="Calibri" w:cs="Calibri" w:eastAsia="Calibri" w:hAnsi="Calibri"/>
-                <w:sz w:val="19"/>
-                <w:szCs w:val="19"/>
-              </w:rPr>
-              <w:t xml:space="preserve"/>
+            <w:tcW w:type="dxa" w:w="5183"/>
+            <w:tcMar>
+              <w:top w:type="dxa" w:w="60"/>
+              <w:left w:type="dxa" w:w="108"/>
+              <w:bottom w:type="dxa" w:w="60"/>
+              <w:right w:type="dxa" w:w="108"/>
+            </w:tcMar>
+          </w:tcPr>
+          <w:p>
+            <w:pPr>
+              <w:spacing w:after="0" w:before="0" w:line="240"/>
+            </w:pPr>
+            <w:r>
+              <w:rPr>
+                <w:rFonts w:ascii="Calibri" w:cs="Calibri" w:eastAsia="Calibri" w:hAnsi="Calibri"/>
+                <w:sz w:val="19"/>
+                <w:szCs w:val="19"/>
+              </w:rPr>
+              <w:t xml:space="preserve">Platform Revenue per Engagement Year</w:t>
+            </w:r>
+          </w:p>
+        </w:tc>
+        <w:tc>
+          <w:tcPr>
+            <w:tcW w:type="dxa" w:w="4177"/>
+            <w:tcMar>
+              <w:top w:type="dxa" w:w="60"/>
+              <w:left w:type="dxa" w:w="108"/>
+              <w:bottom w:type="dxa" w:w="60"/>
+              <w:right w:type="dxa" w:w="108"/>
+            </w:tcMar>
+          </w:tcPr>
+          <w:p>
+            <w:pPr>
+              <w:spacing w:after="0" w:before="0" w:line="240"/>
+            </w:pPr>
+            <w:r>
+              <w:rPr>
+                <w:rFonts w:ascii="Calibri" w:cs="Calibri" w:eastAsia="Calibri" w:hAnsi="Calibri"/>
+                <w:sz w:val="19"/>
+                <w:szCs w:val="19"/>
+              </w:rPr>
+              <w:t xml:space="preserve">$9,999</w:t>
             </w:r>
           </w:p>
         </w:tc>
@@ -14362,49 +15513,49 @@
         </w:trPr>
         <w:tc>
           <w:tcPr>
-            <w:tcW w:type="dxa" w:w="8252"/>
-            <w:tcMar>
-              <w:top w:type="dxa" w:w="60"/>
-              <w:left w:type="dxa" w:w="108"/>
-              <w:bottom w:type="dxa" w:w="60"/>
-              <w:right w:type="dxa" w:w="108"/>
-            </w:tcMar>
-          </w:tcPr>
-          <w:p>
-            <w:pPr>
-              <w:spacing w:after="0" w:before="0" w:line="240"/>
-            </w:pPr>
-            <w:r>
-              <w:rPr>
-                <w:rFonts w:ascii="Calibri" w:cs="Calibri" w:eastAsia="Calibri" w:hAnsi="Calibri"/>
-                <w:sz w:val="19"/>
-                <w:szCs w:val="19"/>
-              </w:rPr>
-              <w:t xml:space="preserve">Named Backup Channel Manager</w:t>
-            </w:r>
-          </w:p>
-        </w:tc>
-        <w:tc>
-          <w:tcPr>
-            <w:tcW w:type="dxa" w:w="1108"/>
-            <w:tcMar>
-              <w:top w:type="dxa" w:w="60"/>
-              <w:left w:type="dxa" w:w="108"/>
-              <w:bottom w:type="dxa" w:w="60"/>
-              <w:right w:type="dxa" w:w="108"/>
-            </w:tcMar>
-          </w:tcPr>
-          <w:p>
-            <w:pPr>
-              <w:spacing w:after="0" w:before="0" w:line="240"/>
-            </w:pPr>
-            <w:r>
-              <w:rPr>
-                <w:rFonts w:ascii="Calibri" w:cs="Calibri" w:eastAsia="Calibri" w:hAnsi="Calibri"/>
-                <w:sz w:val="19"/>
-                <w:szCs w:val="19"/>
-              </w:rPr>
-              <w:t xml:space="preserve"/>
+            <w:tcW w:type="dxa" w:w="5183"/>
+            <w:tcMar>
+              <w:top w:type="dxa" w:w="60"/>
+              <w:left w:type="dxa" w:w="108"/>
+              <w:bottom w:type="dxa" w:w="60"/>
+              <w:right w:type="dxa" w:w="108"/>
+            </w:tcMar>
+          </w:tcPr>
+          <w:p>
+            <w:pPr>
+              <w:spacing w:after="0" w:before="0" w:line="240"/>
+            </w:pPr>
+            <w:r>
+              <w:rPr>
+                <w:rFonts w:ascii="Calibri" w:cs="Calibri" w:eastAsia="Calibri" w:hAnsi="Calibri"/>
+                <w:sz w:val="19"/>
+                <w:szCs w:val="19"/>
+              </w:rPr>
+              <w:t xml:space="preserve">Service Revenue split</w:t>
+            </w:r>
+          </w:p>
+        </w:tc>
+        <w:tc>
+          <w:tcPr>
+            <w:tcW w:type="dxa" w:w="4177"/>
+            <w:tcMar>
+              <w:top w:type="dxa" w:w="60"/>
+              <w:left w:type="dxa" w:w="108"/>
+              <w:bottom w:type="dxa" w:w="60"/>
+              <w:right w:type="dxa" w:w="108"/>
+            </w:tcMar>
+          </w:tcPr>
+          <w:p>
+            <w:pPr>
+              <w:spacing w:after="0" w:before="0" w:line="240"/>
+            </w:pPr>
+            <w:r>
+              <w:rPr>
+                <w:rFonts w:ascii="Calibri" w:cs="Calibri" w:eastAsia="Calibri" w:hAnsi="Calibri"/>
+                <w:sz w:val="19"/>
+                <w:szCs w:val="19"/>
+              </w:rPr>
+              <w:t xml:space="preserve">100% OBP (Net New) / 75% OBP, 25% Automatum (Existing)</w:t>
             </w:r>
           </w:p>
         </w:tc>
@@ -14415,31 +15566,31 @@
         </w:trPr>
         <w:tc>
           <w:tcPr>
-            <w:tcW w:type="dxa" w:w="8252"/>
-            <w:tcMar>
-              <w:top w:type="dxa" w:w="60"/>
-              <w:left w:type="dxa" w:w="108"/>
-              <w:bottom w:type="dxa" w:w="60"/>
-              <w:right w:type="dxa" w:w="108"/>
-            </w:tcMar>
-          </w:tcPr>
-          <w:p>
-            <w:pPr>
-              <w:spacing w:after="0" w:before="0" w:line="240"/>
-            </w:pPr>
-            <w:r>
-              <w:rPr>
-                <w:rFonts w:ascii="Calibri" w:cs="Calibri" w:eastAsia="Calibri" w:hAnsi="Calibri"/>
-                <w:sz w:val="19"/>
-                <w:szCs w:val="19"/>
-              </w:rPr>
-              <w:t xml:space="preserve">Named Deal Desk Owner (Tier 3) and coverage window</w:t>
-            </w:r>
-          </w:p>
-        </w:tc>
-        <w:tc>
-          <w:tcPr>
-            <w:tcW w:type="dxa" w:w="1108"/>
+            <w:tcW w:type="dxa" w:w="5183"/>
+            <w:tcMar>
+              <w:top w:type="dxa" w:w="60"/>
+              <w:left w:type="dxa" w:w="108"/>
+              <w:bottom w:type="dxa" w:w="60"/>
+              <w:right w:type="dxa" w:w="108"/>
+            </w:tcMar>
+          </w:tcPr>
+          <w:p>
+            <w:pPr>
+              <w:spacing w:after="0" w:before="0" w:line="240"/>
+            </w:pPr>
+            <w:r>
+              <w:rPr>
+                <w:rFonts w:ascii="Calibri" w:cs="Calibri" w:eastAsia="Calibri" w:hAnsi="Calibri"/>
+                <w:sz w:val="19"/>
+                <w:szCs w:val="19"/>
+              </w:rPr>
+              <w:t xml:space="preserve">OBP Service Revenue per month</w:t>
+            </w:r>
+          </w:p>
+        </w:tc>
+        <w:tc>
+          <w:tcPr>
+            <w:tcW w:type="dxa" w:w="4177"/>
             <w:tcMar>
               <w:top w:type="dxa" w:w="60"/>
               <w:left w:type="dxa" w:w="108"/>
@@ -14468,31 +15619,31 @@
         </w:trPr>
         <w:tc>
           <w:tcPr>
-            <w:tcW w:type="dxa" w:w="8252"/>
-            <w:tcMar>
-              <w:top w:type="dxa" w:w="60"/>
-              <w:left w:type="dxa" w:w="108"/>
-              <w:bottom w:type="dxa" w:w="60"/>
-              <w:right w:type="dxa" w:w="108"/>
-            </w:tcMar>
-          </w:tcPr>
-          <w:p>
-            <w:pPr>
-              <w:spacing w:after="0" w:before="0" w:line="240"/>
-            </w:pPr>
-            <w:r>
-              <w:rPr>
-                <w:rFonts w:ascii="Calibri" w:cs="Calibri" w:eastAsia="Calibri" w:hAnsi="Calibri"/>
-                <w:sz w:val="19"/>
-                <w:szCs w:val="19"/>
-              </w:rPr>
-              <w:t xml:space="preserve">PSR seats allocated</w:t>
-            </w:r>
-          </w:p>
-        </w:tc>
-        <w:tc>
-          <w:tcPr>
-            <w:tcW w:type="dxa" w:w="1108"/>
+            <w:tcW w:type="dxa" w:w="5183"/>
+            <w:tcMar>
+              <w:top w:type="dxa" w:w="60"/>
+              <w:left w:type="dxa" w:w="108"/>
+              <w:bottom w:type="dxa" w:w="60"/>
+              <w:right w:type="dxa" w:w="108"/>
+            </w:tcMar>
+          </w:tcPr>
+          <w:p>
+            <w:pPr>
+              <w:spacing w:after="0" w:before="0" w:line="240"/>
+            </w:pPr>
+            <w:r>
+              <w:rPr>
+                <w:rFonts w:ascii="Calibri" w:cs="Calibri" w:eastAsia="Calibri" w:hAnsi="Calibri"/>
+                <w:sz w:val="19"/>
+                <w:szCs w:val="19"/>
+              </w:rPr>
+              <w:t xml:space="preserve">Named Channel Manager</w:t>
+            </w:r>
+          </w:p>
+        </w:tc>
+        <w:tc>
+          <w:tcPr>
+            <w:tcW w:type="dxa" w:w="4177"/>
             <w:tcMar>
               <w:top w:type="dxa" w:w="60"/>
               <w:left w:type="dxa" w:w="108"/>
@@ -14521,31 +15672,31 @@
         </w:trPr>
         <w:tc>
           <w:tcPr>
-            <w:tcW w:type="dxa" w:w="8252"/>
-            <w:tcMar>
-              <w:top w:type="dxa" w:w="60"/>
-              <w:left w:type="dxa" w:w="108"/>
-              <w:bottom w:type="dxa" w:w="60"/>
-              <w:right w:type="dxa" w:w="108"/>
-            </w:tcMar>
-          </w:tcPr>
-          <w:p>
-            <w:pPr>
-              <w:spacing w:after="0" w:before="0" w:line="240"/>
-            </w:pPr>
-            <w:r>
-              <w:rPr>
-                <w:rFonts w:ascii="Calibri" w:cs="Calibri" w:eastAsia="Calibri" w:hAnsi="Calibri"/>
-                <w:sz w:val="19"/>
-                <w:szCs w:val="19"/>
-              </w:rPr>
-              <w:t xml:space="preserve">PSR tenancy and partner record threshold</w:t>
-            </w:r>
-          </w:p>
-        </w:tc>
-        <w:tc>
-          <w:tcPr>
-            <w:tcW w:type="dxa" w:w="1108"/>
+            <w:tcW w:type="dxa" w:w="5183"/>
+            <w:tcMar>
+              <w:top w:type="dxa" w:w="60"/>
+              <w:left w:type="dxa" w:w="108"/>
+              <w:bottom w:type="dxa" w:w="60"/>
+              <w:right w:type="dxa" w:w="108"/>
+            </w:tcMar>
+          </w:tcPr>
+          <w:p>
+            <w:pPr>
+              <w:spacing w:after="0" w:before="0" w:line="240"/>
+            </w:pPr>
+            <w:r>
+              <w:rPr>
+                <w:rFonts w:ascii="Calibri" w:cs="Calibri" w:eastAsia="Calibri" w:hAnsi="Calibri"/>
+                <w:sz w:val="19"/>
+                <w:szCs w:val="19"/>
+              </w:rPr>
+              <w:t xml:space="preserve">Named Backup Channel Manager</w:t>
+            </w:r>
+          </w:p>
+        </w:tc>
+        <w:tc>
+          <w:tcPr>
+            <w:tcW w:type="dxa" w:w="4177"/>
             <w:tcMar>
               <w:top w:type="dxa" w:w="60"/>
               <w:left w:type="dxa" w:w="108"/>
@@ -14574,31 +15725,31 @@
         </w:trPr>
         <w:tc>
           <w:tcPr>
-            <w:tcW w:type="dxa" w:w="8252"/>
-            <w:tcMar>
-              <w:top w:type="dxa" w:w="60"/>
-              <w:left w:type="dxa" w:w="108"/>
-              <w:bottom w:type="dxa" w:w="60"/>
-              <w:right w:type="dxa" w:w="108"/>
-            </w:tcMar>
-          </w:tcPr>
-          <w:p>
-            <w:pPr>
-              <w:spacing w:after="0" w:before="0" w:line="240"/>
-            </w:pPr>
-            <w:r>
-              <w:rPr>
-                <w:rFonts w:ascii="Calibri" w:cs="Calibri" w:eastAsia="Calibri" w:hAnsi="Calibri"/>
-                <w:sz w:val="19"/>
-                <w:szCs w:val="19"/>
-              </w:rPr>
-              <w:t xml:space="preserve">HubSpot and Salesforce instances, master system and sync direction</w:t>
-            </w:r>
-          </w:p>
-        </w:tc>
-        <w:tc>
-          <w:tcPr>
-            <w:tcW w:type="dxa" w:w="1108"/>
+            <w:tcW w:type="dxa" w:w="5183"/>
+            <w:tcMar>
+              <w:top w:type="dxa" w:w="60"/>
+              <w:left w:type="dxa" w:w="108"/>
+              <w:bottom w:type="dxa" w:w="60"/>
+              <w:right w:type="dxa" w:w="108"/>
+            </w:tcMar>
+          </w:tcPr>
+          <w:p>
+            <w:pPr>
+              <w:spacing w:after="0" w:before="0" w:line="240"/>
+            </w:pPr>
+            <w:r>
+              <w:rPr>
+                <w:rFonts w:ascii="Calibri" w:cs="Calibri" w:eastAsia="Calibri" w:hAnsi="Calibri"/>
+                <w:sz w:val="19"/>
+                <w:szCs w:val="19"/>
+              </w:rPr>
+              <w:t xml:space="preserve">Named Deal Desk Owner (Tier 3) and coverage window</w:t>
+            </w:r>
+          </w:p>
+        </w:tc>
+        <w:tc>
+          <w:tcPr>
+            <w:tcW w:type="dxa" w:w="4177"/>
             <w:tcMar>
               <w:top w:type="dxa" w:w="60"/>
               <w:left w:type="dxa" w:w="108"/>
@@ -14627,31 +15778,31 @@
         </w:trPr>
         <w:tc>
           <w:tcPr>
-            <w:tcW w:type="dxa" w:w="8252"/>
-            <w:tcMar>
-              <w:top w:type="dxa" w:w="60"/>
-              <w:left w:type="dxa" w:w="108"/>
-              <w:bottom w:type="dxa" w:w="60"/>
-              <w:right w:type="dxa" w:w="108"/>
-            </w:tcMar>
-          </w:tcPr>
-          <w:p>
-            <w:pPr>
-              <w:spacing w:after="0" w:before="0" w:line="240"/>
-            </w:pPr>
-            <w:r>
-              <w:rPr>
-                <w:rFonts w:ascii="Calibri" w:cs="Calibri" w:eastAsia="Calibri" w:hAnsi="Calibri"/>
-                <w:sz w:val="19"/>
-                <w:szCs w:val="19"/>
-              </w:rPr>
-              <w:t xml:space="preserve">Intake channel</w:t>
-            </w:r>
-          </w:p>
-        </w:tc>
-        <w:tc>
-          <w:tcPr>
-            <w:tcW w:type="dxa" w:w="1108"/>
+            <w:tcW w:type="dxa" w:w="5183"/>
+            <w:tcMar>
+              <w:top w:type="dxa" w:w="60"/>
+              <w:left w:type="dxa" w:w="108"/>
+              <w:bottom w:type="dxa" w:w="60"/>
+              <w:right w:type="dxa" w:w="108"/>
+            </w:tcMar>
+          </w:tcPr>
+          <w:p>
+            <w:pPr>
+              <w:spacing w:after="0" w:before="0" w:line="240"/>
+            </w:pPr>
+            <w:r>
+              <w:rPr>
+                <w:rFonts w:ascii="Calibri" w:cs="Calibri" w:eastAsia="Calibri" w:hAnsi="Calibri"/>
+                <w:sz w:val="19"/>
+                <w:szCs w:val="19"/>
+              </w:rPr>
+              <w:t xml:space="preserve">PSR seats allocated</w:t>
+            </w:r>
+          </w:p>
+        </w:tc>
+        <w:tc>
+          <w:tcPr>
+            <w:tcW w:type="dxa" w:w="4177"/>
             <w:tcMar>
               <w:top w:type="dxa" w:w="60"/>
               <w:left w:type="dxa" w:w="108"/>
@@ -14680,31 +15831,31 @@
         </w:trPr>
         <w:tc>
           <w:tcPr>
-            <w:tcW w:type="dxa" w:w="8252"/>
-            <w:tcMar>
-              <w:top w:type="dxa" w:w="60"/>
-              <w:left w:type="dxa" w:w="108"/>
-              <w:bottom w:type="dxa" w:w="60"/>
-              <w:right w:type="dxa" w:w="108"/>
-            </w:tcMar>
-          </w:tcPr>
-          <w:p>
-            <w:pPr>
-              <w:spacing w:after="0" w:before="0" w:line="240"/>
-            </w:pPr>
-            <w:r>
-              <w:rPr>
-                <w:rFonts w:ascii="Calibri" w:cs="Calibri" w:eastAsia="Calibri" w:hAnsi="Calibri"/>
-                <w:sz w:val="19"/>
-                <w:szCs w:val="19"/>
-              </w:rPr>
-              <w:t xml:space="preserve">CRM system of record</w:t>
-            </w:r>
-          </w:p>
-        </w:tc>
-        <w:tc>
-          <w:tcPr>
-            <w:tcW w:type="dxa" w:w="1108"/>
+            <w:tcW w:type="dxa" w:w="5183"/>
+            <w:tcMar>
+              <w:top w:type="dxa" w:w="60"/>
+              <w:left w:type="dxa" w:w="108"/>
+              <w:bottom w:type="dxa" w:w="60"/>
+              <w:right w:type="dxa" w:w="108"/>
+            </w:tcMar>
+          </w:tcPr>
+          <w:p>
+            <w:pPr>
+              <w:spacing w:after="0" w:before="0" w:line="240"/>
+            </w:pPr>
+            <w:r>
+              <w:rPr>
+                <w:rFonts w:ascii="Calibri" w:cs="Calibri" w:eastAsia="Calibri" w:hAnsi="Calibri"/>
+                <w:sz w:val="19"/>
+                <w:szCs w:val="19"/>
+              </w:rPr>
+              <w:t xml:space="preserve">PSR tenancy and partner record threshold</w:t>
+            </w:r>
+          </w:p>
+        </w:tc>
+        <w:tc>
+          <w:tcPr>
+            <w:tcW w:type="dxa" w:w="4177"/>
             <w:tcMar>
               <w:top w:type="dxa" w:w="60"/>
               <w:left w:type="dxa" w:w="108"/>
@@ -14733,31 +15884,31 @@
         </w:trPr>
         <w:tc>
           <w:tcPr>
-            <w:tcW w:type="dxa" w:w="8252"/>
-            <w:tcMar>
-              <w:top w:type="dxa" w:w="60"/>
-              <w:left w:type="dxa" w:w="108"/>
-              <w:bottom w:type="dxa" w:w="60"/>
-              <w:right w:type="dxa" w:w="108"/>
-            </w:tcMar>
-          </w:tcPr>
-          <w:p>
-            <w:pPr>
-              <w:spacing w:after="0" w:before="0" w:line="240"/>
-            </w:pPr>
-            <w:r>
-              <w:rPr>
-                <w:rFonts w:ascii="Calibri" w:cs="Calibri" w:eastAsia="Calibri" w:hAnsi="Calibri"/>
-                <w:sz w:val="19"/>
-                <w:szCs w:val="19"/>
-              </w:rPr>
-              <w:t xml:space="preserve">Ideal partner profile</w:t>
-            </w:r>
-          </w:p>
-        </w:tc>
-        <w:tc>
-          <w:tcPr>
-            <w:tcW w:type="dxa" w:w="1108"/>
+            <w:tcW w:type="dxa" w:w="5183"/>
+            <w:tcMar>
+              <w:top w:type="dxa" w:w="60"/>
+              <w:left w:type="dxa" w:w="108"/>
+              <w:bottom w:type="dxa" w:w="60"/>
+              <w:right w:type="dxa" w:w="108"/>
+            </w:tcMar>
+          </w:tcPr>
+          <w:p>
+            <w:pPr>
+              <w:spacing w:after="0" w:before="0" w:line="240"/>
+            </w:pPr>
+            <w:r>
+              <w:rPr>
+                <w:rFonts w:ascii="Calibri" w:cs="Calibri" w:eastAsia="Calibri" w:hAnsi="Calibri"/>
+                <w:sz w:val="19"/>
+                <w:szCs w:val="19"/>
+              </w:rPr>
+              <w:t xml:space="preserve">HubSpot and Salesforce instances, master system and sync direction</w:t>
+            </w:r>
+          </w:p>
+        </w:tc>
+        <w:tc>
+          <w:tcPr>
+            <w:tcW w:type="dxa" w:w="4177"/>
             <w:tcMar>
               <w:top w:type="dxa" w:w="60"/>
               <w:left w:type="dxa" w:w="108"/>
@@ -14786,49 +15937,49 @@
         </w:trPr>
         <w:tc>
           <w:tcPr>
-            <w:tcW w:type="dxa" w:w="8252"/>
-            <w:tcMar>
-              <w:top w:type="dxa" w:w="60"/>
-              <w:left w:type="dxa" w:w="108"/>
-              <w:bottom w:type="dxa" w:w="60"/>
-              <w:right w:type="dxa" w:w="108"/>
-            </w:tcMar>
-          </w:tcPr>
-          <w:p>
-            <w:pPr>
-              <w:spacing w:after="0" w:before="0" w:line="240"/>
-            </w:pPr>
-            <w:r>
-              <w:rPr>
-                <w:rFonts w:ascii="Calibri" w:cs="Calibri" w:eastAsia="Calibri" w:hAnsi="Calibri"/>
-                <w:sz w:val="19"/>
-                <w:szCs w:val="19"/>
-              </w:rPr>
-              <w:t xml:space="preserve">Deal Desk Request form and Issuance-Ready Package form</w:t>
-            </w:r>
-          </w:p>
-        </w:tc>
-        <w:tc>
-          <w:tcPr>
-            <w:tcW w:type="dxa" w:w="1108"/>
-            <w:tcMar>
-              <w:top w:type="dxa" w:w="60"/>
-              <w:left w:type="dxa" w:w="108"/>
-              <w:bottom w:type="dxa" w:w="60"/>
-              <w:right w:type="dxa" w:w="108"/>
-            </w:tcMar>
-          </w:tcPr>
-          <w:p>
-            <w:pPr>
-              <w:spacing w:after="0" w:before="0" w:line="240"/>
-            </w:pPr>
-            <w:r>
-              <w:rPr>
-                <w:rFonts w:ascii="Calibri" w:cs="Calibri" w:eastAsia="Calibri" w:hAnsi="Calibri"/>
-                <w:sz w:val="19"/>
-                <w:szCs w:val="19"/>
-              </w:rPr>
-              <w:t xml:space="preserve">Attached</w:t>
+            <w:tcW w:type="dxa" w:w="5183"/>
+            <w:tcMar>
+              <w:top w:type="dxa" w:w="60"/>
+              <w:left w:type="dxa" w:w="108"/>
+              <w:bottom w:type="dxa" w:w="60"/>
+              <w:right w:type="dxa" w:w="108"/>
+            </w:tcMar>
+          </w:tcPr>
+          <w:p>
+            <w:pPr>
+              <w:spacing w:after="0" w:before="0" w:line="240"/>
+            </w:pPr>
+            <w:r>
+              <w:rPr>
+                <w:rFonts w:ascii="Calibri" w:cs="Calibri" w:eastAsia="Calibri" w:hAnsi="Calibri"/>
+                <w:sz w:val="19"/>
+                <w:szCs w:val="19"/>
+              </w:rPr>
+              <w:t xml:space="preserve">Intake channel</w:t>
+            </w:r>
+          </w:p>
+        </w:tc>
+        <w:tc>
+          <w:tcPr>
+            <w:tcW w:type="dxa" w:w="4177"/>
+            <w:tcMar>
+              <w:top w:type="dxa" w:w="60"/>
+              <w:left w:type="dxa" w:w="108"/>
+              <w:bottom w:type="dxa" w:w="60"/>
+              <w:right w:type="dxa" w:w="108"/>
+            </w:tcMar>
+          </w:tcPr>
+          <w:p>
+            <w:pPr>
+              <w:spacing w:after="0" w:before="0" w:line="240"/>
+            </w:pPr>
+            <w:r>
+              <w:rPr>
+                <w:rFonts w:ascii="Calibri" w:cs="Calibri" w:eastAsia="Calibri" w:hAnsi="Calibri"/>
+                <w:sz w:val="19"/>
+                <w:szCs w:val="19"/>
+              </w:rPr>
+              <w:t xml:space="preserve"/>
             </w:r>
           </w:p>
         </w:tc>
@@ -14839,31 +15990,31 @@
         </w:trPr>
         <w:tc>
           <w:tcPr>
-            <w:tcW w:type="dxa" w:w="8252"/>
-            <w:tcMar>
-              <w:top w:type="dxa" w:w="60"/>
-              <w:left w:type="dxa" w:w="108"/>
-              <w:bottom w:type="dxa" w:w="60"/>
-              <w:right w:type="dxa" w:w="108"/>
-            </w:tcMar>
-          </w:tcPr>
-          <w:p>
-            <w:pPr>
-              <w:spacing w:after="0" w:before="0" w:line="240"/>
-            </w:pPr>
-            <w:r>
-              <w:rPr>
-                <w:rFonts w:ascii="Calibri" w:cs="Calibri" w:eastAsia="Calibri" w:hAnsi="Calibri"/>
-                <w:sz w:val="19"/>
-                <w:szCs w:val="19"/>
-              </w:rPr>
-              <w:t xml:space="preserve">Baseline Assumptions (Tier 3): active partners, monthly onboardings</w:t>
-            </w:r>
-          </w:p>
-        </w:tc>
-        <w:tc>
-          <w:tcPr>
-            <w:tcW w:type="dxa" w:w="1108"/>
+            <w:tcW w:type="dxa" w:w="5183"/>
+            <w:tcMar>
+              <w:top w:type="dxa" w:w="60"/>
+              <w:left w:type="dxa" w:w="108"/>
+              <w:bottom w:type="dxa" w:w="60"/>
+              <w:right w:type="dxa" w:w="108"/>
+            </w:tcMar>
+          </w:tcPr>
+          <w:p>
+            <w:pPr>
+              <w:spacing w:after="0" w:before="0" w:line="240"/>
+            </w:pPr>
+            <w:r>
+              <w:rPr>
+                <w:rFonts w:ascii="Calibri" w:cs="Calibri" w:eastAsia="Calibri" w:hAnsi="Calibri"/>
+                <w:sz w:val="19"/>
+                <w:szCs w:val="19"/>
+              </w:rPr>
+              <w:t xml:space="preserve">CRM system of record</w:t>
+            </w:r>
+          </w:p>
+        </w:tc>
+        <w:tc>
+          <w:tcPr>
+            <w:tcW w:type="dxa" w:w="4177"/>
             <w:tcMar>
               <w:top w:type="dxa" w:w="60"/>
               <w:left w:type="dxa" w:w="108"/>
@@ -14892,31 +16043,31 @@
         </w:trPr>
         <w:tc>
           <w:tcPr>
-            <w:tcW w:type="dxa" w:w="8252"/>
-            <w:tcMar>
-              <w:top w:type="dxa" w:w="60"/>
-              <w:left w:type="dxa" w:w="108"/>
-              <w:bottom w:type="dxa" w:w="60"/>
-              <w:right w:type="dxa" w:w="108"/>
-            </w:tcMar>
-          </w:tcPr>
-          <w:p>
-            <w:pPr>
-              <w:spacing w:after="0" w:before="0" w:line="240"/>
-            </w:pPr>
-            <w:r>
-              <w:rPr>
-                <w:rFonts w:ascii="Calibri" w:cs="Calibri" w:eastAsia="Calibri" w:hAnsi="Calibri"/>
-                <w:sz w:val="19"/>
-                <w:szCs w:val="19"/>
-              </w:rPr>
-              <w:t xml:space="preserve">Onboarding Throughput Rate and concurrent onboardings (Tier 3)</w:t>
-            </w:r>
-          </w:p>
-        </w:tc>
-        <w:tc>
-          <w:tcPr>
-            <w:tcW w:type="dxa" w:w="1108"/>
+            <w:tcW w:type="dxa" w:w="5183"/>
+            <w:tcMar>
+              <w:top w:type="dxa" w:w="60"/>
+              <w:left w:type="dxa" w:w="108"/>
+              <w:bottom w:type="dxa" w:w="60"/>
+              <w:right w:type="dxa" w:w="108"/>
+            </w:tcMar>
+          </w:tcPr>
+          <w:p>
+            <w:pPr>
+              <w:spacing w:after="0" w:before="0" w:line="240"/>
+            </w:pPr>
+            <w:r>
+              <w:rPr>
+                <w:rFonts w:ascii="Calibri" w:cs="Calibri" w:eastAsia="Calibri" w:hAnsi="Calibri"/>
+                <w:sz w:val="19"/>
+                <w:szCs w:val="19"/>
+              </w:rPr>
+              <w:t xml:space="preserve">Ideal partner profile</w:t>
+            </w:r>
+          </w:p>
+        </w:tc>
+        <w:tc>
+          <w:tcPr>
+            <w:tcW w:type="dxa" w:w="4177"/>
             <w:tcMar>
               <w:top w:type="dxa" w:w="60"/>
               <w:left w:type="dxa" w:w="108"/>
@@ -14945,49 +16096,49 @@
         </w:trPr>
         <w:tc>
           <w:tcPr>
-            <w:tcW w:type="dxa" w:w="8252"/>
-            <w:tcMar>
-              <w:top w:type="dxa" w:w="60"/>
-              <w:left w:type="dxa" w:w="108"/>
-              <w:bottom w:type="dxa" w:w="60"/>
-              <w:right w:type="dxa" w:w="108"/>
-            </w:tcMar>
-          </w:tcPr>
-          <w:p>
-            <w:pPr>
-              <w:spacing w:after="0" w:before="0" w:line="240"/>
-            </w:pPr>
-            <w:r>
-              <w:rPr>
-                <w:rFonts w:ascii="Calibri" w:cs="Calibri" w:eastAsia="Calibri" w:hAnsi="Calibri"/>
-                <w:sz w:val="19"/>
-                <w:szCs w:val="19"/>
-              </w:rPr>
-              <w:t xml:space="preserve">Unlimited partner licence warranted? (Tier 3)</w:t>
-            </w:r>
-          </w:p>
-        </w:tc>
-        <w:tc>
-          <w:tcPr>
-            <w:tcW w:type="dxa" w:w="1108"/>
-            <w:tcMar>
-              <w:top w:type="dxa" w:w="60"/>
-              <w:left w:type="dxa" w:w="108"/>
-              <w:bottom w:type="dxa" w:w="60"/>
-              <w:right w:type="dxa" w:w="108"/>
-            </w:tcMar>
-          </w:tcPr>
-          <w:p>
-            <w:pPr>
-              <w:spacing w:after="0" w:before="0" w:line="240"/>
-            </w:pPr>
-            <w:r>
-              <w:rPr>
-                <w:rFonts w:ascii="Calibri" w:cs="Calibri" w:eastAsia="Calibri" w:hAnsi="Calibri"/>
-                <w:sz w:val="19"/>
-                <w:szCs w:val="19"/>
-              </w:rPr>
-              <w:t xml:space="preserve">Yes / No</w:t>
+            <w:tcW w:type="dxa" w:w="5183"/>
+            <w:tcMar>
+              <w:top w:type="dxa" w:w="60"/>
+              <w:left w:type="dxa" w:w="108"/>
+              <w:bottom w:type="dxa" w:w="60"/>
+              <w:right w:type="dxa" w:w="108"/>
+            </w:tcMar>
+          </w:tcPr>
+          <w:p>
+            <w:pPr>
+              <w:spacing w:after="0" w:before="0" w:line="240"/>
+            </w:pPr>
+            <w:r>
+              <w:rPr>
+                <w:rFonts w:ascii="Calibri" w:cs="Calibri" w:eastAsia="Calibri" w:hAnsi="Calibri"/>
+                <w:sz w:val="19"/>
+                <w:szCs w:val="19"/>
+              </w:rPr>
+              <w:t xml:space="preserve">Deal Desk Request form and Issuance-Ready Package form</w:t>
+            </w:r>
+          </w:p>
+        </w:tc>
+        <w:tc>
+          <w:tcPr>
+            <w:tcW w:type="dxa" w:w="4177"/>
+            <w:tcMar>
+              <w:top w:type="dxa" w:w="60"/>
+              <w:left w:type="dxa" w:w="108"/>
+              <w:bottom w:type="dxa" w:w="60"/>
+              <w:right w:type="dxa" w:w="108"/>
+            </w:tcMar>
+          </w:tcPr>
+          <w:p>
+            <w:pPr>
+              <w:spacing w:after="0" w:before="0" w:line="240"/>
+            </w:pPr>
+            <w:r>
+              <w:rPr>
+                <w:rFonts w:ascii="Calibri" w:cs="Calibri" w:eastAsia="Calibri" w:hAnsi="Calibri"/>
+                <w:sz w:val="19"/>
+                <w:szCs w:val="19"/>
+              </w:rPr>
+              <w:t xml:space="preserve">Attached</w:t>
             </w:r>
           </w:p>
         </w:tc>
@@ -14998,31 +16149,31 @@
         </w:trPr>
         <w:tc>
           <w:tcPr>
-            <w:tcW w:type="dxa" w:w="8252"/>
-            <w:tcMar>
-              <w:top w:type="dxa" w:w="60"/>
-              <w:left w:type="dxa" w:w="108"/>
-              <w:bottom w:type="dxa" w:w="60"/>
-              <w:right w:type="dxa" w:w="108"/>
-            </w:tcMar>
-          </w:tcPr>
-          <w:p>
-            <w:pPr>
-              <w:spacing w:after="0" w:before="0" w:line="240"/>
-            </w:pPr>
-            <w:r>
-              <w:rPr>
-                <w:rFonts w:ascii="Calibri" w:cs="Calibri" w:eastAsia="Calibri" w:hAnsi="Calibri"/>
-                <w:sz w:val="19"/>
-                <w:szCs w:val="19"/>
-              </w:rPr>
-              <w:t xml:space="preserve">Prior Relationships notified under clause 4.4</w:t>
-            </w:r>
-          </w:p>
-        </w:tc>
-        <w:tc>
-          <w:tcPr>
-            <w:tcW w:type="dxa" w:w="1108"/>
+            <w:tcW w:type="dxa" w:w="5183"/>
+            <w:tcMar>
+              <w:top w:type="dxa" w:w="60"/>
+              <w:left w:type="dxa" w:w="108"/>
+              <w:bottom w:type="dxa" w:w="60"/>
+              <w:right w:type="dxa" w:w="108"/>
+            </w:tcMar>
+          </w:tcPr>
+          <w:p>
+            <w:pPr>
+              <w:spacing w:after="0" w:before="0" w:line="240"/>
+            </w:pPr>
+            <w:r>
+              <w:rPr>
+                <w:rFonts w:ascii="Calibri" w:cs="Calibri" w:eastAsia="Calibri" w:hAnsi="Calibri"/>
+                <w:sz w:val="19"/>
+                <w:szCs w:val="19"/>
+              </w:rPr>
+              <w:t xml:space="preserve">Baseline Assumptions (Tier 3): active partners, monthly onboardings</w:t>
+            </w:r>
+          </w:p>
+        </w:tc>
+        <w:tc>
+          <w:tcPr>
+            <w:tcW w:type="dxa" w:w="4177"/>
             <w:tcMar>
               <w:top w:type="dxa" w:w="60"/>
               <w:left w:type="dxa" w:w="108"/>
@@ -15051,7 +16202,166 @@
         </w:trPr>
         <w:tc>
           <w:tcPr>
-            <w:tcW w:type="dxa" w:w="8252"/>
+            <w:tcW w:type="dxa" w:w="5183"/>
+            <w:tcMar>
+              <w:top w:type="dxa" w:w="60"/>
+              <w:left w:type="dxa" w:w="108"/>
+              <w:bottom w:type="dxa" w:w="60"/>
+              <w:right w:type="dxa" w:w="108"/>
+            </w:tcMar>
+          </w:tcPr>
+          <w:p>
+            <w:pPr>
+              <w:spacing w:after="0" w:before="0" w:line="240"/>
+            </w:pPr>
+            <w:r>
+              <w:rPr>
+                <w:rFonts w:ascii="Calibri" w:cs="Calibri" w:eastAsia="Calibri" w:hAnsi="Calibri"/>
+                <w:sz w:val="19"/>
+                <w:szCs w:val="19"/>
+              </w:rPr>
+              <w:t xml:space="preserve">Onboarding Throughput Rate and concurrent onboardings (Tier 3)</w:t>
+            </w:r>
+          </w:p>
+        </w:tc>
+        <w:tc>
+          <w:tcPr>
+            <w:tcW w:type="dxa" w:w="4177"/>
+            <w:tcMar>
+              <w:top w:type="dxa" w:w="60"/>
+              <w:left w:type="dxa" w:w="108"/>
+              <w:bottom w:type="dxa" w:w="60"/>
+              <w:right w:type="dxa" w:w="108"/>
+            </w:tcMar>
+          </w:tcPr>
+          <w:p>
+            <w:pPr>
+              <w:spacing w:after="0" w:before="0" w:line="240"/>
+            </w:pPr>
+            <w:r>
+              <w:rPr>
+                <w:rFonts w:ascii="Calibri" w:cs="Calibri" w:eastAsia="Calibri" w:hAnsi="Calibri"/>
+                <w:sz w:val="19"/>
+                <w:szCs w:val="19"/>
+              </w:rPr>
+              <w:t xml:space="preserve"/>
+            </w:r>
+          </w:p>
+        </w:tc>
+      </w:tr>
+      <w:tr>
+        <w:trPr>
+          <w:tblHeader w:val="false"/>
+        </w:trPr>
+        <w:tc>
+          <w:tcPr>
+            <w:tcW w:type="dxa" w:w="5183"/>
+            <w:tcMar>
+              <w:top w:type="dxa" w:w="60"/>
+              <w:left w:type="dxa" w:w="108"/>
+              <w:bottom w:type="dxa" w:w="60"/>
+              <w:right w:type="dxa" w:w="108"/>
+            </w:tcMar>
+          </w:tcPr>
+          <w:p>
+            <w:pPr>
+              <w:spacing w:after="0" w:before="0" w:line="240"/>
+            </w:pPr>
+            <w:r>
+              <w:rPr>
+                <w:rFonts w:ascii="Calibri" w:cs="Calibri" w:eastAsia="Calibri" w:hAnsi="Calibri"/>
+                <w:sz w:val="19"/>
+                <w:szCs w:val="19"/>
+              </w:rPr>
+              <w:t xml:space="preserve">Unlimited partner licence warranted? (Tier 3)</w:t>
+            </w:r>
+          </w:p>
+        </w:tc>
+        <w:tc>
+          <w:tcPr>
+            <w:tcW w:type="dxa" w:w="4177"/>
+            <w:tcMar>
+              <w:top w:type="dxa" w:w="60"/>
+              <w:left w:type="dxa" w:w="108"/>
+              <w:bottom w:type="dxa" w:w="60"/>
+              <w:right w:type="dxa" w:w="108"/>
+            </w:tcMar>
+          </w:tcPr>
+          <w:p>
+            <w:pPr>
+              <w:spacing w:after="0" w:before="0" w:line="240"/>
+            </w:pPr>
+            <w:r>
+              <w:rPr>
+                <w:rFonts w:ascii="Calibri" w:cs="Calibri" w:eastAsia="Calibri" w:hAnsi="Calibri"/>
+                <w:sz w:val="19"/>
+                <w:szCs w:val="19"/>
+              </w:rPr>
+              <w:t xml:space="preserve">Yes / No</w:t>
+            </w:r>
+          </w:p>
+        </w:tc>
+      </w:tr>
+      <w:tr>
+        <w:trPr>
+          <w:tblHeader w:val="false"/>
+        </w:trPr>
+        <w:tc>
+          <w:tcPr>
+            <w:tcW w:type="dxa" w:w="5183"/>
+            <w:tcMar>
+              <w:top w:type="dxa" w:w="60"/>
+              <w:left w:type="dxa" w:w="108"/>
+              <w:bottom w:type="dxa" w:w="60"/>
+              <w:right w:type="dxa" w:w="108"/>
+            </w:tcMar>
+          </w:tcPr>
+          <w:p>
+            <w:pPr>
+              <w:spacing w:after="0" w:before="0" w:line="240"/>
+            </w:pPr>
+            <w:r>
+              <w:rPr>
+                <w:rFonts w:ascii="Calibri" w:cs="Calibri" w:eastAsia="Calibri" w:hAnsi="Calibri"/>
+                <w:sz w:val="19"/>
+                <w:szCs w:val="19"/>
+              </w:rPr>
+              <w:t xml:space="preserve">Prior Relationships notified under clause 4.4</w:t>
+            </w:r>
+          </w:p>
+        </w:tc>
+        <w:tc>
+          <w:tcPr>
+            <w:tcW w:type="dxa" w:w="4177"/>
+            <w:tcMar>
+              <w:top w:type="dxa" w:w="60"/>
+              <w:left w:type="dxa" w:w="108"/>
+              <w:bottom w:type="dxa" w:w="60"/>
+              <w:right w:type="dxa" w:w="108"/>
+            </w:tcMar>
+          </w:tcPr>
+          <w:p>
+            <w:pPr>
+              <w:spacing w:after="0" w:before="0" w:line="240"/>
+            </w:pPr>
+            <w:r>
+              <w:rPr>
+                <w:rFonts w:ascii="Calibri" w:cs="Calibri" w:eastAsia="Calibri" w:hAnsi="Calibri"/>
+                <w:sz w:val="19"/>
+                <w:szCs w:val="19"/>
+              </w:rPr>
+              <w:t xml:space="preserve"/>
+            </w:r>
+          </w:p>
+        </w:tc>
+      </w:tr>
+      <w:tr>
+        <w:trPr>
+          <w:tblHeader w:val="false"/>
+        </w:trPr>
+        <w:tc>
+          <w:tcPr>
+            <w:tcW w:type="dxa" w:w="5183"/>
             <w:tcMar>
               <w:top w:type="dxa" w:w="60"/>
               <w:left w:type="dxa" w:w="108"/>
@@ -15075,7 +16385,7 @@
         </w:tc>
         <w:tc>
           <w:tcPr>
-            <w:tcW w:type="dxa" w:w="1108"/>
+            <w:tcW w:type="dxa" w:w="4177"/>
             <w:tcMar>
               <w:top w:type="dxa" w:w="60"/>
               <w:left w:type="dxa" w:w="108"/>
@@ -17038,25 +18348,25 @@
           <w:sz w:val="22"/>
           <w:szCs w:val="22"/>
         </w:rPr>
-        <w:t xml:space="preserve"> At Tier 3 the Automatum Retention is 11.1% of gross, and Automatum carries client credit risk, service level liability, collection risk and the client relationship. </w:t>
-      </w:r>
-      <w:r>
-        <w:rPr>
-          <w:rFonts w:ascii="Calibri" w:cs="Calibri" w:eastAsia="Calibri" w:hAnsi="Calibri"/>
-          <w:b/>
-          <w:bCs/>
-          <w:sz w:val="22"/>
-          <w:szCs w:val="22"/>
-        </w:rPr>
-        <w:t xml:space="preserve">Open commercial item: whether the Retention is a margin or a pass-through of Automatum's own cost</w:t>
-      </w:r>
-      <w:r>
-        <w:rPr>
-          <w:rFonts w:ascii="Calibri" w:cs="Calibri" w:eastAsia="Calibri" w:hAnsi="Calibri"/>
-          <w:sz w:val="22"/>
-          <w:szCs w:val="22"/>
-        </w:rPr>
-        <w:t xml:space="preserve">, and whether a prime management fee should sit on top of it. The feasibility study does not say. This Agreement implements the study's figures as written.</w:t>
+        <w:t xml:space="preserve"> On a Net New Client at Tier 3 the Platform Revenue is 11.1% of gross, and Automatum carries client credit risk, service level liability, collection risk and the client relationship. </w:t>
+      </w:r>
+      <w:r>
+        <w:rPr>
+          <w:rFonts w:ascii="Calibri" w:cs="Calibri" w:eastAsia="Calibri" w:hAnsi="Calibri"/>
+          <w:b/>
+          <w:bCs/>
+          <w:sz w:val="22"/>
+          <w:szCs w:val="22"/>
+        </w:rPr>
+        <w:t xml:space="preserve">Open commercial item: whether the Platform Revenue is a margin or a pass-through of Automatum's own cost.</w:t>
+      </w:r>
+      <w:r>
+        <w:rPr>
+          <w:rFonts w:ascii="Calibri" w:cs="Calibri" w:eastAsia="Calibri" w:hAnsi="Calibri"/>
+          <w:sz w:val="22"/>
+          <w:szCs w:val="22"/>
+        </w:rPr>
+        <w:t xml:space="preserve"> The feasibility study does not say. Clause 11.2(b) resolves the equivalent question for an Existing Automatum Client by giving Automatum a 25% share of Service Revenue; no equivalent management fee applies to a Net New Client, where Automatum's return is the Platform Revenue alone.</w:t>
       </w:r>
     </w:p>
     <w:p>

--- a/docs/commercial/automatum-obp-white-label-agreement.docx
+++ b/docs/commercial/automatum-obp-white-label-agreement.docx
@@ -14350,7 +14350,7 @@
           <w:sz w:val="22"/>
           <w:szCs w:val="22"/>
         </w:rPr>
-        <w:t xml:space="preserve"> is a known fact awaiting transcription. </w:t>
+        <w:t xml:space="preserve"> is a fact awaiting transcription. </w:t>
       </w:r>
       <w:r>
         <w:rPr>
@@ -14368,7 +14368,7 @@
           <w:sz w:val="22"/>
           <w:szCs w:val="22"/>
         </w:rPr>
-        <w:t xml:space="preserve"> is a commercial figure requiring a decision or test, and every one inside an operative obligation carries a default that applies if this Agreement is executed before it is closed. </w:t>
+        <w:t xml:space="preserve"> is a commercial figure needing a decision or test; each one inside an operative obligation takes the default in paragraph 5 if this Agreement is executed first. </w:t>
       </w:r>
       <w:r>
         <w:rPr>
@@ -14386,7 +14386,7 @@
           <w:sz w:val="22"/>
           <w:szCs w:val="22"/>
         </w:rPr>
-        <w:t xml:space="preserve"> is an external dependency neither Party controls, resolved by clause 14 and never by assumption. This register must read nil before execution.</w:t>
+        <w:t xml:space="preserve"> is an external dependency, resolved by clause 14 and never by assumption. This register must read nil before execution.</w:t>
       </w:r>
     </w:p>
     <w:p>
@@ -15054,25 +15054,7 @@
           <w:sz w:val="22"/>
           <w:szCs w:val="22"/>
         </w:rPr>
-        <w:t xml:space="preserve"> The study records that PSR licensing was stress-tested against the lowest tier but records nothing about labour. At Tier 1 the $20,001 of Service Revenue funds a named Channel Manager, a named Backup, a deal desk answering by close of the next Business Day, two training sessions, four Channel Reviews, up to six partner recruitments and the PSR licence. </w:t>
-      </w:r>
-      <w:r>
-        <w:rPr>
-          <w:rFonts w:ascii="Calibri" w:cs="Calibri" w:eastAsia="Calibri" w:hAnsi="Calibri"/>
-          <w:b/>
-          <w:bCs/>
-          <w:sz w:val="22"/>
-          <w:szCs w:val="22"/>
-        </w:rPr>
-        <w:t xml:space="preserve">Open commercial item: whether Tier 1 is viable at that price.</w:t>
-      </w:r>
-      <w:r>
-        <w:rPr>
-          <w:rFonts w:ascii="Calibri" w:cs="Calibri" w:eastAsia="Calibri" w:hAnsi="Calibri"/>
-          <w:sz w:val="22"/>
-          <w:szCs w:val="22"/>
-        </w:rPr>
-        <w:t xml:space="preserve"> Neither Party warrants that it is.</w:t>
+        <w:t xml:space="preserve"> PSR licensing was stress-tested against Tier 1; labour was not. Whether Tier 1 is viable at $20,001 of Service Revenue per Engagement Year is an open commercial item, and neither Party warrants that it is.</w:t>
       </w:r>
     </w:p>
     <w:p>
@@ -15096,25 +15078,7 @@
           <w:sz w:val="22"/>
           <w:szCs w:val="22"/>
         </w:rPr>
-        <w:t xml:space="preserve"> On a Net New Client at Tier 3 the Platform Revenue is 11.1% of gross while Automatum carries client credit risk, service level liability, collection risk and the client relationship. </w:t>
-      </w:r>
-      <w:r>
-        <w:rPr>
-          <w:rFonts w:ascii="Calibri" w:cs="Calibri" w:eastAsia="Calibri" w:hAnsi="Calibri"/>
-          <w:b/>
-          <w:bCs/>
-          <w:sz w:val="22"/>
-          <w:szCs w:val="22"/>
-        </w:rPr>
-        <w:t xml:space="preserve">Open commercial item: whether the Platform Revenue is a margin or a pass-through of Automatum's own cost.</w:t>
-      </w:r>
-      <w:r>
-        <w:rPr>
-          <w:rFonts w:ascii="Calibri" w:cs="Calibri" w:eastAsia="Calibri" w:hAnsi="Calibri"/>
-          <w:sz w:val="22"/>
-          <w:szCs w:val="22"/>
-        </w:rPr>
-        <w:t xml:space="preserve"> Clause 11.1(b) answers the equivalent question for an Existing Automatum Client by giving Automatum 25% of Service Revenue; no equivalent applies to a Net New Client.</w:t>
+        <w:t xml:space="preserve"> On a Net New Client, Automatum's return is the Platform Revenue alone, 11.1% of gross at Tier 3, against client credit risk, service level liability and collection risk. Whether that is margin or a pass-through of Automatum's own cost is an open commercial item; clause 11.1(b) settles the equivalent question for an Existing Automatum Client.</w:t>
       </w:r>
     </w:p>
     <w:p>
@@ -16449,37 +16413,6 @@
       </w:pPr>
       <w:r>
         <w:t xml:space="preserve"/>
-      </w:r>
-    </w:p>
-    <w:p>
-      <w:pPr>
-        <w:pStyle w:val="Heading2"/>
-        <w:keepNext/>
-        <w:spacing w:after="140" w:before="300"/>
-      </w:pPr>
-      <w:r>
-        <w:rPr>
-          <w:rFonts w:ascii="Calibri" w:cs="Calibri" w:eastAsia="Calibri" w:hAnsi="Calibri"/>
-          <w:b/>
-          <w:bCs/>
-          <w:sz w:val="24"/>
-          <w:szCs w:val="24"/>
-        </w:rPr>
-        <w:t xml:space="preserve">6. Terms chosen as market defaults</w:t>
-      </w:r>
-    </w:p>
-    <w:p>
-      <w:pPr>
-        <w:spacing w:after="160" w:before="0" w:line="276"/>
-        <w:jc w:val="both"/>
-      </w:pPr>
-      <w:r>
-        <w:rPr>
-          <w:rFonts w:ascii="Calibri" w:cs="Calibri" w:eastAsia="Calibri" w:hAnsi="Calibri"/>
-          <w:sz w:val="22"/>
-          <w:szCs w:val="22"/>
-        </w:rPr>
-        <w:t xml:space="preserve">Not in the feasibility study, drafted as market-standard defaults and flagged for a deliberate decision: the service credit caps in clause 8.5; the liability caps in clauses 21.3 and 21.4; the non-circumvention tails in clauses 15.2, 15.3 and 15.5 and the liquidated sums in clauses 15.5 and 15.6; the payment terms and longstop in clause 11.4; the Initial Term in clause 23.1; and the transition period in clause 24.1.</w:t>
       </w:r>
     </w:p>
     <w:p>

--- a/docs/commercial/automatum-obp-white-label-agreement.docx
+++ b/docs/commercial/automatum-obp-white-label-agreement.docx
@@ -2441,7 +2441,7 @@
           <w:sz w:val="22"/>
           <w:szCs w:val="22"/>
         </w:rPr>
-        <w:t xml:space="preserve"> Automatum owns the AWS relationship for the listing, the Solution and the AWS Business Outcomes Xcelerator submission, including obtaining the confirmation in clause 14.2.</w:t>
+        <w:t xml:space="preserve"> Automatum owns the AWS relationship for the listing and the Solution, including obtaining the confirmation in clause 14.2.</w:t>
       </w:r>
     </w:p>
     <w:p>

--- a/docs/commercial/automatum-obp-white-label-agreement.docx
+++ b/docs/commercial/automatum-obp-white-label-agreement.docx
@@ -1708,7 +1708,7 @@
           <w:sz w:val="22"/>
           <w:szCs w:val="22"/>
         </w:rPr>
-        <w:t xml:space="preserve"> Automatum commits to no minimum number of Engagements, Registered Clients or Client Fees, and OBP has not relied on any forecast, including any projection in the feasibility study for the Solution.</w:t>
+        <w:t xml:space="preserve"> Automatum commits to no minimum number of Engagements, Registered Clients or Client Fees, and OBP has not relied on any forecast, projection or business case exchanged before the Effective Date.</w:t>
       </w:r>
     </w:p>
     <w:p>
@@ -3976,7 +3976,7 @@
           <w:sz w:val="22"/>
           <w:szCs w:val="22"/>
         </w:rPr>
-        <w:t xml:space="preserve"> AWS is not a party to this Agreement and owes no obligation under it. Nothing here or in the feasibility study for the Solution is a commitment by AWS, including its reference to ACE opportunity submissions, which Schedule 8 records as a programme assumption only.</w:t>
+        <w:t xml:space="preserve"> AWS is not a party to this Agreement and owes no obligation under it. Nothing in this Agreement, and nothing said or exchanged before it, is a commitment by AWS. Any expectation of ACE opportunity submissions is a programme assumption recorded in Schedule 8 only.</w:t>
       </w:r>
     </w:p>
     <w:p>
@@ -5663,7 +5663,7 @@
           <w:sz w:val="22"/>
           <w:szCs w:val="22"/>
         </w:rPr>
-        <w:t xml:space="preserve"> This Agreement is the entire agreement on its subject matter and supersedes all prior discussions, understandings and representations, including the feasibility study for the Solution, which is a discussion document and binds neither Party. Neither Party has relied on any statement not set out here. This does not limit liability for fraud.</w:t>
+        <w:t xml:space="preserve"> This Agreement is the entire agreement on its subject matter and supersedes all prior discussions, understandings and representations, none of which binds either Party. Neither Party has relied on any statement not set out here. This does not limit liability for fraud.</w:t>
       </w:r>
     </w:p>
     <w:p>
@@ -10328,7 +10328,7 @@
           <w:sz w:val="22"/>
           <w:szCs w:val="22"/>
         </w:rPr>
-        <w:t xml:space="preserve"> The metric the feasibility study calls "partners issuing offers": the number of distinct Recruited Partners that created at least one private offer or CPPO against the Registered Client's product during the reporting month, read from the PSR offer record and reconciled against AWS Marketplace seller reporting. It applies only if the dependency in clause 14.2 is confirmed available by the longstop date in Schedule 8.</w:t>
+        <w:t xml:space="preserve"> The number of distinct Recruited Partners that created at least one private offer or CPPO against the Registered Client's product during the reporting month, read from the PSR offer record and reconciled against AWS Marketplace seller reporting. It applies only if the dependency in clause 14.2 is confirmed available by the longstop date in Schedule 8.</w:t>
       </w:r>
     </w:p>
     <w:p>
@@ -14988,7 +14988,7 @@
           <w:sz w:val="22"/>
           <w:szCs w:val="22"/>
         </w:rPr>
-        <w:t xml:space="preserve"> Schedule 2 assumes engagement fees are invoiced by Automatum to the Client directly, not transacted through AWS Marketplace, so no listing fee reduces them. The study's arithmetic assumes this: at Tier 1 the stated $9,999 and $20,001 sum to exactly $30,000. If engagement fees are later transacted through Marketplace, a listing fee of approximately 3% would be $900, $1,800 and $2,700 per Engagement Year at Tiers 1 to 3, and its allocation must be agreed under clause 11.9.</w:t>
+        <w:t xml:space="preserve"> Schedule 2 assumes engagement fees are invoiced by Automatum to the Client directly, not transacted through AWS Marketplace, so no listing fee reduces them. The figures require it: at Tier 1, $9,999 and $20,001 sum to exactly $30,000, leaving no room for a listing fee. If engagement fees are later transacted through Marketplace, a listing fee of approximately 3% would be $900, $1,800 and $2,700 per Engagement Year at Tiers 1 to 3, and its allocation must be agreed under clause 11.9.</w:t>
       </w:r>
     </w:p>
     <w:p>
@@ -15126,7 +15126,7 @@
           <w:sz w:val="22"/>
           <w:szCs w:val="22"/>
         </w:rPr>
-        <w:t xml:space="preserve"> The study's reference to five ACE opportunity submissions is a programme assumption only, not a commitment by AWS, Automatum or OBP. Clause 13.3 governs.</w:t>
+        <w:t xml:space="preserve"> An expectation that AWS ACE will submit five opportunities to the Solution is a programme assumption only, not a commitment by AWS, Automatum or OBP. Clause 13.3 governs.</w:t>
       </w:r>
     </w:p>
     <w:p>

--- a/docs/commercial/automatum-obp-white-label-agreement.docx
+++ b/docs/commercial/automatum-obp-white-label-agreement.docx
@@ -3976,7 +3976,7 @@
           <w:sz w:val="22"/>
           <w:szCs w:val="22"/>
         </w:rPr>
-        <w:t xml:space="preserve"> AWS is not a party to this Agreement and owes no obligation under it. Nothing in this Agreement, and nothing said or exchanged before it, is a commitment by AWS. Any expectation of ACE opportunity submissions is a programme assumption recorded in Schedule 8 only.</w:t>
+        <w:t xml:space="preserve"> AWS is not a party to this Agreement and owes no obligation under it. Nothing in this Agreement, and nothing said or exchanged before it, is a commitment by AWS.</w:t>
       </w:r>
     </w:p>
     <w:p>
@@ -4000,7 +4000,7 @@
           <w:sz w:val="22"/>
           <w:szCs w:val="22"/>
         </w:rPr>
-        <w:t xml:space="preserve"> Opportunities for the Solution map to the single solution identifier in Schedule 8. Where an opportunity falls within both the Solution and another offering of either Party, the Parties will attribute it to one solution identifier, applying the higher-tier offering's commitment structure, so no opportunity is billed twice. Schedule 8 records the worked basis and the tie-break where tiers are equal.</w:t>
+        <w:t xml:space="preserve"> Opportunities for the Solution map to the single solution identifier in Schedule 8. Where an opportunity falls within both the Solution and another offering of either Party, the Parties will agree in writing which it is attributed to, so that no opportunity is counted or billed twice.</w:t>
       </w:r>
     </w:p>
     <w:p>
@@ -15046,103 +15046,31 @@
           <w:sz w:val="22"/>
           <w:szCs w:val="22"/>
         </w:rPr>
-        <w:t xml:space="preserve">3.3 Tier 1 cost to serve.</w:t>
-      </w:r>
-      <w:r>
-        <w:rPr>
-          <w:rFonts w:ascii="Calibri" w:cs="Calibri" w:eastAsia="Calibri" w:hAnsi="Calibri"/>
-          <w:sz w:val="22"/>
-          <w:szCs w:val="22"/>
-        </w:rPr>
-        <w:t xml:space="preserve"> PSR licensing was stress-tested against Tier 1; labour was not. Whether Tier 1 is viable at $20,001 of Service Revenue per Engagement Year is an open commercial item, and neither Party warrants that it is.</w:t>
-      </w:r>
-    </w:p>
-    <w:p>
-      <w:pPr>
-        <w:spacing w:after="160" w:before="0" w:line="276"/>
-        <w:jc w:val="both"/>
-      </w:pPr>
-      <w:r>
-        <w:rPr>
-          <w:rFonts w:ascii="Calibri" w:cs="Calibri" w:eastAsia="Calibri" w:hAnsi="Calibri"/>
-          <w:b/>
-          <w:bCs/>
-          <w:sz w:val="22"/>
-          <w:szCs w:val="22"/>
-        </w:rPr>
-        <w:t xml:space="preserve">3.4 Automatum's margin as prime.</w:t>
-      </w:r>
-      <w:r>
-        <w:rPr>
-          <w:rFonts w:ascii="Calibri" w:cs="Calibri" w:eastAsia="Calibri" w:hAnsi="Calibri"/>
-          <w:sz w:val="22"/>
-          <w:szCs w:val="22"/>
-        </w:rPr>
-        <w:t xml:space="preserve"> On a Net New Client, Automatum's return is the Platform Revenue alone, 11.1% of gross at Tier 3, against client credit risk, service level liability and collection risk. Whether that is margin or a pass-through of Automatum's own cost is an open commercial item; clause 11.1(b) settles the equivalent question for an Existing Automatum Client.</w:t>
-      </w:r>
-    </w:p>
-    <w:p>
-      <w:pPr>
-        <w:spacing w:after="160" w:before="0" w:line="276"/>
-        <w:jc w:val="both"/>
-      </w:pPr>
-      <w:r>
-        <w:rPr>
-          <w:rFonts w:ascii="Calibri" w:cs="Calibri" w:eastAsia="Calibri" w:hAnsi="Calibri"/>
-          <w:b/>
-          <w:bCs/>
-          <w:sz w:val="22"/>
-          <w:szCs w:val="22"/>
-        </w:rPr>
-        <w:t xml:space="preserve">3.5 Stress testing at the wrong end.</w:t>
-      </w:r>
-      <w:r>
-        <w:rPr>
-          <w:rFonts w:ascii="Calibri" w:cs="Calibri" w:eastAsia="Calibri" w:hAnsi="Calibri"/>
-          <w:sz w:val="22"/>
-          <w:szCs w:val="22"/>
-        </w:rPr>
-        <w:t xml:space="preserve"> PSR licensing was stress-tested against Tier 1, the most predictable case, while Tier 3 carries an uncapped roster. If the PSR is priced per partner or seat, Tier 3 is where the model breaks. Schedule 5 Part A records the question and Schedule 1 paragraph 3 provides the pass-through.</w:t>
-      </w:r>
-    </w:p>
-    <w:p>
-      <w:pPr>
-        <w:spacing w:after="160" w:before="0" w:line="276"/>
-        <w:jc w:val="both"/>
-      </w:pPr>
-      <w:r>
-        <w:rPr>
-          <w:rFonts w:ascii="Calibri" w:cs="Calibri" w:eastAsia="Calibri" w:hAnsi="Calibri"/>
-          <w:b/>
-          <w:bCs/>
-          <w:sz w:val="22"/>
-          <w:szCs w:val="22"/>
-        </w:rPr>
-        <w:t xml:space="preserve">3.6 AWS is not committed.</w:t>
-      </w:r>
-      <w:r>
-        <w:rPr>
-          <w:rFonts w:ascii="Calibri" w:cs="Calibri" w:eastAsia="Calibri" w:hAnsi="Calibri"/>
-          <w:sz w:val="22"/>
-          <w:szCs w:val="22"/>
-        </w:rPr>
-        <w:t xml:space="preserve"> An expectation that AWS ACE will submit five opportunities to the Solution is a programme assumption only, not a commitment by AWS, Automatum or OBP. Clause 13.3 governs.</w:t>
-      </w:r>
-    </w:p>
-    <w:p>
-      <w:pPr>
-        <w:spacing w:after="160" w:before="0" w:line="276"/>
-        <w:jc w:val="both"/>
-      </w:pPr>
-      <w:r>
-        <w:rPr>
-          <w:rFonts w:ascii="Calibri" w:cs="Calibri" w:eastAsia="Calibri" w:hAnsi="Calibri"/>
-          <w:b/>
-          <w:bCs/>
-          <w:sz w:val="22"/>
-          <w:szCs w:val="22"/>
-        </w:rPr>
-        <w:t xml:space="preserve">3.7 Partner AWS prerequisites.</w:t>
+        <w:t xml:space="preserve">3.3 Cost to serve.</w:t>
+      </w:r>
+      <w:r>
+        <w:rPr>
+          <w:rFonts w:ascii="Calibri" w:cs="Calibri" w:eastAsia="Calibri" w:hAnsi="Calibri"/>
+          <w:sz w:val="22"/>
+          <w:szCs w:val="22"/>
+        </w:rPr>
+        <w:t xml:space="preserve"> Neither Party warrants that the Client Fees at any Tier are sufficient to cover its own cost of performance, and clause 14.1 applies if they are not.</w:t>
+      </w:r>
+    </w:p>
+    <w:p>
+      <w:pPr>
+        <w:spacing w:after="160" w:before="0" w:line="276"/>
+        <w:jc w:val="both"/>
+      </w:pPr>
+      <w:r>
+        <w:rPr>
+          <w:rFonts w:ascii="Calibri" w:cs="Calibri" w:eastAsia="Calibri" w:hAnsi="Calibri"/>
+          <w:b/>
+          <w:bCs/>
+          <w:sz w:val="22"/>
+          <w:szCs w:val="22"/>
+        </w:rPr>
+        <w:t xml:space="preserve">3.4 Partner AWS prerequisites.</w:t>
       </w:r>
       <w:r>
         <w:rPr>
@@ -15183,8 +15111,8 @@
         </w:tblBorders>
       </w:tblPr>
       <w:tblGrid>
-        <w:gridCol w:w="8627"/>
-        <w:gridCol w:w="733"/>
+        <w:gridCol w:w="8526"/>
+        <w:gridCol w:w="834"/>
       </w:tblGrid>
       <w:tr>
         <w:trPr>
@@ -15192,7 +15120,7 @@
         </w:trPr>
         <w:tc>
           <w:tcPr>
-            <w:tcW w:type="dxa" w:w="8627"/>
+            <w:tcW w:type="dxa" w:w="8526"/>
             <w:shd w:fill="EDEDED" w:color="auto" w:val="clear"/>
             <w:tcMar>
               <w:top w:type="dxa" w:w="60"/>
@@ -15219,7 +15147,7 @@
         </w:tc>
         <w:tc>
           <w:tcPr>
-            <w:tcW w:type="dxa" w:w="733"/>
+            <w:tcW w:type="dxa" w:w="834"/>
             <w:shd w:fill="EDEDED" w:color="auto" w:val="clear"/>
             <w:tcMar>
               <w:top w:type="dxa" w:w="60"/>
@@ -15251,7 +15179,7 @@
         </w:trPr>
         <w:tc>
           <w:tcPr>
-            <w:tcW w:type="dxa" w:w="8627"/>
+            <w:tcW w:type="dxa" w:w="8526"/>
             <w:tcMar>
               <w:top w:type="dxa" w:w="60"/>
               <w:left w:type="dxa" w:w="108"/>
@@ -15275,7 +15203,7 @@
         </w:tc>
         <w:tc>
           <w:tcPr>
-            <w:tcW w:type="dxa" w:w="733"/>
+            <w:tcW w:type="dxa" w:w="834"/>
             <w:tcMar>
               <w:top w:type="dxa" w:w="60"/>
               <w:left w:type="dxa" w:w="108"/>
@@ -15304,7 +15232,7 @@
         </w:trPr>
         <w:tc>
           <w:tcPr>
-            <w:tcW w:type="dxa" w:w="8627"/>
+            <w:tcW w:type="dxa" w:w="8526"/>
             <w:tcMar>
               <w:top w:type="dxa" w:w="60"/>
               <w:left w:type="dxa" w:w="108"/>
@@ -15328,7 +15256,7 @@
         </w:tc>
         <w:tc>
           <w:tcPr>
-            <w:tcW w:type="dxa" w:w="733"/>
+            <w:tcW w:type="dxa" w:w="834"/>
             <w:tcMar>
               <w:top w:type="dxa" w:w="60"/>
               <w:left w:type="dxa" w:w="108"/>
@@ -15357,7 +15285,7 @@
         </w:trPr>
         <w:tc>
           <w:tcPr>
-            <w:tcW w:type="dxa" w:w="8627"/>
+            <w:tcW w:type="dxa" w:w="8526"/>
             <w:tcMar>
               <w:top w:type="dxa" w:w="60"/>
               <w:left w:type="dxa" w:w="108"/>
@@ -15381,7 +15309,7 @@
         </w:tc>
         <w:tc>
           <w:tcPr>
-            <w:tcW w:type="dxa" w:w="733"/>
+            <w:tcW w:type="dxa" w:w="834"/>
             <w:tcMar>
               <w:top w:type="dxa" w:w="60"/>
               <w:left w:type="dxa" w:w="108"/>
@@ -15410,7 +15338,7 @@
         </w:trPr>
         <w:tc>
           <w:tcPr>
-            <w:tcW w:type="dxa" w:w="8627"/>
+            <w:tcW w:type="dxa" w:w="8526"/>
             <w:tcMar>
               <w:top w:type="dxa" w:w="60"/>
               <w:left w:type="dxa" w:w="108"/>
@@ -15434,7 +15362,7 @@
         </w:tc>
         <w:tc>
           <w:tcPr>
-            <w:tcW w:type="dxa" w:w="733"/>
+            <w:tcW w:type="dxa" w:w="834"/>
             <w:tcMar>
               <w:top w:type="dxa" w:w="60"/>
               <w:left w:type="dxa" w:w="108"/>
@@ -15463,7 +15391,7 @@
         </w:trPr>
         <w:tc>
           <w:tcPr>
-            <w:tcW w:type="dxa" w:w="8627"/>
+            <w:tcW w:type="dxa" w:w="8526"/>
             <w:tcMar>
               <w:top w:type="dxa" w:w="60"/>
               <w:left w:type="dxa" w:w="108"/>
@@ -15487,7 +15415,7 @@
         </w:tc>
         <w:tc>
           <w:tcPr>
-            <w:tcW w:type="dxa" w:w="733"/>
+            <w:tcW w:type="dxa" w:w="834"/>
             <w:tcMar>
               <w:top w:type="dxa" w:w="60"/>
               <w:left w:type="dxa" w:w="108"/>
@@ -15516,7 +15444,7 @@
         </w:trPr>
         <w:tc>
           <w:tcPr>
-            <w:tcW w:type="dxa" w:w="8627"/>
+            <w:tcW w:type="dxa" w:w="8526"/>
             <w:tcMar>
               <w:top w:type="dxa" w:w="60"/>
               <w:left w:type="dxa" w:w="108"/>
@@ -15540,7 +15468,7 @@
         </w:tc>
         <w:tc>
           <w:tcPr>
-            <w:tcW w:type="dxa" w:w="733"/>
+            <w:tcW w:type="dxa" w:w="834"/>
             <w:tcMar>
               <w:top w:type="dxa" w:w="60"/>
               <w:left w:type="dxa" w:w="108"/>
@@ -15569,7 +15497,7 @@
         </w:trPr>
         <w:tc>
           <w:tcPr>
-            <w:tcW w:type="dxa" w:w="8627"/>
+            <w:tcW w:type="dxa" w:w="8526"/>
             <w:tcMar>
               <w:top w:type="dxa" w:w="60"/>
               <w:left w:type="dxa" w:w="108"/>
@@ -15593,7 +15521,7 @@
         </w:tc>
         <w:tc>
           <w:tcPr>
-            <w:tcW w:type="dxa" w:w="733"/>
+            <w:tcW w:type="dxa" w:w="834"/>
             <w:tcMar>
               <w:top w:type="dxa" w:w="60"/>
               <w:left w:type="dxa" w:w="108"/>
@@ -15622,7 +15550,7 @@
         </w:trPr>
         <w:tc>
           <w:tcPr>
-            <w:tcW w:type="dxa" w:w="8627"/>
+            <w:tcW w:type="dxa" w:w="8526"/>
             <w:tcMar>
               <w:top w:type="dxa" w:w="60"/>
               <w:left w:type="dxa" w:w="108"/>
@@ -15646,7 +15574,7 @@
         </w:tc>
         <w:tc>
           <w:tcPr>
-            <w:tcW w:type="dxa" w:w="733"/>
+            <w:tcW w:type="dxa" w:w="834"/>
             <w:tcMar>
               <w:top w:type="dxa" w:w="60"/>
               <w:left w:type="dxa" w:w="108"/>
@@ -15675,7 +15603,7 @@
         </w:trPr>
         <w:tc>
           <w:tcPr>
-            <w:tcW w:type="dxa" w:w="8627"/>
+            <w:tcW w:type="dxa" w:w="8526"/>
             <w:tcMar>
               <w:top w:type="dxa" w:w="60"/>
               <w:left w:type="dxa" w:w="108"/>
@@ -15699,7 +15627,7 @@
         </w:tc>
         <w:tc>
           <w:tcPr>
-            <w:tcW w:type="dxa" w:w="733"/>
+            <w:tcW w:type="dxa" w:w="834"/>
             <w:tcMar>
               <w:top w:type="dxa" w:w="60"/>
               <w:left w:type="dxa" w:w="108"/>
@@ -15728,7 +15656,7 @@
         </w:trPr>
         <w:tc>
           <w:tcPr>
-            <w:tcW w:type="dxa" w:w="8627"/>
+            <w:tcW w:type="dxa" w:w="8526"/>
             <w:tcMar>
               <w:top w:type="dxa" w:w="60"/>
               <w:left w:type="dxa" w:w="108"/>
@@ -15752,7 +15680,7 @@
         </w:tc>
         <w:tc>
           <w:tcPr>
-            <w:tcW w:type="dxa" w:w="733"/>
+            <w:tcW w:type="dxa" w:w="834"/>
             <w:tcMar>
               <w:top w:type="dxa" w:w="60"/>
               <w:left w:type="dxa" w:w="108"/>
@@ -15781,7 +15709,7 @@
         </w:trPr>
         <w:tc>
           <w:tcPr>
-            <w:tcW w:type="dxa" w:w="8627"/>
+            <w:tcW w:type="dxa" w:w="8526"/>
             <w:tcMar>
               <w:top w:type="dxa" w:w="60"/>
               <w:left w:type="dxa" w:w="108"/>
@@ -15805,7 +15733,7 @@
         </w:tc>
         <w:tc>
           <w:tcPr>
-            <w:tcW w:type="dxa" w:w="733"/>
+            <w:tcW w:type="dxa" w:w="834"/>
             <w:tcMar>
               <w:top w:type="dxa" w:w="60"/>
               <w:left w:type="dxa" w:w="108"/>
@@ -15834,31 +15762,31 @@
         </w:trPr>
         <w:tc>
           <w:tcPr>
-            <w:tcW w:type="dxa" w:w="8627"/>
-            <w:tcMar>
-              <w:top w:type="dxa" w:w="60"/>
-              <w:left w:type="dxa" w:w="108"/>
-              <w:bottom w:type="dxa" w:w="60"/>
-              <w:right w:type="dxa" w:w="108"/>
-            </w:tcMar>
-          </w:tcPr>
-          <w:p>
-            <w:pPr>
-              <w:spacing w:after="0" w:before="0" w:line="240"/>
-            </w:pPr>
-            <w:r>
-              <w:rPr>
-                <w:rFonts w:ascii="Calibri" w:cs="Calibri" w:eastAsia="Calibri" w:hAnsi="Calibri"/>
-                <w:sz w:val="19"/>
-                <w:szCs w:val="19"/>
-              </w:rPr>
-              <w:t xml:space="preserve">The solution identifier under clause 13.4, and the tie-break where overlapping offerings are of equal tier</w:t>
-            </w:r>
-          </w:p>
-        </w:tc>
-        <w:tc>
-          <w:tcPr>
-            <w:tcW w:type="dxa" w:w="733"/>
+            <w:tcW w:type="dxa" w:w="8526"/>
+            <w:tcMar>
+              <w:top w:type="dxa" w:w="60"/>
+              <w:left w:type="dxa" w:w="108"/>
+              <w:bottom w:type="dxa" w:w="60"/>
+              <w:right w:type="dxa" w:w="108"/>
+            </w:tcMar>
+          </w:tcPr>
+          <w:p>
+            <w:pPr>
+              <w:spacing w:after="0" w:before="0" w:line="240"/>
+            </w:pPr>
+            <w:r>
+              <w:rPr>
+                <w:rFonts w:ascii="Calibri" w:cs="Calibri" w:eastAsia="Calibri" w:hAnsi="Calibri"/>
+                <w:sz w:val="19"/>
+                <w:szCs w:val="19"/>
+              </w:rPr>
+              <w:t xml:space="preserve">The solution identifier under clause 13.4</w:t>
+            </w:r>
+          </w:p>
+        </w:tc>
+        <w:tc>
+          <w:tcPr>
+            <w:tcW w:type="dxa" w:w="834"/>
             <w:tcMar>
               <w:top w:type="dxa" w:w="60"/>
               <w:left w:type="dxa" w:w="108"/>
@@ -15887,7 +15815,7 @@
         </w:trPr>
         <w:tc>
           <w:tcPr>
-            <w:tcW w:type="dxa" w:w="8627"/>
+            <w:tcW w:type="dxa" w:w="8526"/>
             <w:tcMar>
               <w:top w:type="dxa" w:w="60"/>
               <w:left w:type="dxa" w:w="108"/>
@@ -15911,7 +15839,7 @@
         </w:tc>
         <w:tc>
           <w:tcPr>
-            <w:tcW w:type="dxa" w:w="733"/>
+            <w:tcW w:type="dxa" w:w="834"/>
             <w:tcMar>
               <w:top w:type="dxa" w:w="60"/>
               <w:left w:type="dxa" w:w="108"/>

--- a/docs/commercial/automatum-obp-white-label-agreement.docx
+++ b/docs/commercial/automatum-obp-white-label-agreement.docx
@@ -92,25 +92,25 @@
           <w:sz w:val="22"/>
           <w:szCs w:val="22"/>
         </w:rPr>
-        <w:t xml:space="preserve">[to supply: Only Best Practices legal entity name]</w:t>
-      </w:r>
-      <w:r>
-        <w:rPr>
-          <w:rFonts w:ascii="Calibri" w:cs="Calibri" w:eastAsia="Calibri" w:hAnsi="Calibri"/>
-          <w:sz w:val="22"/>
-          <w:szCs w:val="22"/>
-        </w:rPr>
-        <w:t xml:space="preserve">, a [to supply: entity type] organized under the laws of [to supply: state of organization], company number [to supply: registration number], of [to supply: OBP principal address] ("</w:t>
-      </w:r>
-      <w:r>
-        <w:rPr>
-          <w:rFonts w:ascii="Calibri" w:cs="Calibri" w:eastAsia="Calibri" w:hAnsi="Calibri"/>
-          <w:b/>
-          <w:bCs/>
-          <w:sz w:val="22"/>
-          <w:szCs w:val="22"/>
-        </w:rPr>
-        <w:t xml:space="preserve">OBP</w:t>
+        <w:t xml:space="preserve">[to supply: Only Best Venture Group legal entity name]</w:t>
+      </w:r>
+      <w:r>
+        <w:rPr>
+          <w:rFonts w:ascii="Calibri" w:cs="Calibri" w:eastAsia="Calibri" w:hAnsi="Calibri"/>
+          <w:sz w:val="22"/>
+          <w:szCs w:val="22"/>
+        </w:rPr>
+        <w:t xml:space="preserve">, a [to supply: entity type] organized under the laws of [to supply: state of organization], company number [to supply: registration number], of [to supply: OBVG principal address] ("</w:t>
+      </w:r>
+      <w:r>
+        <w:rPr>
+          <w:rFonts w:ascii="Calibri" w:cs="Calibri" w:eastAsia="Calibri" w:hAnsi="Calibri"/>
+          <w:b/>
+          <w:bCs/>
+          <w:sz w:val="22"/>
+          <w:szCs w:val="22"/>
+        </w:rPr>
+        <w:t xml:space="preserve">OBVG</w:t>
       </w:r>
       <w:r>
         <w:rPr>
@@ -159,7 +159,7 @@
           <w:sz w:val="22"/>
           <w:szCs w:val="22"/>
         </w:rPr>
-        <w:t xml:space="preserve"> Automatum publishes software through AWS Marketplace, holds the seller of record position for its listing, and issues private offers and Selling Authorizations under it. OBP operates a managed channel function and licenses and operates a partner system of record.</w:t>
+        <w:t xml:space="preserve"> Automatum publishes software through AWS Marketplace, holds the seller of record position for its listing, and issues private offers and Selling Authorizations under it. OBVG operates a managed channel function and licenses and operates a partner system of record.</w:t>
       </w:r>
     </w:p>
     <w:p>
@@ -207,7 +207,7 @@
           <w:sz w:val="22"/>
           <w:szCs w:val="22"/>
         </w:rPr>
-        <w:t xml:space="preserve"> Automatum contracts with, invoices and faces each client. OBP performs the channel function as Automatum's subcontractor under Automatum's brand and is not presented to the client as a separate provider. The arrangement is non-exclusive.</w:t>
+        <w:t xml:space="preserve"> Automatum contracts with, invoices and faces each client. OBVG performs the channel function as Automatum's subcontractor under Automatum's brand and is not presented to the client as a separate provider. The arrangement is non-exclusive.</w:t>
       </w:r>
     </w:p>
     <w:p>
@@ -437,7 +437,7 @@
           <w:sz w:val="22"/>
           <w:szCs w:val="22"/>
         </w:rPr>
-        <w:t xml:space="preserve">" means the Automatum names, logos, marks, domains, email domains, templates and other brand assets Automatum makes available to OBP.</w:t>
+        <w:t xml:space="preserve">" means the Automatum names, logos, marks, domains, email domains, templates and other brand assets Automatum makes available to OBVG.</w:t>
       </w:r>
     </w:p>
     <w:p>
@@ -683,7 +683,7 @@
           <w:sz w:val="22"/>
           <w:szCs w:val="22"/>
         </w:rPr>
-        <w:t xml:space="preserve">" means whether a Registered Client is OBP-Sourced, Automatum-Sourced, or Joint or ACE-Sourced, determined under clause 4.7. "</w:t>
+        <w:t xml:space="preserve">" means whether a Registered Client is OBVG-Sourced, Automatum-Sourced, or Joint or ACE-Sourced, determined under clause 4.7. "</w:t>
       </w:r>
       <w:r>
         <w:rPr>
@@ -865,7 +865,7 @@
           <w:sz w:val="22"/>
           <w:szCs w:val="22"/>
         </w:rPr>
-        <w:t xml:space="preserve">" means an order in the form of Schedule 6, executed by both Parties, adding a Client to the Client Registry and engaging OBP for that Client.</w:t>
+        <w:t xml:space="preserve">" means an order in the form of Schedule 6, executed by both Parties, adding a Client to the Client Registry and engaging OBVG for that Client.</w:t>
       </w:r>
     </w:p>
     <w:p>
@@ -947,7 +947,7 @@
           <w:sz w:val="22"/>
           <w:szCs w:val="22"/>
         </w:rPr>
-        <w:t xml:space="preserve">" means a completed CPPO structure, pricing, partner and end customer details and supporting documentation, in the form stated in the Engagement Order, delivered by OBP so that Automatum can issue the offer.</w:t>
+        <w:t xml:space="preserve">" means a completed CPPO structure, pricing, partner and end customer details and supporting documentation, in the form stated in the Engagement Order, delivered by OBVG so that Automatum can issue the offer.</w:t>
       </w:r>
     </w:p>
     <w:p>
@@ -1003,15 +1003,15 @@
           <w:sz w:val="22"/>
           <w:szCs w:val="22"/>
         </w:rPr>
-        <w:t xml:space="preserve">OBP Materials</w:t>
-      </w:r>
-      <w:r>
-        <w:rPr>
-          <w:rFonts w:ascii="Calibri" w:cs="Calibri" w:eastAsia="Calibri" w:hAnsi="Calibri"/>
-          <w:sz w:val="22"/>
-          <w:szCs w:val="22"/>
-        </w:rPr>
-        <w:t xml:space="preserve">" means the methodologies, playbooks, templates, partner agreement and margin schedule forms, curricula, enablement content, processes and know-how OBP owns or licenses and uses in delivering the Services, together with the PSR.</w:t>
+        <w:t xml:space="preserve">OBVG Materials</w:t>
+      </w:r>
+      <w:r>
+        <w:rPr>
+          <w:rFonts w:ascii="Calibri" w:cs="Calibri" w:eastAsia="Calibri" w:hAnsi="Calibri"/>
+          <w:sz w:val="22"/>
+          <w:szCs w:val="22"/>
+        </w:rPr>
+        <w:t xml:space="preserve">" means the methodologies, playbooks, templates, partner agreement and margin schedule forms, curricula, enablement content, processes and know-how OBVG owns or licenses and uses in delivering the Services, together with the PSR.</w:t>
       </w:r>
     </w:p>
     <w:p>
@@ -1035,15 +1035,15 @@
           <w:sz w:val="22"/>
           <w:szCs w:val="22"/>
         </w:rPr>
-        <w:t xml:space="preserve">OBP Service Revenue</w:t>
-      </w:r>
-      <w:r>
-        <w:rPr>
-          <w:rFonts w:ascii="Calibri" w:cs="Calibri" w:eastAsia="Calibri" w:hAnsi="Calibri"/>
-          <w:sz w:val="22"/>
-          <w:szCs w:val="22"/>
-        </w:rPr>
-        <w:t xml:space="preserve">" means OBP's share of Service Revenue under clause 11.2.</w:t>
+        <w:t xml:space="preserve">OBVG Service Revenue</w:t>
+      </w:r>
+      <w:r>
+        <w:rPr>
+          <w:rFonts w:ascii="Calibri" w:cs="Calibri" w:eastAsia="Calibri" w:hAnsi="Calibri"/>
+          <w:sz w:val="22"/>
+          <w:szCs w:val="22"/>
+        </w:rPr>
+        <w:t xml:space="preserve">" means OBVG's share of Service Revenue under clause 11.2.</w:t>
       </w:r>
     </w:p>
     <w:p>
@@ -1125,7 +1125,7 @@
           <w:sz w:val="22"/>
           <w:szCs w:val="22"/>
         </w:rPr>
-        <w:t xml:space="preserve">" means the partner management platform licensed and operated by OBP under clause 10 and Schedule 5, providing partner portal, onboarding, deal registration and commission tracking, with HubSpot and Salesforce synchronization.</w:t>
+        <w:t xml:space="preserve">" means the partner management platform licensed and operated by OBVG under clause 10 and Schedule 5, providing partner portal, onboarding, deal registration and commission tracking, with HubSpot and Salesforce synchronization.</w:t>
       </w:r>
     </w:p>
     <w:p>
@@ -1239,7 +1239,7 @@
           <w:sz w:val="22"/>
           <w:szCs w:val="22"/>
         </w:rPr>
-        <w:t xml:space="preserve">" means a reseller, systems integrator, managed service provider or other channel partner OBP recruits, contracts or onboards for a Registered Client under this Agreement.</w:t>
+        <w:t xml:space="preserve">" means a reseller, systems integrator, managed service provider or other channel partner OBVG recruits, contracts or onboards for a Registered Client under this Agreement.</w:t>
       </w:r>
     </w:p>
     <w:p>
@@ -1399,7 +1399,7 @@
           <w:sz w:val="22"/>
           <w:szCs w:val="22"/>
         </w:rPr>
-        <w:t xml:space="preserve">" means the services OBP performs under clause 5 and Schedule 1. "</w:t>
+        <w:t xml:space="preserve">" means the services OBVG performs under clause 5 and Schedule 1. "</w:t>
       </w:r>
       <w:r>
         <w:rPr>
@@ -1619,7 +1619,7 @@
           <w:sz w:val="22"/>
           <w:szCs w:val="22"/>
         </w:rPr>
-        <w:t xml:space="preserve"> A Client Agreement is not part of this Agreement, does not bind OBP, and cannot vary it. Clause 6.5 governs flow-down.</w:t>
+        <w:t xml:space="preserve"> A Client Agreement is not part of this Agreement, does not bind OBVG, and cannot vary it. Clause 6.5 governs flow-down.</w:t>
       </w:r>
     </w:p>
     <w:p>
@@ -1660,7 +1660,7 @@
           <w:sz w:val="22"/>
           <w:szCs w:val="22"/>
         </w:rPr>
-        <w:t xml:space="preserve"> Automatum appoints OBP as a delivery subcontractor to perform the Services for Registered Clients under the Automatum Brand, and OBP accepts.</w:t>
+        <w:t xml:space="preserve"> Automatum appoints OBVG as a delivery subcontractor to perform the Services for Registered Clients under the Automatum Brand, and OBVG accepts.</w:t>
       </w:r>
     </w:p>
     <w:p>
@@ -1684,7 +1684,7 @@
           <w:sz w:val="22"/>
           <w:szCs w:val="22"/>
         </w:rPr>
-        <w:t xml:space="preserve"> The appointment is non-exclusive both ways. Automatum may perform the Services itself or appoint others for any client, and OBP may provide the same or similar services to anyone, including another AWS Marketplace seller. This is subject only to clause 15, which operates solely in respect of Registered Clients and Recruited Partners.</w:t>
+        <w:t xml:space="preserve"> The appointment is non-exclusive both ways. Automatum may perform the Services itself or appoint others for any client, and OBVG may provide the same or similar services to anyone, including another AWS Marketplace seller. This is subject only to clause 15, which operates solely in respect of Registered Clients and Recruited Partners.</w:t>
       </w:r>
     </w:p>
     <w:p>
@@ -1708,7 +1708,7 @@
           <w:sz w:val="22"/>
           <w:szCs w:val="22"/>
         </w:rPr>
-        <w:t xml:space="preserve"> Automatum commits to no minimum number of Engagements, Registered Clients or Client Fees, and OBP has not relied on any forecast, projection or business case exchanged before the Effective Date.</w:t>
+        <w:t xml:space="preserve"> Automatum commits to no minimum number of Engagements, Registered Clients or Client Fees, and OBVG has not relied on any forecast, projection or business case exchanged before the Effective Date.</w:t>
       </w:r>
     </w:p>
     <w:p>
@@ -1732,7 +1732,7 @@
           <w:sz w:val="22"/>
           <w:szCs w:val="22"/>
         </w:rPr>
-        <w:t xml:space="preserve"> OBP is an independent contractor, not Automatum's agent, employee, partner or joint venturer, and may not bind Automatum except as Automatum authorizes in writing for a specific matter.</w:t>
+        <w:t xml:space="preserve"> OBVG is an independent contractor, not Automatum's agent, employee, partner or joint venturer, and may not bind Automatum except as Automatum authorizes in writing for a specific matter.</w:t>
       </w:r>
     </w:p>
     <w:p>
@@ -1756,7 +1756,7 @@
           <w:sz w:val="22"/>
           <w:szCs w:val="22"/>
         </w:rPr>
-        <w:t xml:space="preserve"> Automatum is the prime contractor and is responsible to each Registered Client for the Solution as a whole. As between the Parties, OBP is responsible for the Services and for its personnel and subcontractors.</w:t>
+        <w:t xml:space="preserve"> Automatum is the prime contractor and is responsible to each Registered Client for the Solution as a whole. As between the Parties, OBVG is responsible for the Services and for its personnel and subcontractors.</w:t>
       </w:r>
     </w:p>
     <w:p>
@@ -1845,7 +1845,7 @@
           <w:sz w:val="22"/>
           <w:szCs w:val="22"/>
         </w:rPr>
-        <w:t xml:space="preserve"> Each Engagement Order states at least: the Client's legal name; the Tier; the Client Status and Client Source; the Engagement start and Engagement Year dates; the Client Fees and the resulting OBP Service Revenue; the personnel named under clause 9; the PSR seat allocation; and any variation permitted by clause 2.2.</w:t>
+        <w:t xml:space="preserve"> Each Engagement Order states at least: the Client's legal name; the Tier; the Client Status and Client Source; the Engagement start and Engagement Year dates; the Client Fees and the resulting OBVG Service Revenue; the personnel named under clause 9; the PSR seat allocation; and any variation permitted by clause 2.2.</w:t>
       </w:r>
     </w:p>
     <w:p>
@@ -1869,7 +1869,7 @@
           <w:sz w:val="22"/>
           <w:szCs w:val="22"/>
         </w:rPr>
-        <w:t xml:space="preserve"> Before an Engagement Order is executed, OBP may notify Automatum in writing, with reasonable evidence, of a pre-existing relationship with the proposed Client or a named partner of it. A relationship so notified is a "Prior Relationship" and is carved out of clause 15.2. A relationship not notified before execution is not a Prior Relationship.</w:t>
+        <w:t xml:space="preserve"> Before an Engagement Order is executed, OBVG may notify Automatum in writing, with reasonable evidence, of a pre-existing relationship with the proposed Client or a named partner of it. A relationship so notified is a "Prior Relationship" and is carved out of clause 15.2. A relationship not notified before execution is not a Prior Relationship.</w:t>
       </w:r>
     </w:p>
     <w:p>
@@ -1893,7 +1893,7 @@
           <w:sz w:val="22"/>
           <w:szCs w:val="22"/>
         </w:rPr>
-        <w:t xml:space="preserve"> OBP may decline a proposed Engagement Order within 5 Business Days, acting reasonably, including for lack of capacity at the proposed Tier, because the proposed Client competes with an existing OBP client, or because the proposed Client's existing Client Agreement does not meet clause 6.5. Declining is not a breach, and Automatum may then serve that Client itself or through another provider.</w:t>
+        <w:t xml:space="preserve"> OBVG may decline a proposed Engagement Order within 5 Business Days, acting reasonably, including for lack of capacity at the proposed Tier, because the proposed Client competes with an existing OBVG client, or because the proposed Client's existing Client Agreement does not meet clause 6.5. Declining is not a breach, and Automatum may then serve that Client itself or through another provider.</w:t>
       </w:r>
     </w:p>
     <w:p>
@@ -2005,7 +2005,7 @@
           <w:sz w:val="22"/>
           <w:szCs w:val="22"/>
         </w:rPr>
-        <w:t xml:space="preserve"> - OBP-Sourced, Automatum-Sourced, or Joint or ACE-Sourced, by which Party first made documented contact with the Client about the Solution, and Joint or ACE-Sourced where the opportunity came through ACE or neither Party can show first contact.</w:t>
+        <w:t xml:space="preserve"> - OBVG-Sourced, Automatum-Sourced, or Joint or ACE-Sourced, by which Party first made documented contact with the Client about the Solution, and Joint or ACE-Sourced where the opportunity came through ACE or neither Party can show first contact.</w:t>
       </w:r>
     </w:p>
     <w:p>
@@ -2036,7 +2036,7 @@
           <w:sz w:val="24"/>
           <w:szCs w:val="24"/>
         </w:rPr>
-        <w:t xml:space="preserve">5. OBP Delivery Obligations</w:t>
+        <w:t xml:space="preserve">5. OBVG Delivery Obligations</w:t>
       </w:r>
     </w:p>
     <w:p>
@@ -2060,7 +2060,7 @@
           <w:sz w:val="22"/>
           <w:szCs w:val="22"/>
         </w:rPr>
-        <w:t xml:space="preserve"> For each Engagement OBP will, at the applicable Tier and to the service levels in Schedule 4, using suitably skilled personnel and with reasonable skill and care:</w:t>
+        <w:t xml:space="preserve"> For each Engagement OBVG will, at the applicable Tier and to the service levels in Schedule 4, using suitably skilled personnel and with reasonable skill and care:</w:t>
       </w:r>
     </w:p>
     <w:p>
@@ -2130,7 +2130,7 @@
           <w:sz w:val="22"/>
           <w:szCs w:val="22"/>
         </w:rPr>
-        <w:t xml:space="preserve">e.	operate the CPPO deal desk, delivering an Issuance-Ready Package to Automatum within the OBP leg in Schedule 4;</w:t>
+        <w:t xml:space="preserve">e.	operate the CPPO deal desk, delivering an Issuance-Ready Package to Automatum within the OBVG leg in Schedule 4;</w:t>
       </w:r>
     </w:p>
     <w:p>
@@ -2172,7 +2172,7 @@
           <w:sz w:val="22"/>
           <w:szCs w:val="22"/>
         </w:rPr>
-        <w:t xml:space="preserve">h.	stand up, configure, host, operate, support and maintain the PSR under clause 10 and Schedule 5, within the OBP Service Revenue and not separately chargeable;</w:t>
+        <w:t xml:space="preserve">h.	stand up, configure, host, operate, support and maintain the PSR under clause 10 and Schedule 5, within the OBVG Service Revenue and not separately chargeable;</w:t>
       </w:r>
     </w:p>
     <w:p>
@@ -2186,7 +2186,7 @@
           <w:sz w:val="22"/>
           <w:szCs w:val="22"/>
         </w:rPr>
-        <w:t xml:space="preserve">i.	support configuration of AWS Partner Revenue Measurement attribution so far as within OBP's control, and where action is required of Automatum, the Client or AWS, specify what is required and verify the result;</w:t>
+        <w:t xml:space="preserve">i.	support configuration of AWS Partner Revenue Measurement attribution so far as within OBVG's control, and where action is required of Automatum, the Client or AWS, specify what is required and verify the result;</w:t>
       </w:r>
     </w:p>
     <w:p>
@@ -2238,7 +2238,7 @@
           <w:sz w:val="22"/>
           <w:szCs w:val="22"/>
         </w:rPr>
-        <w:t xml:space="preserve"> The partner numbers in Schedule 1 are the maximum OBP must recruit and onboard. OBP does not warrant, and need not procure, that any minimum number of partners is recruited, onboarded, authorized, transacts or becomes an Active Partner, and Automatum will not represent otherwise. This clause prevails over any contrary reading of Schedule 1.</w:t>
+        <w:t xml:space="preserve"> The partner numbers in Schedule 1 are the maximum OBVG must recruit and onboard. OBVG does not warrant, and need not procure, that any minimum number of partners is recruited, onboarded, authorized, transacts or becomes an Active Partner, and Automatum will not represent otherwise. This clause prevails over any contrary reading of Schedule 1.</w:t>
       </w:r>
     </w:p>
     <w:p>
@@ -2272,15 +2272,15 @@
           <w:sz w:val="22"/>
           <w:szCs w:val="22"/>
         </w:rPr>
-        <w:t xml:space="preserve">OBP is not a party to any partner agreement as principal</w:t>
-      </w:r>
-      <w:r>
-        <w:rPr>
-          <w:rFonts w:ascii="Calibri" w:cs="Calibri" w:eastAsia="Calibri" w:hAnsi="Calibri"/>
-          <w:sz w:val="22"/>
-          <w:szCs w:val="22"/>
-        </w:rPr>
-        <w:t xml:space="preserve"> and will not enter into one in its own name. OBP administers them as agent under the authority in the Engagement Order and no wider.</w:t>
+        <w:t xml:space="preserve">OBVG is not a party to any partner agreement as principal</w:t>
+      </w:r>
+      <w:r>
+        <w:rPr>
+          <w:rFonts w:ascii="Calibri" w:cs="Calibri" w:eastAsia="Calibri" w:hAnsi="Calibri"/>
+          <w:sz w:val="22"/>
+          <w:szCs w:val="22"/>
+        </w:rPr>
+        <w:t xml:space="preserve"> and will not enter into one in its own name. OBVG administers them as agent under the authority in the Engagement Order and no wider.</w:t>
       </w:r>
     </w:p>
     <w:p>
@@ -2304,7 +2304,7 @@
           <w:sz w:val="22"/>
           <w:szCs w:val="22"/>
         </w:rPr>
-        <w:t xml:space="preserve"> OBP's deal desk obligation ends on delivery of the Issuance-Ready Package. Issuance is Automatum's under clause 6.3.</w:t>
+        <w:t xml:space="preserve"> OBVG's deal desk obligation ends on delivery of the Issuance-Ready Package. Issuance is Automatum's under clause 6.3.</w:t>
       </w:r>
     </w:p>
     <w:p>
@@ -2328,7 +2328,7 @@
           <w:sz w:val="22"/>
           <w:szCs w:val="22"/>
         </w:rPr>
-        <w:t xml:space="preserve"> OBP is first line for the channel, the deal desk and the PSR, through the personnel named under clause 9, routed through the single Automatum-branded intake in Schedule 3.</w:t>
+        <w:t xml:space="preserve"> OBVG is first line for the channel, the deal desk and the PSR, through the personnel named under clause 9, routed through the single Automatum-branded intake in Schedule 3.</w:t>
       </w:r>
     </w:p>
     <w:p>
@@ -2352,7 +2352,7 @@
           <w:sz w:val="22"/>
           <w:szCs w:val="22"/>
         </w:rPr>
-        <w:t xml:space="preserve"> OBP will follow Automatum's reasonable written instructions relating to the Services, except where doing so would breach this Agreement, an AWS Program Term or any law, and will notify Automatum promptly if it believes an instruction would.</w:t>
+        <w:t xml:space="preserve"> OBVG will follow Automatum's reasonable written instructions relating to the Services, except where doing so would breach this Agreement, an AWS Program Term or any law, and will notify Automatum promptly if it believes an instruction would.</w:t>
       </w:r>
     </w:p>
     <w:p>
@@ -2376,7 +2376,7 @@
           <w:sz w:val="22"/>
           <w:szCs w:val="22"/>
         </w:rPr>
-        <w:t xml:space="preserve"> OBP may subcontract only to subcontractors Automatum approves in writing, remains fully liable for them, and may not subcontract any role named under clause 9.</w:t>
+        <w:t xml:space="preserve"> OBVG may subcontract only to subcontractors Automatum approves in writing, remains fully liable for them, and may not subcontract any role named under clause 9.</w:t>
       </w:r>
     </w:p>
     <w:p>
@@ -2513,7 +2513,7 @@
           <w:sz w:val="22"/>
           <w:szCs w:val="22"/>
         </w:rPr>
-        <w:t xml:space="preserve"> Automatum warrants that no Client Agreement for a Registered Client contains, in respect of services OBP performs, a service level stricter than Schedule 4, a service credit percentage or at-risk amount above the caps in Schedule 4, a guaranteed partner number, transaction volume, revenue outcome or activation rate, or a metric definition inconsistent with Schedule 4. Anything agreed beyond this baseline is Automatum's own risk, is excluded from clause 8.4, and does not increase OBP's obligations. This covenant is the consideration for the full flow-down in clause 8.4.</w:t>
+        <w:t xml:space="preserve"> Automatum warrants that no Client Agreement for a Registered Client contains, in respect of services OBVG performs, a service level stricter than Schedule 4, a service credit percentage or at-risk amount above the caps in Schedule 4, a guaranteed partner number, transaction volume, revenue outcome or activation rate, or a metric definition inconsistent with Schedule 4. Anything agreed beyond this baseline is Automatum's own risk, is excluded from clause 8.4, and does not increase OBVG's obligations. This covenant is the consideration for the full flow-down in clause 8.4.</w:t>
       </w:r>
     </w:p>
     <w:p>
@@ -2537,7 +2537,7 @@
           <w:sz w:val="22"/>
           <w:szCs w:val="22"/>
         </w:rPr>
-        <w:t xml:space="preserve"> Automatum will make no representation, warranty or commitment to a Client or prospective Client about the Services, the Solution, partner numbers, offer issuance or any metric beyond Schedules 1 and 4, and indemnifies OBP under clause 20.2 for claims arising from any excess.</w:t>
+        <w:t xml:space="preserve"> Automatum will make no representation, warranty or commitment to a Client or prospective Client about the Services, the Solution, partner numbers, offer issuance or any metric beyond Schedules 1 and 4, and indemnifies OBVG under clause 20.2 for claims arising from any excess.</w:t>
       </w:r>
     </w:p>
     <w:p>
@@ -2561,7 +2561,7 @@
           <w:sz w:val="22"/>
           <w:szCs w:val="22"/>
         </w:rPr>
-        <w:t xml:space="preserve"> Each of the following is a "Relief Event": Automatum's failure to perform clause 6.1, 6.2 or 6.3; its loss of the listing, seller of record position or AWS Partner Network entitlements; a Registered Client's failure to perform an obligation on which OBP depends; and any matter in clause 14.3. While a Relief Event continues, OBP is excused from the affected obligation, the affected service levels do not run, and OBP Service Revenue continues to accrue. OBP will notify Automatum promptly and use reasonable efforts to mitigate.</w:t>
+        <w:t xml:space="preserve"> Each of the following is a "Relief Event": Automatum's failure to perform clause 6.1, 6.2 or 6.3; its loss of the listing, seller of record position or AWS Partner Network entitlements; a Registered Client's failure to perform an obligation on which OBVG depends; and any matter in clause 14.3. While a Relief Event continues, OBVG is excused from the affected obligation, the affected service levels do not run, and OBVG Service Revenue continues to accrue. OBVG will notify Automatum promptly and use reasonable efforts to mitigate.</w:t>
       </w:r>
     </w:p>
     <w:p>
@@ -2602,7 +2602,7 @@
           <w:sz w:val="22"/>
           <w:szCs w:val="22"/>
         </w:rPr>
-        <w:t xml:space="preserve"> Automatum grants OBP a non-exclusive, non-transferable, royalty-free licence for the Term to use the Automatum Brand solely to perform the Services under Schedule 3. OBP acquires no other rights and all goodwill accrues to Automatum.</w:t>
+        <w:t xml:space="preserve"> Automatum grants OBVG a non-exclusive, non-transferable, royalty-free licence for the Term to use the Automatum Brand solely to perform the Services under Schedule 3. OBVG acquires no other rights and all goodwill accrues to Automatum.</w:t>
       </w:r>
     </w:p>
     <w:p>
@@ -2626,31 +2626,31 @@
           <w:sz w:val="22"/>
           <w:szCs w:val="22"/>
         </w:rPr>
-        <w:t xml:space="preserve"> OBP will perform all client-facing and partner-facing elements of the Services under the Automatum Brand, using Automatum-supplied email addresses and domains, Automatum-branded documents, portals and correspondence, and the protocol in Schedule 3.</w:t>
-      </w:r>
-    </w:p>
-    <w:p>
-      <w:pPr>
-        <w:spacing w:after="160" w:before="0" w:line="276"/>
-        <w:jc w:val="both"/>
-      </w:pPr>
-      <w:r>
-        <w:rPr>
-          <w:rFonts w:ascii="Calibri" w:cs="Calibri" w:eastAsia="Calibri" w:hAnsi="Calibri"/>
-          <w:b/>
-          <w:bCs/>
-          <w:sz w:val="22"/>
-          <w:szCs w:val="22"/>
-        </w:rPr>
-        <w:t xml:space="preserve">7.3 No OBP branding.</w:t>
-      </w:r>
-      <w:r>
-        <w:rPr>
-          <w:rFonts w:ascii="Calibri" w:cs="Calibri" w:eastAsia="Calibri" w:hAnsi="Calibri"/>
-          <w:sz w:val="22"/>
-          <w:szCs w:val="22"/>
-        </w:rPr>
-        <w:t xml:space="preserve"> OBP will not use its own name, logos, marks, domains, email addresses, templates or contact details in any client-facing or partner-facing material, and will not identify itself to a Client or Recruited Partner as the provider of the Services, except under clause 7.5.</w:t>
+        <w:t xml:space="preserve"> OBVG will perform all client-facing and partner-facing elements of the Services under the Automatum Brand, using Automatum-supplied email addresses and domains, Automatum-branded documents, portals and correspondence, and the protocol in Schedule 3.</w:t>
+      </w:r>
+    </w:p>
+    <w:p>
+      <w:pPr>
+        <w:spacing w:after="160" w:before="0" w:line="276"/>
+        <w:jc w:val="both"/>
+      </w:pPr>
+      <w:r>
+        <w:rPr>
+          <w:rFonts w:ascii="Calibri" w:cs="Calibri" w:eastAsia="Calibri" w:hAnsi="Calibri"/>
+          <w:b/>
+          <w:bCs/>
+          <w:sz w:val="22"/>
+          <w:szCs w:val="22"/>
+        </w:rPr>
+        <w:t xml:space="preserve">7.3 No OBVG branding.</w:t>
+      </w:r>
+      <w:r>
+        <w:rPr>
+          <w:rFonts w:ascii="Calibri" w:cs="Calibri" w:eastAsia="Calibri" w:hAnsi="Calibri"/>
+          <w:sz w:val="22"/>
+          <w:szCs w:val="22"/>
+        </w:rPr>
+        <w:t xml:space="preserve"> OBVG will not use its own name, logos, marks, domains, email addresses, templates or contact details in any client-facing or partner-facing material, and will not identify itself to a Client or Recruited Partner as the provider of the Services, except under clause 7.5.</w:t>
       </w:r>
     </w:p>
     <w:p>
@@ -2674,7 +2674,7 @@
           <w:sz w:val="22"/>
           <w:szCs w:val="22"/>
         </w:rPr>
-        <w:t xml:space="preserve"> OBP will not contact a Registered Client outside the channels and personas in Schedule 3, and will not contact a Registered Client at all about a dispute between the Parties, including any payment dispute.</w:t>
+        <w:t xml:space="preserve"> OBVG will not contact a Registered Client outside the channels and personas in Schedule 3, and will not contact a Registered Client at all about a dispute between the Parties, including any payment dispute.</w:t>
       </w:r>
     </w:p>
     <w:p>
@@ -2698,7 +2698,7 @@
           <w:sz w:val="22"/>
           <w:szCs w:val="22"/>
         </w:rPr>
-        <w:t xml:space="preserve"> OBP may disclose its role where required by law, a regulator, an AWS Program Term, or a Client Agreement Automatum has notified to OBP in writing, giving Automatum reasonable advance notice where it lawfully can.</w:t>
+        <w:t xml:space="preserve"> OBVG may disclose its role where required by law, a regulator, an AWS Program Term, or a Client Agreement Automatum has notified to OBVG in writing, giving Automatum reasonable advance notice where it lawfully can.</w:t>
       </w:r>
     </w:p>
     <w:p>
@@ -2722,7 +2722,7 @@
           <w:sz w:val="22"/>
           <w:szCs w:val="22"/>
         </w:rPr>
-        <w:t xml:space="preserve"> OBP is the sole employer of its personnel. Automatum does not direct, supervise or control how they perform the Services. OBP's personnel will not state or imply that they are employed by Automatum, and Schedule 3 states what they may and may not say. Each Party will implement the measures in Schedule 3 against a finding of joint or co-employment.</w:t>
+        <w:t xml:space="preserve"> OBVG is the sole employer of its personnel. Automatum does not direct, supervise or control how they perform the Services. OBVG's personnel will not state or imply that they are employed by Automatum, and Schedule 3 states what they may and may not say. Each Party will implement the measures in Schedule 3 against a finding of joint or co-employment.</w:t>
       </w:r>
     </w:p>
     <w:p>
@@ -2770,7 +2770,7 @@
           <w:sz w:val="22"/>
           <w:szCs w:val="22"/>
         </w:rPr>
-        <w:t xml:space="preserve"> Automatum will not disclose OBP's role to a Client or Recruited Partner except as required by law, a regulator, an AWS Program Term or a Client Agreement.</w:t>
+        <w:t xml:space="preserve"> Automatum will not disclose OBVG's role to a Client or Recruited Partner except as required by law, a regulator, an AWS Program Term or a Client Agreement.</w:t>
       </w:r>
     </w:p>
     <w:p>
@@ -2811,7 +2811,7 @@
           <w:sz w:val="22"/>
           <w:szCs w:val="22"/>
         </w:rPr>
-        <w:t xml:space="preserve"> OBP will meet the service levels in Schedule 4, which state for each what starts and stops the clock, the measurement source, and the division between the OBP leg and the Automatum leg.</w:t>
+        <w:t xml:space="preserve"> OBVG will meet the service levels in Schedule 4, which state for each what starts and stops the clock, the measurement source, and the division between the OBVG leg and the Automatum leg.</w:t>
       </w:r>
     </w:p>
     <w:p>
@@ -2835,7 +2835,7 @@
           <w:sz w:val="22"/>
           <w:szCs w:val="22"/>
         </w:rPr>
-        <w:t xml:space="preserve"> Because Automatum issues offers and Selling Authorizations as seller of record, the deal desk and Selling Authorization service levels are measured in two legs. OBP is responsible only for the OBP leg, and a failure of the Automatum leg gives rise to no flow-down under clause 8.4. Where root cause analysis is genuinely inconclusive between the legs, responsibility is apportioned equally and either Party may escalate under clause 26.2.</w:t>
+        <w:t xml:space="preserve"> Because Automatum issues offers and Selling Authorizations as seller of record, the deal desk and Selling Authorization service levels are measured in two legs. OBVG is responsible only for the OBVG leg, and a failure of the Automatum leg gives rise to no flow-down under clause 8.4. Where root cause analysis is genuinely inconclusive between the legs, responsibility is apportioned equally and either Party may escalate under clause 26.2.</w:t>
       </w:r>
     </w:p>
     <w:p>
@@ -2859,7 +2859,7 @@
           <w:sz w:val="22"/>
           <w:szCs w:val="22"/>
         </w:rPr>
-        <w:t xml:space="preserve"> A service level does not run, and no failure occurs, to the extent delay is caused by a Relief Event, a Force Majeure Event, an incomplete or non-conforming Deal Desk Request, a Recruited Partner's failure to complete AWS registration, tax, banking or service-linked role requirements, a Registered Client's act or omission, or an act or omission of AWS. A change in OBP's personnel is </w:t>
+        <w:t xml:space="preserve"> A service level does not run, and no failure occurs, to the extent delay is caused by a Relief Event, a Force Majeure Event, an incomplete or non-conforming Deal Desk Request, a Recruited Partner's failure to complete AWS registration, tax, banking or service-linked role requirements, a Registered Client's act or omission, or an act or omission of AWS. A change in OBVG's personnel is </w:t>
       </w:r>
       <w:r>
         <w:rPr>
@@ -2901,7 +2901,7 @@
           <w:sz w:val="22"/>
           <w:szCs w:val="22"/>
         </w:rPr>
-        <w:t xml:space="preserve"> Where Automatum must give a Registered Client a Service Credit, it may deduct that amount from the next monthly OBP Service Revenue for that Client, but only where the failure was of the OBP leg and attributable to OBP; Automatum actually gave the credit and did not give it ex gratia, as a concession, or in settlement of an unrelated matter without OBP's prior written consent; Automatum applied every exclusion, cap and excused event available to it; and Automatum notified OBP of the claim with supporting evidence within 10 Business Days of receiving it and gave OBP a reasonable opportunity to comment.</w:t>
+        <w:t xml:space="preserve"> Where Automatum must give a Registered Client a Service Credit, it may deduct that amount from the next monthly OBVG Service Revenue for that Client, but only where the failure was of the OBVG leg and attributable to OBVG; Automatum actually gave the credit and did not give it ex gratia, as a concession, or in settlement of an unrelated matter without OBVG's prior written consent; Automatum applied every exclusion, cap and excused event available to it; and Automatum notified OBVG of the claim with supporting evidence within 10 Business Days of receiving it and gave OBVG a reasonable opportunity to comment.</w:t>
       </w:r>
     </w:p>
     <w:p>
@@ -2925,7 +2925,7 @@
           <w:sz w:val="22"/>
           <w:szCs w:val="22"/>
         </w:rPr>
-        <w:t xml:space="preserve"> Deductions under clause 8.4 are capped, per Registered Client, at the lower of the credit actually given and 10% of that Client's gross monthly Client Fees per Engagement Month, rising to 20% in a month in which two or more service levels are missed; and at 15% of that Client's OBP Service Revenue per Engagement Year.</w:t>
+        <w:t xml:space="preserve"> Deductions under clause 8.4 are capped, per Registered Client, at the lower of the credit actually given and 10% of that Client's gross monthly Client Fees per Engagement Month, rising to 20% in a month in which two or more service levels are missed; and at 15% of that Client's OBVG Service Revenue per Engagement Year.</w:t>
       </w:r>
     </w:p>
     <w:p>
@@ -2973,7 +2973,7 @@
           <w:sz w:val="22"/>
           <w:szCs w:val="22"/>
         </w:rPr>
-        <w:t xml:space="preserve"> "Chronic Failure" means 3 failures of the same service level in any rolling 3 Engagement Months, or 6 failures across any service levels in an Engagement Year, for the same Registered Client and attributable to OBP. Automatum may then require a root cause analysis within 5 Business Days, a written remediation plan within 10 Business Days, and replacement of the personnel named under clause 9 for that Engagement; and if the Chronic Failure is not remedied within 30 days of the remediation plan, may terminate the affected Engagement Order under clause 23.4 with transition assistance at OBP's cost.</w:t>
+        <w:t xml:space="preserve"> "Chronic Failure" means 3 failures of the same service level in any rolling 3 Engagement Months, or 6 failures across any service levels in an Engagement Year, for the same Registered Client and attributable to OBVG. Automatum may then require a root cause analysis within 5 Business Days, a written remediation plan within 10 Business Days, and replacement of the personnel named under clause 9 for that Engagement; and if the Chronic Failure is not remedied within 30 days of the remediation plan, may terminate the affected Engagement Order under clause 23.4 with transition assistance at OBVG's cost.</w:t>
       </w:r>
     </w:p>
     <w:p>
@@ -3062,7 +3062,7 @@
           <w:sz w:val="22"/>
           <w:szCs w:val="22"/>
         </w:rPr>
-        <w:t xml:space="preserve"> OBP will not voluntarily remove or reassign a named person for 12 months or the remainder of the Engagement, whichever is shorter, unless the person resigns, dies, becomes incapacitated, takes statutory leave, is dismissed for cause, or is removed at Automatum's request.</w:t>
+        <w:t xml:space="preserve"> OBVG will not voluntarily remove or reassign a named person for 12 months or the remainder of the Engagement, whichever is shorter, unless the person resigns, dies, becomes incapacitated, takes statutory leave, is dismissed for cause, or is removed at Automatum's request.</w:t>
       </w:r>
     </w:p>
     <w:p>
@@ -3086,7 +3086,7 @@
           <w:sz w:val="22"/>
           <w:szCs w:val="22"/>
         </w:rPr>
-        <w:t xml:space="preserve"> OBP will notify Automatum within 2 Business Days of becoming aware that a named person will cease in the role. The Backup Channel Manager assumes it immediately. OBP will propose a replacement of equivalent or greater experience within 10 Business Days and provide a 10 Business Day handover overlap at its own cost. Clause 8.3 applies throughout.</w:t>
+        <w:t xml:space="preserve"> OBVG will notify Automatum within 2 Business Days of becoming aware that a named person will cease in the role. The Backup Channel Manager assumes it immediately. OBVG will propose a replacement of equivalent or greater experience within 10 Business Days and provide a 10 Business Day handover overlap at its own cost. Clause 8.3 applies throughout.</w:t>
       </w:r>
     </w:p>
     <w:p>
@@ -3110,7 +3110,7 @@
           <w:sz w:val="22"/>
           <w:szCs w:val="22"/>
         </w:rPr>
-        <w:t xml:space="preserve"> Automatum may require removal of a named person from an Engagement for material underperformance, misconduct, breach of Schedule 3, or repeated attributable service level failures, and replacement is at OBP's cost. This is a request to remove the person from the Engagement, not a direction to dismiss or discipline, and OBP remains solely responsible for all employment decisions.</w:t>
+        <w:t xml:space="preserve"> Automatum may require removal of a named person from an Engagement for material underperformance, misconduct, breach of Schedule 3, or repeated attributable service level failures, and replacement is at OBVG's cost. This is a request to remove the person from the Engagement, not a direction to dismiss or discipline, and OBVG remains solely responsible for all employment decisions.</w:t>
       </w:r>
     </w:p>
     <w:p>
@@ -3158,7 +3158,7 @@
           <w:sz w:val="22"/>
           <w:szCs w:val="22"/>
         </w:rPr>
-        <w:t xml:space="preserve"> OBP will not exceed the accounts-per-owner ratios in Schedule 7. Exceeding a ratio is a breach whether or not a service level has been missed, and Automatum may require a remediation plan under clause 8.7 on that basis alone.</w:t>
+        <w:t xml:space="preserve"> OBVG will not exceed the accounts-per-owner ratios in Schedule 7. Exceeding a ratio is a breach whether or not a service level has been missed, and Automatum may require a remediation plan under clause 8.7 on that basis alone.</w:t>
       </w:r>
     </w:p>
     <w:p>
@@ -3182,7 +3182,7 @@
           <w:sz w:val="22"/>
           <w:szCs w:val="22"/>
         </w:rPr>
-        <w:t xml:space="preserve"> OBP will maintain a documented succession plan for each named role, cross-train the Backup Channel Manager, and ensure client and partner knowledge is recorded in the PSR rather than held only by individuals.</w:t>
+        <w:t xml:space="preserve"> OBVG will maintain a documented succession plan for each named role, cross-train the Backup Channel Manager, and ensure client and partner knowledge is recorded in the PSR rather than held only by individuals.</w:t>
       </w:r>
     </w:p>
     <w:p>
@@ -3223,7 +3223,7 @@
           <w:sz w:val="22"/>
           <w:szCs w:val="22"/>
         </w:rPr>
-        <w:t xml:space="preserve"> OBP warrants that it holds all rights needed to provide and operate the PSR as contemplated here, including to present it under the Automatum Brand and to grant the access and licences in this clause, and that its own licence from the PSR vendor runs beyond the expiry of the longest Engagement Order then in effect plus the transition period in clause 24.1.</w:t>
+        <w:t xml:space="preserve"> OBVG warrants that it holds all rights needed to provide and operate the PSR as contemplated here, including to present it under the Automatum Brand and to grant the access and licences in this clause, and that its own licence from the PSR vendor runs beyond the expiry of the longest Engagement Order then in effect plus the transition period in clause 24.1.</w:t>
       </w:r>
     </w:p>
     <w:p>
@@ -3247,7 +3247,7 @@
           <w:sz w:val="22"/>
           <w:szCs w:val="22"/>
         </w:rPr>
-        <w:t xml:space="preserve"> Each Registered Client's tenant is configured under the Automatum Brand, with no PSR vendor or OBP branding visible to the Client or any Recruited Partner, except where the vendor's licence makes removal impossible, in which case OBP will notify Automatum before the tenant goes live.</w:t>
+        <w:t xml:space="preserve"> Each Registered Client's tenant is configured under the Automatum Brand, with no PSR vendor or OBVG branding visible to the Client or any Recruited Partner, except where the vendor's licence makes removal impossible, in which case OBVG will notify Automatum before the tenant goes live.</w:t>
       </w:r>
     </w:p>
     <w:p>
@@ -3271,7 +3271,7 @@
           <w:sz w:val="22"/>
           <w:szCs w:val="22"/>
         </w:rPr>
-        <w:t xml:space="preserve"> Client Data is owned by the Registered Client it relates to and licensed to Automatum under that Client Agreement. OBP may process it only to deliver the Services for that Client, and will not use it, identifiable or aggregated, for benchmarking, product development, its own channel business, or any other OBP client.</w:t>
+        <w:t xml:space="preserve"> Client Data is owned by the Registered Client it relates to and licensed to Automatum under that Client Agreement. OBVG may process it only to deliver the Services for that Client, and will not use it, identifiable or aggregated, for benchmarking, product development, its own channel business, or any other OBVG client.</w:t>
       </w:r>
     </w:p>
     <w:p>
@@ -3295,7 +3295,7 @@
           <w:sz w:val="22"/>
           <w:szCs w:val="22"/>
         </w:rPr>
-        <w:t xml:space="preserve"> OBP will export Client Data to storage Automatum controls, in the documented schema in Schedule 5, daily for transactional records and monthly as a full snapshot. The Parties will test a restore quarterly and reconcile record counts.</w:t>
+        <w:t xml:space="preserve"> OBVG will export Client Data to storage Automatum controls, in the documented schema in Schedule 5, daily for transactional records and monthly as a full snapshot. The Parties will test a restore quarterly and reconcile record counts.</w:t>
       </w:r>
     </w:p>
     <w:p>
@@ -3319,7 +3319,7 @@
           <w:sz w:val="22"/>
           <w:szCs w:val="22"/>
         </w:rPr>
-        <w:t xml:space="preserve"> OBP will maintain an append-only event log of the events constituting each metric in Schedule 4, retain it for the Term plus 7 years, and make it available to Automatum, a Registered Client and their auditors on reasonable notice. This obligation survives termination.</w:t>
+        <w:t xml:space="preserve"> OBVG will maintain an append-only event log of the events constituting each metric in Schedule 4, retain it for the Term plus 7 years, and make it available to Automatum, a Registered Client and their auditors on reasonable notice. This obligation survives termination.</w:t>
       </w:r>
     </w:p>
     <w:p>
@@ -3367,7 +3367,7 @@
           <w:sz w:val="22"/>
           <w:szCs w:val="22"/>
         </w:rPr>
-        <w:t xml:space="preserve"> OBP will procure and maintain from the PSR vendor a written undertaking in the form of Schedule 5 Part D, under which on OBP's insolvency, cessation of business, or termination of this Agreement for OBP's breach, the vendor will contract directly with Automatum or its nominee for the remainder of the affected Engagement Orders plus the transition period, at the same or benchmarked rates, with tenant data intact. This is a condition to OBP's first Engagement Order. If the vendor will not give it, OBP will notify Automatum before the first Engagement Order is executed, and Automatum may proceed, decline, or require an alternative PSR.</w:t>
+        <w:t xml:space="preserve"> OBVG will procure and maintain from the PSR vendor a written undertaking in the form of Schedule 5 Part D, under which on OBVG's insolvency, cessation of business, or termination of this Agreement for OBVG's breach, the vendor will contract directly with Automatum or its nominee for the remainder of the affected Engagement Orders plus the transition period, at the same or benchmarked rates, with tenant data intact. This is a condition to OBVG's first Engagement Order. If the vendor will not give it, OBVG will notify Automatum before the first Engagement Order is executed, and Automatum may proceed, decline, or require an alternative PSR.</w:t>
       </w:r>
     </w:p>
     <w:p>
@@ -3391,7 +3391,7 @@
           <w:sz w:val="22"/>
           <w:szCs w:val="22"/>
         </w:rPr>
-        <w:t xml:space="preserve"> Automatum may step in on a Chronic Failure, an insolvency event affecting OBP, a material service failure threatening a Registered Client's service levels, or an AWS compliance event. OBP will then grant Automatum and any nominee access, credentials and administrative rights to the PSR and a royalty-free licence to the OBP Materials for the remainder of the affected Engagement Orders plus the transition period. Step-in does not relieve OBP of liability for any earlier period. Automatum will step out on 30 days' notice once the trigger is remedied, on an agreed plan.</w:t>
+        <w:t xml:space="preserve"> Automatum may step in on a Chronic Failure, an insolvency event affecting OBVG, a material service failure threatening a Registered Client's service levels, or an AWS compliance event. OBVG will then grant Automatum and any nominee access, credentials and administrative rights to the PSR and a royalty-free licence to the OBVG Materials for the remainder of the affected Engagement Orders plus the transition period. Step-in does not relieve OBVG of liability for any earlier period. Automatum will step out on 30 days' notice once the trigger is remedied, on an agreed plan.</w:t>
       </w:r>
     </w:p>
     <w:p>
@@ -3488,7 +3488,7 @@
           <w:sz w:val="22"/>
           <w:szCs w:val="22"/>
         </w:rPr>
-        <w:t xml:space="preserve"> - the whole of the Service Revenue is retained by OBP, and Automatum takes no share of it.</w:t>
+        <w:t xml:space="preserve"> - the whole of the Service Revenue is retained by OBVG, and Automatum takes no share of it.</w:t>
       </w:r>
     </w:p>
     <w:p>
@@ -3520,7 +3520,7 @@
           <w:sz w:val="22"/>
           <w:szCs w:val="22"/>
         </w:rPr>
-        <w:t xml:space="preserve"> - the Client already pays the Platform Revenue under its existing subscription, which continues unchanged, and the Service Revenue is divided 75% to OBP and 25% to Automatum in consideration of the Client relationship Automatum brings to the Engagement.</w:t>
+        <w:t xml:space="preserve"> - the Client already pays the Platform Revenue under its existing subscription, which continues unchanged, and the Service Revenue is divided 75% to OBVG and 25% to Automatum in consideration of the Client relationship Automatum brings to the Engagement.</w:t>
       </w:r>
     </w:p>
     <w:p>
@@ -3558,7 +3558,7 @@
           <w:sz w:val="22"/>
           <w:szCs w:val="22"/>
         </w:rPr>
-        <w:t xml:space="preserve"> Platform Revenue accrues pro rata across the 12 Engagement Months of an Engagement Year at $833.25 per Engagement Month, and is not recovered from the earliest Client payments in priority to OBP Service Revenue. Each Party's share of Service Revenue accrues monthly at one twelfth of its annual share.</w:t>
+        <w:t xml:space="preserve"> Platform Revenue accrues pro rata across the 12 Engagement Months of an Engagement Year at $833.25 per Engagement Month, and is not recovered from the earliest Client payments in priority to OBVG Service Revenue. Each Party's share of Service Revenue accrues monthly at one twelfth of its annual share.</w:t>
       </w:r>
     </w:p>
     <w:p>
@@ -3582,7 +3582,7 @@
           <w:sz w:val="22"/>
           <w:szCs w:val="22"/>
         </w:rPr>
-        <w:t xml:space="preserve"> OBP will invoice Automatum monthly in arrears for the OBP Service Revenue accrued in the preceding Engagement Month, with any amount payable under Schedule 2 for a change in Tier.</w:t>
+        <w:t xml:space="preserve"> OBVG will invoice Automatum monthly in arrears for the OBVG Service Revenue accrued in the preceding Engagement Month, with any amount payable under Schedule 2 for a change in Tier.</w:t>
       </w:r>
     </w:p>
     <w:p>
@@ -3606,7 +3606,7 @@
           <w:sz w:val="22"/>
           <w:szCs w:val="22"/>
         </w:rPr>
-        <w:t xml:space="preserve"> Automatum will pay each undisputed invoice within 10 Business Days of receiving the corresponding Client payment, and in any event within 60 days of the invoice date whether or not the Client has paid. The 60 day longstop does not apply where the Client has entered an insolvency process, or is withholding payment because of a dispute caused by OBP's performance, in which case only the disputed portion may be withheld and only until resolved.</w:t>
+        <w:t xml:space="preserve"> Automatum will pay each undisputed invoice within 10 Business Days of receiving the corresponding Client payment, and in any event within 60 days of the invoice date whether or not the Client has paid. The 60 day longstop does not apply where the Client has entered an insolvency process, or is withholding payment because of a dispute caused by OBVG's performance, in which case only the disputed portion may be withheld and only until resolved.</w:t>
       </w:r>
     </w:p>
     <w:p>
@@ -3630,7 +3630,7 @@
           <w:sz w:val="22"/>
           <w:szCs w:val="22"/>
         </w:rPr>
-        <w:t xml:space="preserve"> Automatum will invoice each Registered Client within 5 Business Days of the due date under the Client Agreement, pursue collection diligently, and give OBP a monthly statement showing for each Registered Client the Client Status, Client Fees invoiced, amounts collected, Platform Revenue accrued and each Party's share of Service Revenue accrued.</w:t>
+        <w:t xml:space="preserve"> Automatum will invoice each Registered Client within 5 Business Days of the due date under the Client Agreement, pursue collection diligently, and give OBVG a monthly statement showing for each Registered Client the Client Status, Client Fees invoiced, amounts collected, Platform Revenue accrued and each Party's share of Service Revenue accrued.</w:t>
       </w:r>
     </w:p>
     <w:p>
@@ -3654,7 +3654,7 @@
           <w:sz w:val="22"/>
           <w:szCs w:val="22"/>
         </w:rPr>
-        <w:t xml:space="preserve"> Automatum will not settle, waive, discount or credit Client Fees in a way that reduces OBP Service Revenue without OBP's prior written consent. If it does, OBP Service Revenue is calculated as though the full Client Fees had been collected.</w:t>
+        <w:t xml:space="preserve"> Automatum will not settle, waive, discount or credit Client Fees in a way that reduces OBVG Service Revenue without OBVG's prior written consent. If it does, OBVG Service Revenue is calculated as though the full Client Fees had been collected.</w:t>
       </w:r>
     </w:p>
     <w:p>
@@ -3678,7 +3678,7 @@
           <w:sz w:val="22"/>
           <w:szCs w:val="22"/>
         </w:rPr>
-        <w:t xml:space="preserve"> OBP may not suspend any client-facing element of the Services for non-payment unless payment is more than 60 days overdue and OBP has given 15 Business Days' written notice to Automatum. OBP's remedy for sustained non-payment is termination of the affected Engagement Order under clause 23.4 with transition assistance paid by Automatum. Clause 7.4 applies throughout.</w:t>
+        <w:t xml:space="preserve"> OBVG may not suspend any client-facing element of the Services for non-payment unless payment is more than 60 days overdue and OBVG has given 15 Business Days' written notice to Automatum. OBVG's remedy for sustained non-payment is termination of the affected Engagement Order under clause 23.4 with transition assistance paid by Automatum. Clause 7.4 applies throughout.</w:t>
       </w:r>
     </w:p>
     <w:p>
@@ -3774,7 +3774,7 @@
           <w:sz w:val="22"/>
           <w:szCs w:val="22"/>
         </w:rPr>
-        <w:t xml:space="preserve"> Once per calendar year OBP may audit Automatum's records of Client Fees invoiced and collected for Registered Clients, on 30 days' notice, in business hours, at OBP's cost. If the audit shows an understatement of OBP Service Revenue above 5% for the period audited, Automatum bears the audit cost and pays the shortfall with interest under clause 11.8.</w:t>
+        <w:t xml:space="preserve"> Once per calendar year OBVG may audit Automatum's records of Client Fees invoiced and collected for Registered Clients, on 30 days' notice, in business hours, at OBVG's cost. If the audit shows an understatement of OBVG Service Revenue above 5% for the period audited, Automatum bears the audit cost and pays the shortfall with interest under clause 11.8.</w:t>
       </w:r>
     </w:p>
     <w:p>
@@ -3815,7 +3815,7 @@
           <w:sz w:val="22"/>
           <w:szCs w:val="22"/>
         </w:rPr>
-        <w:t xml:space="preserve"> OBP will deliver the monthly reporting pack under clause 5.1(k). The headline metric is the number of Offer-Issuing Partners, or the fallback metric where clause 14.2 applies, determined under Schedule 4.</w:t>
+        <w:t xml:space="preserve"> OBVG will deliver the monthly reporting pack under clause 5.1(k). The headline metric is the number of Offer-Issuing Partners, or the fallback metric where clause 14.2 applies, determined under Schedule 4.</w:t>
       </w:r>
     </w:p>
     <w:p>
@@ -3839,7 +3839,7 @@
           <w:sz w:val="22"/>
           <w:szCs w:val="22"/>
         </w:rPr>
-        <w:t xml:space="preserve"> The PSR is the source of truth for the metrics in Schedule 4. OBP will reconcile it against AWS Marketplace seller reporting monthly and report any discrepancy.</w:t>
+        <w:t xml:space="preserve"> The PSR is the source of truth for the metrics in Schedule 4. OBVG will reconcile it against AWS Marketplace seller reporting monthly and report any discrepancy.</w:t>
       </w:r>
     </w:p>
     <w:p>
@@ -3887,7 +3887,7 @@
           <w:sz w:val="22"/>
           <w:szCs w:val="22"/>
         </w:rPr>
-        <w:t xml:space="preserve"> Each Party will keep accurate records of its performance for the Term plus 3 years, and clause 10.5 governs the event log. Automatum may audit OBP's compliance once per calendar year on 30 days' notice, in business hours, at Automatum's cost, and more frequently after a Chronic Failure or security incident. Audits will not require disclosure of another OBP client's confidential information.</w:t>
+        <w:t xml:space="preserve"> Each Party will keep accurate records of its performance for the Term plus 3 years, and clause 10.5 governs the event log. Automatum may audit OBVG's compliance once per calendar year on 30 days' notice, in business hours, at Automatum's cost, and more frequently after a Chronic Failure or security incident. Audits will not require disclosure of another OBVG client's confidential information.</w:t>
       </w:r>
     </w:p>
     <w:p>
@@ -4024,7 +4024,7 @@
           <w:sz w:val="22"/>
           <w:szCs w:val="22"/>
         </w:rPr>
-        <w:t xml:space="preserve"> Neither Party will submit an ACE opportunity it knows or ought reasonably to know to be inaccurate, duplicated or misattributed. Clause 5.1(j) governs the account under which OBP files.</w:t>
+        <w:t xml:space="preserve"> Neither Party will submit an ACE opportunity it knows or ought reasonably to know to be inaccurate, duplicated or misattributed. Clause 5.1(j) governs the account under which OBVG files.</w:t>
       </w:r>
     </w:p>
     <w:p>
@@ -4185,7 +4185,7 @@
           <w:sz w:val="22"/>
           <w:szCs w:val="22"/>
         </w:rPr>
-        <w:t xml:space="preserve"> Any change to the Services, the service levels, a Tier, the Schedules or the commercial terms takes effect only in a change order signed by both Parties stating the change and its effect on the Services and on OBP Service Revenue. Neither Party must agree a change. Work outside the Services is chargeable at the Schedule 2 rate card.</w:t>
+        <w:t xml:space="preserve"> Any change to the Services, the service levels, a Tier, the Schedules or the commercial terms takes effect only in a change order signed by both Parties stating the change and its effect on the Services and on OBVG Service Revenue. Neither Party must agree a change. Work outside the Services is chargeable at the Schedule 2 rate card.</w:t>
       </w:r>
     </w:p>
     <w:p>
@@ -4250,7 +4250,7 @@
           <w:sz w:val="22"/>
           <w:szCs w:val="22"/>
         </w:rPr>
-        <w:t xml:space="preserve"> During the Term and for 24 months after the later of expiry and termination of the relevant Engagement Order, OBP will not directly or indirectly solicit, accept or provide channel services of the kind comprised in the Services to a Registered Client or its affiliates, assist a third party to do so, or introduce a Registered Client to another AWS Marketplace seller of record or prime provider for the purpose of procuring such services. This does not apply to a Prior Relationship under clause 4.4, to general marketing not targeted at Registered Clients, or to an approach the Registered Client initiates where OBP declines it and notifies Automatum within 5 Business Days.</w:t>
+        <w:t xml:space="preserve"> During the Term and for 24 months after the later of expiry and termination of the relevant Engagement Order, OBVG will not directly or indirectly solicit, accept or provide channel services of the kind comprised in the Services to a Registered Client or its affiliates, assist a third party to do so, or introduce a Registered Client to another AWS Marketplace seller of record or prime provider for the purpose of procuring such services. This does not apply to a Prior Relationship under clause 4.4, to general marketing not targeted at Registered Clients, or to an approach the Registered Client initiates where OBVG declines it and notifies Automatum within 5 Business Days.</w:t>
       </w:r>
     </w:p>
     <w:p>
@@ -4274,7 +4274,7 @@
           <w:sz w:val="22"/>
           <w:szCs w:val="22"/>
         </w:rPr>
-        <w:t xml:space="preserve"> The population of AWS resellers is finite and a reseller typically carries many vendor lines, so a general restriction on OBP working with firms it has recruited would protect no legitimate interest. OBP may work with any Recruited Partner on other engagements. During the Term and for 12 months after, OBP will not use Client Data to solicit any partner away from a Registered Client's channel, procure or encourage a Recruited Partner to terminate or breach its agreement relating to a Registered Client's channel, or introduce a Recruited Partner to a competing software provider in the same solution category as a Registered Client for the purpose of displacing that Client's product.</w:t>
+        <w:t xml:space="preserve"> The population of AWS resellers is finite and a reseller typically carries many vendor lines, so a general restriction on OBVG working with firms it has recruited would protect no legitimate interest. OBVG may work with any Recruited Partner on other engagements. During the Term and for 12 months after, OBVG will not use Client Data to solicit any partner away from a Registered Client's channel, procure or encourage a Recruited Partner to terminate or breach its agreement relating to a Registered Client's channel, or introduce a Recruited Partner to a competing software provider in the same solution category as a Registered Client for the purpose of displacing that Client's product.</w:t>
       </w:r>
     </w:p>
     <w:p>
@@ -4298,7 +4298,7 @@
           <w:sz w:val="22"/>
           <w:szCs w:val="22"/>
         </w:rPr>
-        <w:t xml:space="preserve"> During the Term and for 12 months after the later of expiry and termination of the relevant Engagement Order, Automatum will not provide services of the kind comprised in the Services to a Registered Client using OBP Materials outside the licence in clause 16.3, or using personnel recruited from OBP in breach of clause 15.5.</w:t>
+        <w:t xml:space="preserve"> During the Term and for 12 months after the later of expiry and termination of the relevant Engagement Order, Automatum will not provide services of the kind comprised in the Services to a Registered Client using OBVG Materials outside the licence in clause 16.3, or using personnel recruited from OBVG in breach of clause 15.5.</w:t>
       </w:r>
     </w:p>
     <w:p>
@@ -4346,7 +4346,7 @@
           <w:sz w:val="22"/>
           <w:szCs w:val="22"/>
         </w:rPr>
-        <w:t xml:space="preserve"> If OBP breaches clause 15.2 in respect of a Registered Client, OBP will pay Automatum $35,000 for that Client. Automatum's loss in that event is the loss of its Platform Revenue stream and the cost of re-sourcing delivery; the Parties agree this amount is a reasonable estimate of that loss made at the time of contracting, that the actual loss would be difficult to determine, and that the amount is not a penalty and is not measured against gross Client Fees, which are not Automatum's loss.</w:t>
+        <w:t xml:space="preserve"> If OBVG breaches clause 15.2 in respect of a Registered Client, OBVG will pay Automatum $35,000 for that Client. Automatum's loss in that event is the loss of its Platform Revenue stream and the cost of re-sourcing delivery; the Parties agree this amount is a reasonable estimate of that loss made at the time of contracting, that the actual loss would be difficult to determine, and that the amount is not a penalty and is not measured against gross Client Fees, which are not Automatum's loss.</w:t>
       </w:r>
     </w:p>
     <w:p>
@@ -4411,7 +4411,7 @@
           <w:sz w:val="22"/>
           <w:szCs w:val="22"/>
         </w:rPr>
-        <w:t xml:space="preserve"> Each Party retains all rights in intellectual property it owned before the Effective Date or develops independently of this Agreement. OBP retains all rights in the OBP Materials, including the PSR, and Automatum retains all rights in the Automatum Brand. Nothing here transfers ownership of either.</w:t>
+        <w:t xml:space="preserve"> Each Party retains all rights in intellectual property it owned before the Effective Date or develops independently of this Agreement. OBVG retains all rights in the OBVG Materials, including the PSR, and Automatum retains all rights in the Automatum Brand. Nothing here transfers ownership of either.</w:t>
       </w:r>
     </w:p>
     <w:p>
@@ -4459,7 +4459,7 @@
           <w:sz w:val="22"/>
           <w:szCs w:val="22"/>
         </w:rPr>
-        <w:t xml:space="preserve"> OBP grants Automatum a perpetual, irrevocable, non-exclusive, worldwide, royalty-free, sublicensable licence to use, copy, modify and distribute the client-facing deliverables produced for a Registered Client, including that Client's partner agreements, margin schedule, enablement content, playbooks and reports, for that Client's own channel and for Automatum's performance of the relevant Client Agreement. This licence survives termination.</w:t>
+        <w:t xml:space="preserve"> OBVG grants Automatum a perpetual, irrevocable, non-exclusive, worldwide, royalty-free, sublicensable licence to use, copy, modify and distribute the client-facing deliverables produced for a Registered Client, including that Client's partner agreements, margin schedule, enablement content, playbooks and reports, for that Client's own channel and for Automatum's performance of the relevant Client Agreement. This licence survives termination.</w:t>
       </w:r>
     </w:p>
     <w:p>
@@ -4542,7 +4542,7 @@
           <w:sz w:val="22"/>
           <w:szCs w:val="22"/>
         </w:rPr>
-        <w:t xml:space="preserve">" means non-public information disclosed by or for a Party that is identified as confidential or that a reasonable person would understand to be confidential. The Client Registry, the Recruited Partner roster, the Client Data, the terms of this Agreement and each Engagement Order, and the existence and nature of OBP's role, are each Confidential Information.</w:t>
+        <w:t xml:space="preserve">" means non-public information disclosed by or for a Party that is identified as confidential or that a reasonable person would understand to be confidential. The Client Registry, the Recruited Partner roster, the Client Data, the terms of this Agreement and each Engagement Order, and the existence and nature of OBVG's role, are each Confidential Information.</w:t>
       </w:r>
     </w:p>
     <w:p>
@@ -4655,31 +4655,31 @@
           <w:sz w:val="22"/>
           <w:szCs w:val="22"/>
         </w:rPr>
-        <w:t xml:space="preserve"> For Personal Data in the Client Data, the Registered Client is the controller, Automatum acts on the Client's instructions, and OBP acts as processor on Automatum's documented instructions. Schedule 5 Part C states the processing particulars.</w:t>
-      </w:r>
-    </w:p>
-    <w:p>
-      <w:pPr>
-        <w:spacing w:after="160" w:before="0" w:line="276"/>
-        <w:jc w:val="both"/>
-      </w:pPr>
-      <w:r>
-        <w:rPr>
-          <w:rFonts w:ascii="Calibri" w:cs="Calibri" w:eastAsia="Calibri" w:hAnsi="Calibri"/>
-          <w:b/>
-          <w:bCs/>
-          <w:sz w:val="22"/>
-          <w:szCs w:val="22"/>
-        </w:rPr>
-        <w:t xml:space="preserve">18.2 OBP's obligations.</w:t>
-      </w:r>
-      <w:r>
-        <w:rPr>
-          <w:rFonts w:ascii="Calibri" w:cs="Calibri" w:eastAsia="Calibri" w:hAnsi="Calibri"/>
-          <w:sz w:val="22"/>
-          <w:szCs w:val="22"/>
-        </w:rPr>
-        <w:t xml:space="preserve"> OBP will process Personal Data only on Automatum's documented instructions; bind authorized persons to confidentiality; implement the security measures in Schedule 5 Part C and not materially reduce them during the Term; assist Automatum with data subject requests, security, breach notification and impact assessments; and on termination return or delete Personal Data at Automatum's election, certifying deletion.</w:t>
+        <w:t xml:space="preserve"> For Personal Data in the Client Data, the Registered Client is the controller, Automatum acts on the Client's instructions, and OBVG acts as processor on Automatum's documented instructions. Schedule 5 Part C states the processing particulars.</w:t>
+      </w:r>
+    </w:p>
+    <w:p>
+      <w:pPr>
+        <w:spacing w:after="160" w:before="0" w:line="276"/>
+        <w:jc w:val="both"/>
+      </w:pPr>
+      <w:r>
+        <w:rPr>
+          <w:rFonts w:ascii="Calibri" w:cs="Calibri" w:eastAsia="Calibri" w:hAnsi="Calibri"/>
+          <w:b/>
+          <w:bCs/>
+          <w:sz w:val="22"/>
+          <w:szCs w:val="22"/>
+        </w:rPr>
+        <w:t xml:space="preserve">18.2 OBVG's obligations.</w:t>
+      </w:r>
+      <w:r>
+        <w:rPr>
+          <w:rFonts w:ascii="Calibri" w:cs="Calibri" w:eastAsia="Calibri" w:hAnsi="Calibri"/>
+          <w:sz w:val="22"/>
+          <w:szCs w:val="22"/>
+        </w:rPr>
+        <w:t xml:space="preserve"> OBVG will process Personal Data only on Automatum's documented instructions; bind authorized persons to confidentiality; implement the security measures in Schedule 5 Part C and not materially reduce them during the Term; assist Automatum with data subject requests, security, breach notification and impact assessments; and on termination return or delete Personal Data at Automatum's election, certifying deletion.</w:t>
       </w:r>
     </w:p>
     <w:p>
@@ -4703,7 +4703,7 @@
           <w:sz w:val="22"/>
           <w:szCs w:val="22"/>
         </w:rPr>
-        <w:t xml:space="preserve"> OBP may engage subprocessors only from the list in Schedule 5 Part C or with Automatum's prior written consent, will impose equivalent obligations on them, and remains liable for them. OBP will give 30 days' notice of any proposed addition or replacement, and Automatum may object on reasonable grounds.</w:t>
+        <w:t xml:space="preserve"> OBVG may engage subprocessors only from the list in Schedule 5 Part C or with Automatum's prior written consent, will impose equivalent obligations on them, and remains liable for them. OBVG will give 30 days' notice of any proposed addition or replacement, and Automatum may object on reasonable grounds.</w:t>
       </w:r>
     </w:p>
     <w:p>
@@ -4727,7 +4727,7 @@
           <w:sz w:val="22"/>
           <w:szCs w:val="22"/>
         </w:rPr>
-        <w:t xml:space="preserve"> OBP will notify Automatum without undue delay and within 24 hours of becoming aware of a security incident affecting Client Data or Personal Data, with the information Automatum needs to meet its own notification obligations.</w:t>
+        <w:t xml:space="preserve"> OBVG will notify Automatum without undue delay and within 24 hours of becoming aware of a security incident affecting Client Data or Personal Data, with the information Automatum needs to meet its own notification obligations.</w:t>
       </w:r>
     </w:p>
     <w:p>
@@ -4808,15 +4808,15 @@
           <w:sz w:val="22"/>
           <w:szCs w:val="22"/>
         </w:rPr>
-        <w:t xml:space="preserve">19.2 OBP.</w:t>
-      </w:r>
-      <w:r>
-        <w:rPr>
-          <w:rFonts w:ascii="Calibri" w:cs="Calibri" w:eastAsia="Calibri" w:hAnsi="Calibri"/>
-          <w:sz w:val="22"/>
-          <w:szCs w:val="22"/>
-        </w:rPr>
-        <w:t xml:space="preserve"> OBP warrants that it will perform the Services with reasonable skill and care and to good industry practice; that its personnel are suitably skilled, qualified and experienced; that clause 10.1 is accurate; and that the Services and OBP Materials infringe no third party intellectual property rights.</w:t>
+        <w:t xml:space="preserve">19.2 OBVG.</w:t>
+      </w:r>
+      <w:r>
+        <w:rPr>
+          <w:rFonts w:ascii="Calibri" w:cs="Calibri" w:eastAsia="Calibri" w:hAnsi="Calibri"/>
+          <w:sz w:val="22"/>
+          <w:szCs w:val="22"/>
+        </w:rPr>
+        <w:t xml:space="preserve"> OBVG warrants that it will perform the Services with reasonable skill and care and to good industry practice; that its personnel are suitably skilled, qualified and experienced; that clause 10.1 is accurate; and that the Services and OBVG Materials infringe no third party intellectual property rights.</w:t>
       </w:r>
     </w:p>
     <w:p>
@@ -4864,7 +4864,7 @@
           <w:sz w:val="22"/>
           <w:szCs w:val="22"/>
         </w:rPr>
-        <w:t xml:space="preserve"> Each Party will comply with applicable anti-bribery and anti-corruption laws including the United States Foreign Corrupt Practices Act, applicable sanctions and export control laws, and applicable modern slavery laws. OBP will apply the partner due diligence in clause 5.1(a), will not onboard a partner owned or controlled by a government official without Automatum's prior written consent, and will maintain records of commission payments available to audit under clause 12.4.</w:t>
+        <w:t xml:space="preserve"> Each Party will comply with applicable anti-bribery and anti-corruption laws including the United States Foreign Corrupt Practices Act, applicable sanctions and export control laws, and applicable modern slavery laws. OBVG will apply the partner due diligence in clause 5.1(a), will not onboard a partner owned or controlled by a government official without Automatum's prior written consent, and will maintain records of commission payments available to audit under clause 12.4.</w:t>
       </w:r>
     </w:p>
     <w:p>
@@ -4921,15 +4921,15 @@
           <w:sz w:val="22"/>
           <w:szCs w:val="22"/>
         </w:rPr>
-        <w:t xml:space="preserve">20.1 OBP.</w:t>
-      </w:r>
-      <w:r>
-        <w:rPr>
-          <w:rFonts w:ascii="Calibri" w:cs="Calibri" w:eastAsia="Calibri" w:hAnsi="Calibri"/>
-          <w:sz w:val="22"/>
-          <w:szCs w:val="22"/>
-        </w:rPr>
-        <w:t xml:space="preserve"> OBP will defend Automatum against any third party claim, and indemnify it against Losses finally awarded or agreed in settlement, arising from infringement of intellectual property rights by the Services or OBP Materials; OBP's breach of clause 18; its breach of an AWS Program Term; its breach of clause 15; and any claim by OBP's personnel that they are or were employed by Automatum.</w:t>
+        <w:t xml:space="preserve">20.1 OBVG.</w:t>
+      </w:r>
+      <w:r>
+        <w:rPr>
+          <w:rFonts w:ascii="Calibri" w:cs="Calibri" w:eastAsia="Calibri" w:hAnsi="Calibri"/>
+          <w:sz w:val="22"/>
+          <w:szCs w:val="22"/>
+        </w:rPr>
+        <w:t xml:space="preserve"> OBVG will defend Automatum against any third party claim, and indemnify it against Losses finally awarded or agreed in settlement, arising from infringement of intellectual property rights by the Services or OBVG Materials; OBVG's breach of clause 18; its breach of an AWS Program Term; its breach of clause 15; and any claim by OBVG's personnel that they are or were employed by Automatum.</w:t>
       </w:r>
     </w:p>
     <w:p>
@@ -4953,7 +4953,7 @@
           <w:sz w:val="22"/>
           <w:szCs w:val="22"/>
         </w:rPr>
-        <w:t xml:space="preserve"> Automatum will defend OBP against any third party claim, and indemnify it against Losses finally awarded or agreed in settlement, arising from Automatum's breach of clause 6.5 or 6.6, including any commitment made to a Client beyond Schedules 1 and 4; its loss of, or a defect in, the listing, seller of record position or AWS Partner Network entitlements; infringement of intellectual property rights by the Automatum Brand; and its breach of an AWS Program Term.</w:t>
+        <w:t xml:space="preserve"> Automatum will defend OBVG against any third party claim, and indemnify it against Losses finally awarded or agreed in settlement, arising from Automatum's breach of clause 6.5 or 6.6, including any commitment made to a Client beyond Schedules 1 and 4; its loss of, or a defect in, the listing, seller of record position or AWS Partner Network entitlements; infringement of intellectual property rights by the Automatum Brand; and its breach of an AWS Program Term.</w:t>
       </w:r>
     </w:p>
     <w:p>
@@ -5066,7 +5066,7 @@
           <w:sz w:val="22"/>
           <w:szCs w:val="22"/>
         </w:rPr>
-        <w:t xml:space="preserve"> Subject to clauses 21.1 and 21.4, each Party's total aggregate liability is limited, per Engagement Order, to the greater of 100% of the OBP Service Revenue paid and payable for that Engagement Order in the 12 months before the event and $50,000.</w:t>
+        <w:t xml:space="preserve"> Subject to clauses 21.1 and 21.4, each Party's total aggregate liability is limited, per Engagement Order, to the greater of 100% of the OBVG Service Revenue paid and payable for that Engagement Order in the 12 months before the event and $50,000.</w:t>
       </w:r>
     </w:p>
     <w:p>
@@ -5090,7 +5090,7 @@
           <w:sz w:val="22"/>
           <w:szCs w:val="22"/>
         </w:rPr>
-        <w:t xml:space="preserve"> Liability under clause 20, and for breach of clause 15, 17 or 18, is limited to the greater of 200% of the OBP Service Revenue paid and payable in the 12 months before the event and $250,000.</w:t>
+        <w:t xml:space="preserve"> Liability under clause 20, and for breach of clause 15, 17 or 18, is limited to the greater of 200% of the OBVG Service Revenue paid and payable in the 12 months before the event and $250,000.</w:t>
       </w:r>
     </w:p>
     <w:p>
@@ -5114,7 +5114,7 @@
           <w:sz w:val="22"/>
           <w:szCs w:val="22"/>
         </w:rPr>
-        <w:t xml:space="preserve"> Notwithstanding clause 21.2, the following are recoverable as direct loss: Service Credits flowing down under clause 8.4 within the caps in clause 8.5; the cost of procuring replacement services after OBP's default, up to the cap in clause 21.3; and amounts payable under clauses 15.5 and 15.6.</w:t>
+        <w:t xml:space="preserve"> Notwithstanding clause 21.2, the following are recoverable as direct loss: Service Credits flowing down under clause 8.4 within the caps in clause 8.5; the cost of procuring replacement services after OBVG's default, up to the cap in clause 21.3; and amounts payable under clauses 15.5 and 15.6.</w:t>
       </w:r>
     </w:p>
     <w:p>
@@ -5169,7 +5169,7 @@
           <w:sz w:val="22"/>
           <w:szCs w:val="22"/>
         </w:rPr>
-        <w:t xml:space="preserve">OBP will maintain, with insurers of good standing, commercial general liability, professional indemnity or errors and omissions, cyber liability, and employer's liability insurance, each at the limit in Schedule 8, for the Term and 2 years after, will provide certificates on request, and will notify Automatum promptly if any required cover lapses or is materially reduced.</w:t>
+        <w:t xml:space="preserve">OBVG will maintain, with insurers of good standing, commercial general liability, professional indemnity or errors and omissions, cyber liability, and employer's liability insurance, each at the limit in Schedule 8, for the Term and 2 years after, will provide certificates on request, and will notify Automatum promptly if any required cover lapses or is materially reduced.</w:t>
       </w:r>
     </w:p>
     <w:p>
@@ -5282,7 +5282,7 @@
           <w:sz w:val="22"/>
           <w:szCs w:val="22"/>
         </w:rPr>
-        <w:t xml:space="preserve"> Either Party may terminate this Agreement, or a single Engagement Order, immediately on notice if the other commits a material breach that is incapable of remedy, or that is capable of remedy and is not remedied within 30 days of notice. Automatum may terminate a single Engagement Order under clause 8.7, and OBP under clause 11.7.</w:t>
+        <w:t xml:space="preserve"> Either Party may terminate this Agreement, or a single Engagement Order, immediately on notice if the other commits a material breach that is incapable of remedy, or that is capable of remedy and is not remedied within 30 days of notice. Automatum may terminate a single Engagement Order under clause 8.7, and OBVG under clause 11.7.</w:t>
       </w:r>
     </w:p>
     <w:p>
@@ -5371,7 +5371,7 @@
           <w:sz w:val="22"/>
           <w:szCs w:val="22"/>
         </w:rPr>
-        <w:t xml:space="preserve"> On expiry or termination of this Agreement or an Engagement Order, OBP will provide transition assistance for 90 days, extendable by Automatum to 180 days on notice given before the initial period ends. It is at OBP's cost where termination is for OBP's breach or insolvency, and at the Schedule 2 rate card in every other case.</w:t>
+        <w:t xml:space="preserve"> On expiry or termination of this Agreement or an Engagement Order, OBVG will provide transition assistance for 90 days, extendable by Automatum to 180 days on notice given before the initial period ends. It is at OBVG's cost where termination is for OBVG's breach or insolvency, and at the Schedule 2 rate card in every other case.</w:t>
       </w:r>
     </w:p>
     <w:p>
@@ -5419,7 +5419,7 @@
           <w:sz w:val="22"/>
           <w:szCs w:val="22"/>
         </w:rPr>
-        <w:t xml:space="preserve"> Throughout, OBP continues to perform the Services, the service levels continue to apply, and clause 7 continues to apply so that no Client or Recruited Partner learns of OBP's role or of the termination except as Automatum directs.</w:t>
+        <w:t xml:space="preserve"> Throughout, OBVG continues to perform the Services, the service levels continue to apply, and clause 7 continues to apply so that no Client or Recruited Partner learns of OBVG's role or of the termination except as Automatum directs.</w:t>
       </w:r>
     </w:p>
     <w:p>
@@ -5873,7 +5873,7 @@
           <w:sz w:val="22"/>
           <w:szCs w:val="22"/>
         </w:rPr>
-        <w:t xml:space="preserve">Managed Partner Development is a 12 month engagement under which Automatum builds and runs a reseller channel on AWS for a Registered Client. Delivery is executed partner agreements and a margin schedule, a live partner portal carrying onboarding, deal registration and commission tracking, recruitment and enablement on a named cadence, a deal desk answering registrations, and a monthly report whose headline number is the Offer-Issuing Partner count. Clause 5.1 states what OBP performs; this Schedule states what varies by Tier.</w:t>
+        <w:t xml:space="preserve">Managed Partner Development is a 12 month engagement under which Automatum builds and runs a reseller channel on AWS for a Registered Client. Delivery is executed partner agreements and a margin schedule, a live partner portal carrying onboarding, deal registration and commission tracking, recruitment and enablement on a named cadence, a deal desk answering registrations, and a monthly report whose headline number is the Offer-Issuing Partner count. Clause 5.1 states what OBVG performs; this Schedule states what varies by Tier.</w:t>
       </w:r>
     </w:p>
     <w:p>
@@ -6580,7 +6580,7 @@
           <w:sz w:val="22"/>
           <w:szCs w:val="22"/>
         </w:rPr>
-        <w:t xml:space="preserve">There is no contractual ceiling on the total number of Recruited Partners over a Tier 3 Engagement. OBP's obligation is throughput:</w:t>
+        <w:t xml:space="preserve">There is no contractual ceiling on the total number of Recruited Partners over a Tier 3 Engagement. OBVG's obligation is throughput:</w:t>
       </w:r>
     </w:p>
     <w:p>
@@ -6598,7 +6598,7 @@
           <w:sz w:val="22"/>
           <w:szCs w:val="22"/>
         </w:rPr>
-        <w:t xml:space="preserve">OBP will process up to the Onboarding Throughput Rate in the Engagement Order per month and maintain up to the stated number of concurrent onboardings, as a first-in-first-out queue with queue position visible in the PSR. Requests above the rate are queued, and queuing is not a service level failure.</w:t>
+        <w:t xml:space="preserve">OBVG will process up to the Onboarding Throughput Rate in the Engagement Order per month and maintain up to the stated number of concurrent onboardings, as a first-in-first-out queue with queue position visible in the PSR. Requests above the rate are queued, and queuing is not a service level failure.</w:t>
       </w:r>
     </w:p>
     <w:p>
@@ -6616,7 +6616,7 @@
           <w:sz w:val="22"/>
           <w:szCs w:val="22"/>
         </w:rPr>
-        <w:t xml:space="preserve">Each Tier 3 Engagement Order states Baseline Assumptions for active partner count and monthly onboarding volume. If actual volume exceeds 150% of Baseline over any rolling 3 months, either Party may invoke clause 14.5 and Automatum will use reasonable efforts to obtain an uplift or a move to a bespoke tier. If the Client will not agree, OBP's obligation is capped at Baseline plus fair use and Automatum carries the difference against the Client.</w:t>
+        <w:t xml:space="preserve">Each Tier 3 Engagement Order states Baseline Assumptions for active partner count and monthly onboarding volume. If actual volume exceeds 150% of Baseline over any rolling 3 months, either Party may invoke clause 14.5 and Automatum will use reasonable efforts to obtain an uplift or a move to a bespoke tier. If the Client will not agree, OBVG's obligation is capped at Baseline plus fair use and Automatum carries the difference against the Client.</w:t>
       </w:r>
     </w:p>
     <w:p>
@@ -6634,7 +6634,7 @@
           <w:sz w:val="22"/>
           <w:szCs w:val="22"/>
         </w:rPr>
-        <w:t xml:space="preserve">Above the partner record threshold in the Engagement Order, incremental PSR licence cost passes through at cost under clause 14.5, unless OBP has warranted in the Engagement Order that it holds an unlimited-partner licence.</w:t>
+        <w:t xml:space="preserve">Above the partner record threshold in the Engagement Order, incremental PSR licence cost passes through at cost under clause 14.5, unless OBVG has warranted in the Engagement Order that it holds an unlimited-partner licence.</w:t>
       </w:r>
     </w:p>
     <w:p>
@@ -6665,7 +6665,7 @@
           <w:sz w:val="22"/>
           <w:szCs w:val="22"/>
         </w:rPr>
-        <w:t xml:space="preserve">The programme target is that a Recruited Partner achieves its first Transaction by the end of the first quarter following its partner agreement signature date. This is a target supported by a best efforts obligation and a reporting duty, not a warranty, because partner timelines depend on the partner completing AWS registration, tax, banking and service-linked role requirements, which is outside the control of OBP, Automatum and the Registered Client. Clause 8.3 stops the clock while a partner is pending those requirements.</w:t>
+        <w:t xml:space="preserve">The programme target is that a Recruited Partner achieves its first Transaction by the end of the first quarter following its partner agreement signature date. This is a target supported by a best efforts obligation and a reporting duty, not a warranty, because partner timelines depend on the partner completing AWS registration, tax, banking and service-linked role requirements, which is outside the control of OBVG, Automatum and the Registered Client. Clause 8.3 stops the clock while a partner is pending those requirements.</w:t>
       </w:r>
     </w:p>
     <w:p>
@@ -6792,7 +6792,7 @@
           <w:sz w:val="22"/>
           <w:szCs w:val="22"/>
         </w:rPr>
-        <w:t xml:space="preserve">Net New Client - Service Revenue retained in full by OBP</w:t>
+        <w:t xml:space="preserve">Net New Client - Service Revenue retained in full by OBVG</w:t>
       </w:r>
     </w:p>
     <w:tbl>
@@ -6808,12 +6808,12 @@
         </w:tblBorders>
       </w:tblPr>
       <w:tblGrid>
-        <w:gridCol w:w="579"/>
-        <w:gridCol w:w="2026"/>
-        <w:gridCol w:w="1833"/>
-        <w:gridCol w:w="1544"/>
-        <w:gridCol w:w="2123"/>
-        <w:gridCol w:w="1255"/>
+        <w:gridCol w:w="567"/>
+        <w:gridCol w:w="1985"/>
+        <w:gridCol w:w="1796"/>
+        <w:gridCol w:w="1513"/>
+        <w:gridCol w:w="2175"/>
+        <w:gridCol w:w="1324"/>
       </w:tblGrid>
       <w:tr>
         <w:trPr>
@@ -6821,7 +6821,7 @@
         </w:trPr>
         <w:tc>
           <w:tcPr>
-            <w:tcW w:type="dxa" w:w="579"/>
+            <w:tcW w:type="dxa" w:w="567"/>
             <w:shd w:fill="EDEDED" w:color="auto" w:val="clear"/>
             <w:tcMar>
               <w:top w:type="dxa" w:w="60"/>
@@ -6848,7 +6848,7 @@
         </w:tc>
         <w:tc>
           <w:tcPr>
-            <w:tcW w:type="dxa" w:w="2026"/>
+            <w:tcW w:type="dxa" w:w="1985"/>
             <w:shd w:fill="EDEDED" w:color="auto" w:val="clear"/>
             <w:tcMar>
               <w:top w:type="dxa" w:w="60"/>
@@ -6875,7 +6875,7 @@
         </w:tc>
         <w:tc>
           <w:tcPr>
-            <w:tcW w:type="dxa" w:w="1833"/>
+            <w:tcW w:type="dxa" w:w="1796"/>
             <w:shd w:fill="EDEDED" w:color="auto" w:val="clear"/>
             <w:tcMar>
               <w:top w:type="dxa" w:w="60"/>
@@ -6902,7 +6902,7 @@
         </w:tc>
         <w:tc>
           <w:tcPr>
-            <w:tcW w:type="dxa" w:w="1544"/>
+            <w:tcW w:type="dxa" w:w="1513"/>
             <w:shd w:fill="EDEDED" w:color="auto" w:val="clear"/>
             <w:tcMar>
               <w:top w:type="dxa" w:w="60"/>
@@ -6929,7 +6929,7 @@
         </w:tc>
         <w:tc>
           <w:tcPr>
-            <w:tcW w:type="dxa" w:w="2123"/>
+            <w:tcW w:type="dxa" w:w="2175"/>
             <w:shd w:fill="EDEDED" w:color="auto" w:val="clear"/>
             <w:tcMar>
               <w:top w:type="dxa" w:w="60"/>
@@ -6950,13 +6950,13 @@
                 <w:sz w:val="19"/>
                 <w:szCs w:val="19"/>
               </w:rPr>
-              <w:t xml:space="preserve">Service Revenue to OBP</w:t>
-            </w:r>
-          </w:p>
-        </w:tc>
-        <w:tc>
-          <w:tcPr>
-            <w:tcW w:type="dxa" w:w="1255"/>
+              <w:t xml:space="preserve">Service Revenue to OBVG</w:t>
+            </w:r>
+          </w:p>
+        </w:tc>
+        <w:tc>
+          <w:tcPr>
+            <w:tcW w:type="dxa" w:w="1324"/>
             <w:shd w:fill="EDEDED" w:color="auto" w:val="clear"/>
             <w:tcMar>
               <w:top w:type="dxa" w:w="60"/>
@@ -6977,7 +6977,7 @@
                 <w:sz w:val="19"/>
                 <w:szCs w:val="19"/>
               </w:rPr>
-              <w:t xml:space="preserve">OBP per month</w:t>
+              <w:t xml:space="preserve">OBVG per month</w:t>
             </w:r>
           </w:p>
         </w:tc>
@@ -6988,7 +6988,7 @@
         </w:trPr>
         <w:tc>
           <w:tcPr>
-            <w:tcW w:type="dxa" w:w="579"/>
+            <w:tcW w:type="dxa" w:w="567"/>
             <w:tcMar>
               <w:top w:type="dxa" w:w="60"/>
               <w:left w:type="dxa" w:w="108"/>
@@ -7012,7 +7012,7 @@
         </w:tc>
         <w:tc>
           <w:tcPr>
-            <w:tcW w:type="dxa" w:w="2026"/>
+            <w:tcW w:type="dxa" w:w="1985"/>
             <w:tcMar>
               <w:top w:type="dxa" w:w="60"/>
               <w:left w:type="dxa" w:w="108"/>
@@ -7036,7 +7036,7 @@
         </w:tc>
         <w:tc>
           <w:tcPr>
-            <w:tcW w:type="dxa" w:w="1833"/>
+            <w:tcW w:type="dxa" w:w="1796"/>
             <w:tcMar>
               <w:top w:type="dxa" w:w="60"/>
               <w:left w:type="dxa" w:w="108"/>
@@ -7060,7 +7060,7 @@
         </w:tc>
         <w:tc>
           <w:tcPr>
-            <w:tcW w:type="dxa" w:w="1544"/>
+            <w:tcW w:type="dxa" w:w="1513"/>
             <w:tcMar>
               <w:top w:type="dxa" w:w="60"/>
               <w:left w:type="dxa" w:w="108"/>
@@ -7084,7 +7084,7 @@
         </w:tc>
         <w:tc>
           <w:tcPr>
-            <w:tcW w:type="dxa" w:w="2123"/>
+            <w:tcW w:type="dxa" w:w="2175"/>
             <w:tcMar>
               <w:top w:type="dxa" w:w="60"/>
               <w:left w:type="dxa" w:w="108"/>
@@ -7108,7 +7108,7 @@
         </w:tc>
         <w:tc>
           <w:tcPr>
-            <w:tcW w:type="dxa" w:w="1255"/>
+            <w:tcW w:type="dxa" w:w="1324"/>
             <w:tcMar>
               <w:top w:type="dxa" w:w="60"/>
               <w:left w:type="dxa" w:w="108"/>
@@ -7137,7 +7137,7 @@
         </w:trPr>
         <w:tc>
           <w:tcPr>
-            <w:tcW w:type="dxa" w:w="579"/>
+            <w:tcW w:type="dxa" w:w="567"/>
             <w:tcMar>
               <w:top w:type="dxa" w:w="60"/>
               <w:left w:type="dxa" w:w="108"/>
@@ -7161,7 +7161,7 @@
         </w:tc>
         <w:tc>
           <w:tcPr>
-            <w:tcW w:type="dxa" w:w="2026"/>
+            <w:tcW w:type="dxa" w:w="1985"/>
             <w:tcMar>
               <w:top w:type="dxa" w:w="60"/>
               <w:left w:type="dxa" w:w="108"/>
@@ -7185,7 +7185,7 @@
         </w:tc>
         <w:tc>
           <w:tcPr>
-            <w:tcW w:type="dxa" w:w="1833"/>
+            <w:tcW w:type="dxa" w:w="1796"/>
             <w:tcMar>
               <w:top w:type="dxa" w:w="60"/>
               <w:left w:type="dxa" w:w="108"/>
@@ -7209,7 +7209,7 @@
         </w:tc>
         <w:tc>
           <w:tcPr>
-            <w:tcW w:type="dxa" w:w="1544"/>
+            <w:tcW w:type="dxa" w:w="1513"/>
             <w:tcMar>
               <w:top w:type="dxa" w:w="60"/>
               <w:left w:type="dxa" w:w="108"/>
@@ -7233,7 +7233,7 @@
         </w:tc>
         <w:tc>
           <w:tcPr>
-            <w:tcW w:type="dxa" w:w="2123"/>
+            <w:tcW w:type="dxa" w:w="2175"/>
             <w:tcMar>
               <w:top w:type="dxa" w:w="60"/>
               <w:left w:type="dxa" w:w="108"/>
@@ -7257,7 +7257,7 @@
         </w:tc>
         <w:tc>
           <w:tcPr>
-            <w:tcW w:type="dxa" w:w="1255"/>
+            <w:tcW w:type="dxa" w:w="1324"/>
             <w:tcMar>
               <w:top w:type="dxa" w:w="60"/>
               <w:left w:type="dxa" w:w="108"/>
@@ -7286,7 +7286,7 @@
         </w:trPr>
         <w:tc>
           <w:tcPr>
-            <w:tcW w:type="dxa" w:w="579"/>
+            <w:tcW w:type="dxa" w:w="567"/>
             <w:tcMar>
               <w:top w:type="dxa" w:w="60"/>
               <w:left w:type="dxa" w:w="108"/>
@@ -7310,7 +7310,7 @@
         </w:tc>
         <w:tc>
           <w:tcPr>
-            <w:tcW w:type="dxa" w:w="2026"/>
+            <w:tcW w:type="dxa" w:w="1985"/>
             <w:tcMar>
               <w:top w:type="dxa" w:w="60"/>
               <w:left w:type="dxa" w:w="108"/>
@@ -7334,7 +7334,7 @@
         </w:tc>
         <w:tc>
           <w:tcPr>
-            <w:tcW w:type="dxa" w:w="1833"/>
+            <w:tcW w:type="dxa" w:w="1796"/>
             <w:tcMar>
               <w:top w:type="dxa" w:w="60"/>
               <w:left w:type="dxa" w:w="108"/>
@@ -7358,7 +7358,7 @@
         </w:tc>
         <w:tc>
           <w:tcPr>
-            <w:tcW w:type="dxa" w:w="1544"/>
+            <w:tcW w:type="dxa" w:w="1513"/>
             <w:tcMar>
               <w:top w:type="dxa" w:w="60"/>
               <w:left w:type="dxa" w:w="108"/>
@@ -7382,7 +7382,7 @@
         </w:tc>
         <w:tc>
           <w:tcPr>
-            <w:tcW w:type="dxa" w:w="2123"/>
+            <w:tcW w:type="dxa" w:w="2175"/>
             <w:tcMar>
               <w:top w:type="dxa" w:w="60"/>
               <w:left w:type="dxa" w:w="108"/>
@@ -7406,7 +7406,7 @@
         </w:tc>
         <w:tc>
           <w:tcPr>
-            <w:tcW w:type="dxa" w:w="1255"/>
+            <w:tcW w:type="dxa" w:w="1324"/>
             <w:tcMar>
               <w:top w:type="dxa" w:w="60"/>
               <w:left w:type="dxa" w:w="108"/>
@@ -7451,7 +7451,7 @@
           <w:sz w:val="22"/>
           <w:szCs w:val="22"/>
         </w:rPr>
-        <w:t xml:space="preserve">Existing Automatum Client - Service Revenue split 75% OBP / 25% Automatum</w:t>
+        <w:t xml:space="preserve">Existing Automatum Client - Service Revenue split 75% OBVG / 25% Automatum</w:t>
       </w:r>
     </w:p>
     <w:p>
@@ -7481,12 +7481,12 @@
         </w:tblBorders>
       </w:tblPr>
       <w:tblGrid>
-        <w:gridCol w:w="677"/>
-        <w:gridCol w:w="1692"/>
-        <w:gridCol w:w="1128"/>
-        <w:gridCol w:w="1692"/>
-        <w:gridCol w:w="1466"/>
-        <w:gridCol w:w="2705"/>
+        <w:gridCol w:w="669"/>
+        <w:gridCol w:w="1671"/>
+        <w:gridCol w:w="1114"/>
+        <w:gridCol w:w="1671"/>
+        <w:gridCol w:w="1560"/>
+        <w:gridCol w:w="2675"/>
       </w:tblGrid>
       <w:tr>
         <w:trPr>
@@ -7494,7 +7494,7 @@
         </w:trPr>
         <w:tc>
           <w:tcPr>
-            <w:tcW w:type="dxa" w:w="677"/>
+            <w:tcW w:type="dxa" w:w="669"/>
             <w:shd w:fill="EDEDED" w:color="auto" w:val="clear"/>
             <w:tcMar>
               <w:top w:type="dxa" w:w="60"/>
@@ -7521,7 +7521,7 @@
         </w:tc>
         <w:tc>
           <w:tcPr>
-            <w:tcW w:type="dxa" w:w="1692"/>
+            <w:tcW w:type="dxa" w:w="1671"/>
             <w:shd w:fill="EDEDED" w:color="auto" w:val="clear"/>
             <w:tcMar>
               <w:top w:type="dxa" w:w="60"/>
@@ -7548,7 +7548,7 @@
         </w:tc>
         <w:tc>
           <w:tcPr>
-            <w:tcW w:type="dxa" w:w="1128"/>
+            <w:tcW w:type="dxa" w:w="1114"/>
             <w:shd w:fill="EDEDED" w:color="auto" w:val="clear"/>
             <w:tcMar>
               <w:top w:type="dxa" w:w="60"/>
@@ -7569,13 +7569,13 @@
                 <w:sz w:val="19"/>
                 <w:szCs w:val="19"/>
               </w:rPr>
-              <w:t xml:space="preserve">OBP (75%)</w:t>
-            </w:r>
-          </w:p>
-        </w:tc>
-        <w:tc>
-          <w:tcPr>
-            <w:tcW w:type="dxa" w:w="1692"/>
+              <w:t xml:space="preserve">OBVG (75%)</w:t>
+            </w:r>
+          </w:p>
+        </w:tc>
+        <w:tc>
+          <w:tcPr>
+            <w:tcW w:type="dxa" w:w="1671"/>
             <w:shd w:fill="EDEDED" w:color="auto" w:val="clear"/>
             <w:tcMar>
               <w:top w:type="dxa" w:w="60"/>
@@ -7602,7 +7602,7 @@
         </w:tc>
         <w:tc>
           <w:tcPr>
-            <w:tcW w:type="dxa" w:w="1466"/>
+            <w:tcW w:type="dxa" w:w="1560"/>
             <w:shd w:fill="EDEDED" w:color="auto" w:val="clear"/>
             <w:tcMar>
               <w:top w:type="dxa" w:w="60"/>
@@ -7623,13 +7623,13 @@
                 <w:sz w:val="19"/>
                 <w:szCs w:val="19"/>
               </w:rPr>
-              <w:t xml:space="preserve">OBP per month</w:t>
-            </w:r>
-          </w:p>
-        </w:tc>
-        <w:tc>
-          <w:tcPr>
-            <w:tcW w:type="dxa" w:w="2705"/>
+              <w:t xml:space="preserve">OBVG per month</w:t>
+            </w:r>
+          </w:p>
+        </w:tc>
+        <w:tc>
+          <w:tcPr>
+            <w:tcW w:type="dxa" w:w="2675"/>
             <w:shd w:fill="EDEDED" w:color="auto" w:val="clear"/>
             <w:tcMar>
               <w:top w:type="dxa" w:w="60"/>
@@ -7661,7 +7661,7 @@
         </w:trPr>
         <w:tc>
           <w:tcPr>
-            <w:tcW w:type="dxa" w:w="677"/>
+            <w:tcW w:type="dxa" w:w="669"/>
             <w:tcMar>
               <w:top w:type="dxa" w:w="60"/>
               <w:left w:type="dxa" w:w="108"/>
@@ -7685,7 +7685,7 @@
         </w:tc>
         <w:tc>
           <w:tcPr>
-            <w:tcW w:type="dxa" w:w="1692"/>
+            <w:tcW w:type="dxa" w:w="1671"/>
             <w:tcMar>
               <w:top w:type="dxa" w:w="60"/>
               <w:left w:type="dxa" w:w="108"/>
@@ -7709,7 +7709,7 @@
         </w:tc>
         <w:tc>
           <w:tcPr>
-            <w:tcW w:type="dxa" w:w="1128"/>
+            <w:tcW w:type="dxa" w:w="1114"/>
             <w:tcMar>
               <w:top w:type="dxa" w:w="60"/>
               <w:left w:type="dxa" w:w="108"/>
@@ -7733,7 +7733,7 @@
         </w:tc>
         <w:tc>
           <w:tcPr>
-            <w:tcW w:type="dxa" w:w="1692"/>
+            <w:tcW w:type="dxa" w:w="1671"/>
             <w:tcMar>
               <w:top w:type="dxa" w:w="60"/>
               <w:left w:type="dxa" w:w="108"/>
@@ -7757,7 +7757,7 @@
         </w:tc>
         <w:tc>
           <w:tcPr>
-            <w:tcW w:type="dxa" w:w="1466"/>
+            <w:tcW w:type="dxa" w:w="1560"/>
             <w:tcMar>
               <w:top w:type="dxa" w:w="60"/>
               <w:left w:type="dxa" w:w="108"/>
@@ -7781,7 +7781,7 @@
         </w:tc>
         <w:tc>
           <w:tcPr>
-            <w:tcW w:type="dxa" w:w="2705"/>
+            <w:tcW w:type="dxa" w:w="2675"/>
             <w:tcMar>
               <w:top w:type="dxa" w:w="60"/>
               <w:left w:type="dxa" w:w="108"/>
@@ -7810,7 +7810,7 @@
         </w:trPr>
         <w:tc>
           <w:tcPr>
-            <w:tcW w:type="dxa" w:w="677"/>
+            <w:tcW w:type="dxa" w:w="669"/>
             <w:tcMar>
               <w:top w:type="dxa" w:w="60"/>
               <w:left w:type="dxa" w:w="108"/>
@@ -7834,7 +7834,7 @@
         </w:tc>
         <w:tc>
           <w:tcPr>
-            <w:tcW w:type="dxa" w:w="1692"/>
+            <w:tcW w:type="dxa" w:w="1671"/>
             <w:tcMar>
               <w:top w:type="dxa" w:w="60"/>
               <w:left w:type="dxa" w:w="108"/>
@@ -7858,7 +7858,7 @@
         </w:tc>
         <w:tc>
           <w:tcPr>
-            <w:tcW w:type="dxa" w:w="1128"/>
+            <w:tcW w:type="dxa" w:w="1114"/>
             <w:tcMar>
               <w:top w:type="dxa" w:w="60"/>
               <w:left w:type="dxa" w:w="108"/>
@@ -7882,7 +7882,7 @@
         </w:tc>
         <w:tc>
           <w:tcPr>
-            <w:tcW w:type="dxa" w:w="1692"/>
+            <w:tcW w:type="dxa" w:w="1671"/>
             <w:tcMar>
               <w:top w:type="dxa" w:w="60"/>
               <w:left w:type="dxa" w:w="108"/>
@@ -7906,7 +7906,7 @@
         </w:tc>
         <w:tc>
           <w:tcPr>
-            <w:tcW w:type="dxa" w:w="1466"/>
+            <w:tcW w:type="dxa" w:w="1560"/>
             <w:tcMar>
               <w:top w:type="dxa" w:w="60"/>
               <w:left w:type="dxa" w:w="108"/>
@@ -7930,7 +7930,7 @@
         </w:tc>
         <w:tc>
           <w:tcPr>
-            <w:tcW w:type="dxa" w:w="2705"/>
+            <w:tcW w:type="dxa" w:w="2675"/>
             <w:tcMar>
               <w:top w:type="dxa" w:w="60"/>
               <w:left w:type="dxa" w:w="108"/>
@@ -7959,7 +7959,7 @@
         </w:trPr>
         <w:tc>
           <w:tcPr>
-            <w:tcW w:type="dxa" w:w="677"/>
+            <w:tcW w:type="dxa" w:w="669"/>
             <w:tcMar>
               <w:top w:type="dxa" w:w="60"/>
               <w:left w:type="dxa" w:w="108"/>
@@ -7983,7 +7983,7 @@
         </w:tc>
         <w:tc>
           <w:tcPr>
-            <w:tcW w:type="dxa" w:w="1692"/>
+            <w:tcW w:type="dxa" w:w="1671"/>
             <w:tcMar>
               <w:top w:type="dxa" w:w="60"/>
               <w:left w:type="dxa" w:w="108"/>
@@ -8007,7 +8007,7 @@
         </w:tc>
         <w:tc>
           <w:tcPr>
-            <w:tcW w:type="dxa" w:w="1128"/>
+            <w:tcW w:type="dxa" w:w="1114"/>
             <w:tcMar>
               <w:top w:type="dxa" w:w="60"/>
               <w:left w:type="dxa" w:w="108"/>
@@ -8031,7 +8031,7 @@
         </w:tc>
         <w:tc>
           <w:tcPr>
-            <w:tcW w:type="dxa" w:w="1692"/>
+            <w:tcW w:type="dxa" w:w="1671"/>
             <w:tcMar>
               <w:top w:type="dxa" w:w="60"/>
               <w:left w:type="dxa" w:w="108"/>
@@ -8055,7 +8055,7 @@
         </w:tc>
         <w:tc>
           <w:tcPr>
-            <w:tcW w:type="dxa" w:w="1466"/>
+            <w:tcW w:type="dxa" w:w="1560"/>
             <w:tcMar>
               <w:top w:type="dxa" w:w="60"/>
               <w:left w:type="dxa" w:w="108"/>
@@ -8079,7 +8079,7 @@
         </w:tc>
         <w:tc>
           <w:tcPr>
-            <w:tcW w:type="dxa" w:w="2705"/>
+            <w:tcW w:type="dxa" w:w="2675"/>
             <w:tcMar>
               <w:top w:type="dxa" w:w="60"/>
               <w:left w:type="dxa" w:w="108"/>
@@ -8201,7 +8201,7 @@
           <w:sz w:val="22"/>
           <w:szCs w:val="22"/>
         </w:rPr>
-        <w:t xml:space="preserve"> $60,000 collected. Platform Revenue $9,999 to Automatum at $833.25 per month. Service Revenue $50,001 retained by OBP at $4,166.75 per month.</w:t>
+        <w:t xml:space="preserve"> $60,000 collected. Platform Revenue $9,999 to Automatum at $833.25 per month. Service Revenue $50,001 retained by OBVG at $4,166.75 per month.</w:t>
       </w:r>
     </w:p>
     <w:p>
@@ -8225,7 +8225,7 @@
           <w:sz w:val="22"/>
           <w:szCs w:val="22"/>
         </w:rPr>
-        <w:t xml:space="preserve"> The same $60,000 collected, the Client's existing subscription continuing alongside. Service Revenue $50,001 divides $37,500.75 to OBP and $12,500.25 to Automatum, and OBP invoices $3,125.06 monthly.</w:t>
+        <w:t xml:space="preserve"> The same $60,000 collected, the Client's existing subscription continuing alongside. Service Revenue $50,001 divides $37,500.75 to OBVG and $12,500.25 to Automatum, and OBVG invoices $3,125.06 monthly.</w:t>
       </w:r>
     </w:p>
     <w:p>
@@ -8526,7 +8526,7 @@
                 <w:sz w:val="19"/>
                 <w:szCs w:val="19"/>
               </w:rPr>
-              <w:t xml:space="preserve">OBP Service Revenue accrued</w:t>
+              <w:t xml:space="preserve">OBVG Service Revenue accrued</w:t>
             </w:r>
           </w:p>
         </w:tc>
@@ -8709,8 +8709,8 @@
         </w:tblBorders>
       </w:tblPr>
       <w:tblGrid>
-        <w:gridCol w:w="1990"/>
-        <w:gridCol w:w="7370"/>
+        <w:gridCol w:w="1961"/>
+        <w:gridCol w:w="7399"/>
       </w:tblGrid>
       <w:tr>
         <w:trPr>
@@ -8718,7 +8718,7 @@
         </w:trPr>
         <w:tc>
           <w:tcPr>
-            <w:tcW w:type="dxa" w:w="1990"/>
+            <w:tcW w:type="dxa" w:w="1961"/>
             <w:shd w:fill="EDEDED" w:color="auto" w:val="clear"/>
             <w:tcMar>
               <w:top w:type="dxa" w:w="60"/>
@@ -8745,7 +8745,7 @@
         </w:tc>
         <w:tc>
           <w:tcPr>
-            <w:tcW w:type="dxa" w:w="7370"/>
+            <w:tcW w:type="dxa" w:w="7399"/>
             <w:shd w:fill="EDEDED" w:color="auto" w:val="clear"/>
             <w:tcMar>
               <w:top w:type="dxa" w:w="60"/>
@@ -8777,7 +8777,7 @@
         </w:trPr>
         <w:tc>
           <w:tcPr>
-            <w:tcW w:type="dxa" w:w="1990"/>
+            <w:tcW w:type="dxa" w:w="1961"/>
             <w:tcMar>
               <w:top w:type="dxa" w:w="60"/>
               <w:left w:type="dxa" w:w="108"/>
@@ -8801,7 +8801,7 @@
         </w:tc>
         <w:tc>
           <w:tcPr>
-            <w:tcW w:type="dxa" w:w="7370"/>
+            <w:tcW w:type="dxa" w:w="7399"/>
             <w:tcMar>
               <w:top w:type="dxa" w:w="60"/>
               <w:left w:type="dxa" w:w="108"/>
@@ -8830,49 +8830,49 @@
         </w:trPr>
         <w:tc>
           <w:tcPr>
-            <w:tcW w:type="dxa" w:w="1990"/>
-            <w:tcMar>
-              <w:top w:type="dxa" w:w="60"/>
-              <w:left w:type="dxa" w:w="108"/>
-              <w:bottom w:type="dxa" w:w="60"/>
-              <w:right w:type="dxa" w:w="108"/>
-            </w:tcMar>
-          </w:tcPr>
-          <w:p>
-            <w:pPr>
-              <w:spacing w:after="0" w:before="0" w:line="240"/>
-            </w:pPr>
-            <w:r>
-              <w:rPr>
-                <w:rFonts w:ascii="Calibri" w:cs="Calibri" w:eastAsia="Calibri" w:hAnsi="Calibri"/>
-                <w:sz w:val="19"/>
-                <w:szCs w:val="19"/>
-              </w:rPr>
-              <w:t xml:space="preserve">OBP's breach or Chronic Failure</w:t>
-            </w:r>
-          </w:p>
-        </w:tc>
-        <w:tc>
-          <w:tcPr>
-            <w:tcW w:type="dxa" w:w="7370"/>
-            <w:tcMar>
-              <w:top w:type="dxa" w:w="60"/>
-              <w:left w:type="dxa" w:w="108"/>
-              <w:bottom w:type="dxa" w:w="60"/>
-              <w:right w:type="dxa" w:w="108"/>
-            </w:tcMar>
-          </w:tcPr>
-          <w:p>
-            <w:pPr>
-              <w:spacing w:after="0" w:before="0" w:line="240"/>
-            </w:pPr>
-            <w:r>
-              <w:rPr>
-                <w:rFonts w:ascii="Calibri" w:cs="Calibri" w:eastAsia="Calibri" w:hAnsi="Calibri"/>
-                <w:sz w:val="19"/>
-                <w:szCs w:val="19"/>
-              </w:rPr>
-              <w:t xml:space="preserve">Each Party keeps what accrued. OBP forfeits its share of any early termination charge and funds transition assistance under clause 24.1.</w:t>
+            <w:tcW w:type="dxa" w:w="1961"/>
+            <w:tcMar>
+              <w:top w:type="dxa" w:w="60"/>
+              <w:left w:type="dxa" w:w="108"/>
+              <w:bottom w:type="dxa" w:w="60"/>
+              <w:right w:type="dxa" w:w="108"/>
+            </w:tcMar>
+          </w:tcPr>
+          <w:p>
+            <w:pPr>
+              <w:spacing w:after="0" w:before="0" w:line="240"/>
+            </w:pPr>
+            <w:r>
+              <w:rPr>
+                <w:rFonts w:ascii="Calibri" w:cs="Calibri" w:eastAsia="Calibri" w:hAnsi="Calibri"/>
+                <w:sz w:val="19"/>
+                <w:szCs w:val="19"/>
+              </w:rPr>
+              <w:t xml:space="preserve">OBVG's breach or Chronic Failure</w:t>
+            </w:r>
+          </w:p>
+        </w:tc>
+        <w:tc>
+          <w:tcPr>
+            <w:tcW w:type="dxa" w:w="7399"/>
+            <w:tcMar>
+              <w:top w:type="dxa" w:w="60"/>
+              <w:left w:type="dxa" w:w="108"/>
+              <w:bottom w:type="dxa" w:w="60"/>
+              <w:right w:type="dxa" w:w="108"/>
+            </w:tcMar>
+          </w:tcPr>
+          <w:p>
+            <w:pPr>
+              <w:spacing w:after="0" w:before="0" w:line="240"/>
+            </w:pPr>
+            <w:r>
+              <w:rPr>
+                <w:rFonts w:ascii="Calibri" w:cs="Calibri" w:eastAsia="Calibri" w:hAnsi="Calibri"/>
+                <w:sz w:val="19"/>
+                <w:szCs w:val="19"/>
+              </w:rPr>
+              <w:t xml:space="preserve">Each Party keeps what accrued. OBVG forfeits its share of any early termination charge and funds transition assistance under clause 24.1.</w:t>
             </w:r>
           </w:p>
         </w:tc>
@@ -8883,7 +8883,7 @@
         </w:trPr>
         <w:tc>
           <w:tcPr>
-            <w:tcW w:type="dxa" w:w="1990"/>
+            <w:tcW w:type="dxa" w:w="1961"/>
             <w:tcMar>
               <w:top w:type="dxa" w:w="60"/>
               <w:left w:type="dxa" w:w="108"/>
@@ -8907,25 +8907,25 @@
         </w:tc>
         <w:tc>
           <w:tcPr>
-            <w:tcW w:type="dxa" w:w="7370"/>
-            <w:tcMar>
-              <w:top w:type="dxa" w:w="60"/>
-              <w:left w:type="dxa" w:w="108"/>
-              <w:bottom w:type="dxa" w:w="60"/>
-              <w:right w:type="dxa" w:w="108"/>
-            </w:tcMar>
-          </w:tcPr>
-          <w:p>
-            <w:pPr>
-              <w:spacing w:after="0" w:before="0" w:line="240"/>
-            </w:pPr>
-            <w:r>
-              <w:rPr>
-                <w:rFonts w:ascii="Calibri" w:cs="Calibri" w:eastAsia="Calibri" w:hAnsi="Calibri"/>
-                <w:sz w:val="19"/>
-                <w:szCs w:val="19"/>
-              </w:rPr>
-              <w:t xml:space="preserve">OBP is paid the greater of 3 months' OBP Service Revenue and the OBP Service Revenue for the remainder of the Engagement Year, plus evidenced demobilization costs.</w:t>
+            <w:tcW w:type="dxa" w:w="7399"/>
+            <w:tcMar>
+              <w:top w:type="dxa" w:w="60"/>
+              <w:left w:type="dxa" w:w="108"/>
+              <w:bottom w:type="dxa" w:w="60"/>
+              <w:right w:type="dxa" w:w="108"/>
+            </w:tcMar>
+          </w:tcPr>
+          <w:p>
+            <w:pPr>
+              <w:spacing w:after="0" w:before="0" w:line="240"/>
+            </w:pPr>
+            <w:r>
+              <w:rPr>
+                <w:rFonts w:ascii="Calibri" w:cs="Calibri" w:eastAsia="Calibri" w:hAnsi="Calibri"/>
+                <w:sz w:val="19"/>
+                <w:szCs w:val="19"/>
+              </w:rPr>
+              <w:t xml:space="preserve">OBVG is paid the greater of 3 months' OBVG Service Revenue and the OBVG Service Revenue for the remainder of the Engagement Year, plus evidenced demobilization costs.</w:t>
             </w:r>
           </w:p>
         </w:tc>
@@ -8936,7 +8936,7 @@
         </w:trPr>
         <w:tc>
           <w:tcPr>
-            <w:tcW w:type="dxa" w:w="1990"/>
+            <w:tcW w:type="dxa" w:w="1961"/>
             <w:tcMar>
               <w:top w:type="dxa" w:w="60"/>
               <w:left w:type="dxa" w:w="108"/>
@@ -8960,7 +8960,7 @@
         </w:tc>
         <w:tc>
           <w:tcPr>
-            <w:tcW w:type="dxa" w:w="7370"/>
+            <w:tcW w:type="dxa" w:w="7399"/>
             <w:tcMar>
               <w:top w:type="dxa" w:w="60"/>
               <w:left w:type="dxa" w:w="108"/>
@@ -9030,7 +9030,7 @@
           <w:sz w:val="22"/>
           <w:szCs w:val="22"/>
         </w:rPr>
-        <w:t xml:space="preserve"> Effective the first day of the Engagement Month following the Client's written request. The enhanced service levels apply from 30 days after, so OBP can staff to them.</w:t>
+        <w:t xml:space="preserve"> Effective the first day of the Engagement Month following the Client's written request. The enhanced service levels apply from 30 days after, so OBVG can staff to them.</w:t>
       </w:r>
     </w:p>
     <w:p>
@@ -9078,7 +9078,7 @@
           <w:sz w:val="22"/>
           <w:szCs w:val="22"/>
         </w:rPr>
-        <w:t xml:space="preserve"> The new Tier's partner ceiling applies to net new Recruited Partners only. Continued management of an existing roster above the level the new Tier supports is, by change order under clause 14.5, chargeable at the rate card; or resolved by trimming the roster to the supported level within 60 days; or resolved by re-scoping as a bespoke tier. Absent agreement within 60 days, OBP's obligation is limited to the new Tier's supported level and Automatum carries the difference against the Client.</w:t>
+        <w:t xml:space="preserve"> The new Tier's partner ceiling applies to net new Recruited Partners only. Continued management of an existing roster above the level the new Tier supports is, by change order under clause 14.5, chargeable at the rate card; or resolved by trimming the roster to the supported level within 60 days; or resolved by re-scoping as a bespoke tier. Absent agreement within 60 days, OBVG's obligation is limited to the new Tier's supported level and Automatum carries the difference against the Client.</w:t>
       </w:r>
     </w:p>
     <w:p>
@@ -9478,7 +9478,7 @@
           <w:sz w:val="22"/>
           <w:szCs w:val="22"/>
         </w:rPr>
-        <w:t xml:space="preserve"> OBP personnel doing client-facing or partner-facing work operate under the Automatum Brand, using Automatum-supplied email addresses on an Automatum domain, Automatum calendar invitations, document templates and email signatures. Automatum supplies and administers these accounts and may revoke them at any time.</w:t>
+        <w:t xml:space="preserve"> OBVG personnel doing client-facing or partner-facing work operate under the Automatum Brand, using Automatum-supplied email addresses on an Automatum domain, Automatum calendar invitations, document templates and email signatures. Automatum supplies and administers these accounts and may revoke them at any time.</w:t>
       </w:r>
     </w:p>
     <w:p>
@@ -9502,7 +9502,7 @@
           <w:sz w:val="22"/>
           <w:szCs w:val="22"/>
         </w:rPr>
-        <w:t xml:space="preserve"> OBP personnel are presented as "the Automatum channel team". They may say they are part of that team, that they work on Automatum's channel programme, and that they are contractors or partners of Automatum where directly asked. They may </w:t>
+        <w:t xml:space="preserve"> OBVG personnel are presented as "the Automatum channel team". They may say they are part of that team, that they work on Automatum's channel programme, and that they are contractors or partners of Automatum where directly asked. They may </w:t>
       </w:r>
       <w:r>
         <w:rPr>
@@ -9544,7 +9544,7 @@
           <w:sz w:val="22"/>
           <w:szCs w:val="22"/>
         </w:rPr>
-        <w:t xml:space="preserve"> Automatum does not set OBP personnel's hours, supervise their manner of work, conduct their performance reviews or determine their compensation. OBP supplies their equipment and working environment. Requests about an individual go to OBP's relationship manager under clause 9.5, never to the individual.</w:t>
+        <w:t xml:space="preserve"> Automatum does not set OBVG personnel's hours, supervise their manner of work, conduct their performance reviews or determine their compensation. OBVG supplies their equipment and working environment. Requests about an individual go to OBVG's relationship manager under clause 9.5, never to the individual.</w:t>
       </w:r>
     </w:p>
     <w:p>
@@ -9585,7 +9585,7 @@
           <w:sz w:val="22"/>
           <w:szCs w:val="22"/>
         </w:rPr>
-        <w:t xml:space="preserve"> All Client and partner contact routes through a single Automatum-branded intake channel stated in the Engagement Order, and OBP triages and routes under Schedule 4 paragraph 6.</w:t>
+        <w:t xml:space="preserve"> All Client and partner contact routes through a single Automatum-branded intake channel stated in the Engagement Order, and OBVG triages and routes under Schedule 4 paragraph 6.</w:t>
       </w:r>
     </w:p>
     <w:p>
@@ -9609,7 +9609,7 @@
           <w:sz w:val="22"/>
           <w:szCs w:val="22"/>
         </w:rPr>
-        <w:t xml:space="preserve"> OBP will not initiate contact with a Registered Client outside that channel and the named personas, and will not contact a Registered Client about any matter between the Parties.</w:t>
+        <w:t xml:space="preserve"> OBVG will not initiate contact with a Registered Client outside that channel and the named personas, and will not contact a Registered Client about any matter between the Parties.</w:t>
       </w:r>
     </w:p>
     <w:p>
@@ -9657,7 +9657,7 @@
           <w:sz w:val="22"/>
           <w:szCs w:val="22"/>
         </w:rPr>
-        <w:t xml:space="preserve"> The CRM of record for client-facing activity is Automatum's, as stated in the Engagement Order. OBP will not hold Registered Client contact records in its own systems except within that Client's PSR tenant.</w:t>
+        <w:t xml:space="preserve"> The CRM of record for client-facing activity is Automatum's, as stated in the Engagement Order. OBVG will not hold Registered Client contact records in its own systems except within that Client's PSR tenant.</w:t>
       </w:r>
     </w:p>
     <w:p>
@@ -9688,7 +9688,7 @@
           <w:sz w:val="22"/>
           <w:szCs w:val="22"/>
         </w:rPr>
-        <w:t xml:space="preserve">All client-facing and partner-facing materials carry the Automatum Brand and no OBP or PSR vendor branding, subject to clause 10.2. Automatum supplies brand guidelines and approves templates, and OBP will not vary an approved template in a way affecting the Automatum Brand without approval. OBP will not publish, present or reuse any material produced for a Registered Client outside that Engagement, subject to clause 16.1.</w:t>
+        <w:t xml:space="preserve">All client-facing and partner-facing materials carry the Automatum Brand and no OBVG or PSR vendor branding, subject to clause 10.2. Automatum supplies brand guidelines and approves templates, and OBVG will not vary an approved template in a way affecting the Automatum Brand without approval. OBVG will not publish, present or reuse any material produced for a Registered Client outside that Engagement, subject to clause 16.1.</w:t>
       </w:r>
     </w:p>
     <w:p>
@@ -9719,7 +9719,7 @@
           <w:sz w:val="22"/>
           <w:szCs w:val="22"/>
         </w:rPr>
-        <w:t xml:space="preserve">Clause 24.3 applies. OBP will return or destroy Automatum Brand assets, cease using the Automatum domain and email accounts, and cooperate with introductions to the Recruited Partner roster on Automatum-branded correspondence.</w:t>
+        <w:t xml:space="preserve">Clause 24.3 applies. OBVG will return or destroy Automatum Brand assets, cease using the Automatum domain and email accounts, and cooperate with introductions to the Recruited Partner roster on Automatum-branded correspondence.</w:t>
       </w:r>
     </w:p>
     <w:p>
@@ -9768,7 +9768,7 @@
           <w:sz w:val="22"/>
           <w:szCs w:val="22"/>
         </w:rPr>
-        <w:t xml:space="preserve">A Deal Desk Request is "Complete" when it contains every item in the request form in the Engagement Order. The clock starts when a Complete request is received through the intake channel, or at the start of the next Business Hour if received outside Business Hours, and stops when the responsible Party delivers its output. Turnaround splits into two legs, because Automatum issues offers as seller of record and OBP cannot control issuance.</w:t>
+        <w:t xml:space="preserve">A Deal Desk Request is "Complete" when it contains every item in the request form in the Engagement Order. The clock starts when a Complete request is received through the intake channel, or at the start of the next Business Hour if received outside Business Hours, and stops when the responsible Party delivers its output. Turnaround splits into two legs, because Automatum issues offers as seller of record and OBVG cannot control issuance.</w:t>
       </w:r>
     </w:p>
     <w:tbl>
@@ -9784,10 +9784,10 @@
         </w:tblBorders>
       </w:tblPr>
       <w:tblGrid>
-        <w:gridCol w:w="395"/>
-        <w:gridCol w:w="3098"/>
-        <w:gridCol w:w="3362"/>
-        <w:gridCol w:w="2505"/>
+        <w:gridCol w:w="393"/>
+        <w:gridCol w:w="3076"/>
+        <w:gridCol w:w="3404"/>
+        <w:gridCol w:w="2487"/>
       </w:tblGrid>
       <w:tr>
         <w:trPr>
@@ -9795,7 +9795,7 @@
         </w:trPr>
         <w:tc>
           <w:tcPr>
-            <w:tcW w:type="dxa" w:w="395"/>
+            <w:tcW w:type="dxa" w:w="393"/>
             <w:shd w:fill="EDEDED" w:color="auto" w:val="clear"/>
             <w:tcMar>
               <w:top w:type="dxa" w:w="60"/>
@@ -9822,7 +9822,7 @@
         </w:tc>
         <w:tc>
           <w:tcPr>
-            <w:tcW w:type="dxa" w:w="3098"/>
+            <w:tcW w:type="dxa" w:w="3076"/>
             <w:shd w:fill="EDEDED" w:color="auto" w:val="clear"/>
             <w:tcMar>
               <w:top w:type="dxa" w:w="60"/>
@@ -9849,7 +9849,7 @@
         </w:tc>
         <w:tc>
           <w:tcPr>
-            <w:tcW w:type="dxa" w:w="3362"/>
+            <w:tcW w:type="dxa" w:w="3404"/>
             <w:shd w:fill="EDEDED" w:color="auto" w:val="clear"/>
             <w:tcMar>
               <w:top w:type="dxa" w:w="60"/>
@@ -9870,13 +9870,13 @@
                 <w:sz w:val="19"/>
                 <w:szCs w:val="19"/>
               </w:rPr>
-              <w:t xml:space="preserve">OBP leg: Complete request to Issuance-Ready Package</w:t>
-            </w:r>
-          </w:p>
-        </w:tc>
-        <w:tc>
-          <w:tcPr>
-            <w:tcW w:type="dxa" w:w="2505"/>
+              <w:t xml:space="preserve">OBVG leg: Complete request to Issuance-Ready Package</w:t>
+            </w:r>
+          </w:p>
+        </w:tc>
+        <w:tc>
+          <w:tcPr>
+            <w:tcW w:type="dxa" w:w="2487"/>
             <w:shd w:fill="EDEDED" w:color="auto" w:val="clear"/>
             <w:tcMar>
               <w:top w:type="dxa" w:w="60"/>
@@ -9908,7 +9908,7 @@
         </w:trPr>
         <w:tc>
           <w:tcPr>
-            <w:tcW w:type="dxa" w:w="395"/>
+            <w:tcW w:type="dxa" w:w="393"/>
             <w:tcMar>
               <w:top w:type="dxa" w:w="60"/>
               <w:left w:type="dxa" w:w="108"/>
@@ -9932,7 +9932,7 @@
         </w:tc>
         <w:tc>
           <w:tcPr>
-            <w:tcW w:type="dxa" w:w="3098"/>
+            <w:tcW w:type="dxa" w:w="3076"/>
             <w:tcMar>
               <w:top w:type="dxa" w:w="60"/>
               <w:left w:type="dxa" w:w="108"/>
@@ -9956,7 +9956,7 @@
         </w:tc>
         <w:tc>
           <w:tcPr>
-            <w:tcW w:type="dxa" w:w="3362"/>
+            <w:tcW w:type="dxa" w:w="3404"/>
             <w:tcMar>
               <w:top w:type="dxa" w:w="60"/>
               <w:left w:type="dxa" w:w="108"/>
@@ -9980,7 +9980,7 @@
         </w:tc>
         <w:tc>
           <w:tcPr>
-            <w:tcW w:type="dxa" w:w="2505"/>
+            <w:tcW w:type="dxa" w:w="2487"/>
             <w:tcMar>
               <w:top w:type="dxa" w:w="60"/>
               <w:left w:type="dxa" w:w="108"/>
@@ -10009,7 +10009,7 @@
         </w:trPr>
         <w:tc>
           <w:tcPr>
-            <w:tcW w:type="dxa" w:w="395"/>
+            <w:tcW w:type="dxa" w:w="393"/>
             <w:tcMar>
               <w:top w:type="dxa" w:w="60"/>
               <w:left w:type="dxa" w:w="108"/>
@@ -10033,7 +10033,7 @@
         </w:tc>
         <w:tc>
           <w:tcPr>
-            <w:tcW w:type="dxa" w:w="3098"/>
+            <w:tcW w:type="dxa" w:w="3076"/>
             <w:tcMar>
               <w:top w:type="dxa" w:w="60"/>
               <w:left w:type="dxa" w:w="108"/>
@@ -10057,7 +10057,7 @@
         </w:tc>
         <w:tc>
           <w:tcPr>
-            <w:tcW w:type="dxa" w:w="3362"/>
+            <w:tcW w:type="dxa" w:w="3404"/>
             <w:tcMar>
               <w:top w:type="dxa" w:w="60"/>
               <w:left w:type="dxa" w:w="108"/>
@@ -10081,7 +10081,7 @@
         </w:tc>
         <w:tc>
           <w:tcPr>
-            <w:tcW w:type="dxa" w:w="2505"/>
+            <w:tcW w:type="dxa" w:w="2487"/>
             <w:tcMar>
               <w:top w:type="dxa" w:w="60"/>
               <w:left w:type="dxa" w:w="108"/>
@@ -10110,7 +10110,7 @@
         </w:trPr>
         <w:tc>
           <w:tcPr>
-            <w:tcW w:type="dxa" w:w="395"/>
+            <w:tcW w:type="dxa" w:w="393"/>
             <w:tcMar>
               <w:top w:type="dxa" w:w="60"/>
               <w:left w:type="dxa" w:w="108"/>
@@ -10134,7 +10134,7 @@
         </w:tc>
         <w:tc>
           <w:tcPr>
-            <w:tcW w:type="dxa" w:w="3098"/>
+            <w:tcW w:type="dxa" w:w="3076"/>
             <w:tcMar>
               <w:top w:type="dxa" w:w="60"/>
               <w:left w:type="dxa" w:w="108"/>
@@ -10158,7 +10158,7 @@
         </w:tc>
         <w:tc>
           <w:tcPr>
-            <w:tcW w:type="dxa" w:w="3362"/>
+            <w:tcW w:type="dxa" w:w="3404"/>
             <w:tcMar>
               <w:top w:type="dxa" w:w="60"/>
               <w:left w:type="dxa" w:w="108"/>
@@ -10182,7 +10182,7 @@
         </w:tc>
         <w:tc>
           <w:tcPr>
-            <w:tcW w:type="dxa" w:w="2505"/>
+            <w:tcW w:type="dxa" w:w="2487"/>
             <w:tcMar>
               <w:top w:type="dxa" w:w="60"/>
               <w:left w:type="dxa" w:w="108"/>
@@ -10256,7 +10256,7 @@
           <w:sz w:val="22"/>
           <w:szCs w:val="22"/>
         </w:rPr>
-        <w:t xml:space="preserve">At every Tier: OBP leg, request to submission to Automatum, 2 Business Days; Automatum leg, submission to issuance, 2 Business Days.</w:t>
+        <w:t xml:space="preserve">At every Tier: OBVG leg, request to submission to Automatum, 2 Business Days; Automatum leg, submission to issuance, 2 Business Days.</w:t>
       </w:r>
     </w:p>
     <w:p>
@@ -10409,9 +10409,9 @@
         </w:tblBorders>
       </w:tblPr>
       <w:tblGrid>
-        <w:gridCol w:w="5866"/>
-        <w:gridCol w:w="1248"/>
-        <w:gridCol w:w="2246"/>
+        <w:gridCol w:w="5788"/>
+        <w:gridCol w:w="1232"/>
+        <w:gridCol w:w="2340"/>
       </w:tblGrid>
       <w:tr>
         <w:trPr>
@@ -10419,7 +10419,7 @@
         </w:trPr>
         <w:tc>
           <w:tcPr>
-            <w:tcW w:type="dxa" w:w="5866"/>
+            <w:tcW w:type="dxa" w:w="5788"/>
             <w:shd w:fill="EDEDED" w:color="auto" w:val="clear"/>
             <w:tcMar>
               <w:top w:type="dxa" w:w="60"/>
@@ -10446,7 +10446,7 @@
         </w:tc>
         <w:tc>
           <w:tcPr>
-            <w:tcW w:type="dxa" w:w="1248"/>
+            <w:tcW w:type="dxa" w:w="1232"/>
             <w:shd w:fill="EDEDED" w:color="auto" w:val="clear"/>
             <w:tcMar>
               <w:top w:type="dxa" w:w="60"/>
@@ -10473,7 +10473,7 @@
         </w:tc>
         <w:tc>
           <w:tcPr>
-            <w:tcW w:type="dxa" w:w="2246"/>
+            <w:tcW w:type="dxa" w:w="2340"/>
             <w:shd w:fill="EDEDED" w:color="auto" w:val="clear"/>
             <w:tcMar>
               <w:top w:type="dxa" w:w="60"/>
@@ -10505,7 +10505,7 @@
         </w:trPr>
         <w:tc>
           <w:tcPr>
-            <w:tcW w:type="dxa" w:w="5866"/>
+            <w:tcW w:type="dxa" w:w="5788"/>
             <w:tcMar>
               <w:top w:type="dxa" w:w="60"/>
               <w:left w:type="dxa" w:w="108"/>
@@ -10529,31 +10529,31 @@
         </w:tc>
         <w:tc>
           <w:tcPr>
-            <w:tcW w:type="dxa" w:w="1248"/>
-            <w:tcMar>
-              <w:top w:type="dxa" w:w="60"/>
-              <w:left w:type="dxa" w:w="108"/>
-              <w:bottom w:type="dxa" w:w="60"/>
-              <w:right w:type="dxa" w:w="108"/>
-            </w:tcMar>
-          </w:tcPr>
-          <w:p>
-            <w:pPr>
-              <w:spacing w:after="0" w:before="0" w:line="240"/>
-            </w:pPr>
-            <w:r>
-              <w:rPr>
-                <w:rFonts w:ascii="Calibri" w:cs="Calibri" w:eastAsia="Calibri" w:hAnsi="Calibri"/>
-                <w:sz w:val="19"/>
-                <w:szCs w:val="19"/>
-              </w:rPr>
-              <w:t xml:space="preserve">OBP</w:t>
-            </w:r>
-          </w:p>
-        </w:tc>
-        <w:tc>
-          <w:tcPr>
-            <w:tcW w:type="dxa" w:w="2246"/>
+            <w:tcW w:type="dxa" w:w="1232"/>
+            <w:tcMar>
+              <w:top w:type="dxa" w:w="60"/>
+              <w:left w:type="dxa" w:w="108"/>
+              <w:bottom w:type="dxa" w:w="60"/>
+              <w:right w:type="dxa" w:w="108"/>
+            </w:tcMar>
+          </w:tcPr>
+          <w:p>
+            <w:pPr>
+              <w:spacing w:after="0" w:before="0" w:line="240"/>
+            </w:pPr>
+            <w:r>
+              <w:rPr>
+                <w:rFonts w:ascii="Calibri" w:cs="Calibri" w:eastAsia="Calibri" w:hAnsi="Calibri"/>
+                <w:sz w:val="19"/>
+                <w:szCs w:val="19"/>
+              </w:rPr>
+              <w:t xml:space="preserve">OBVG</w:t>
+            </w:r>
+          </w:p>
+        </w:tc>
+        <w:tc>
+          <w:tcPr>
+            <w:tcW w:type="dxa" w:w="2340"/>
             <w:tcMar>
               <w:top w:type="dxa" w:w="60"/>
               <w:left w:type="dxa" w:w="108"/>
@@ -10582,7 +10582,7 @@
         </w:trPr>
         <w:tc>
           <w:tcPr>
-            <w:tcW w:type="dxa" w:w="5866"/>
+            <w:tcW w:type="dxa" w:w="5788"/>
             <w:tcMar>
               <w:top w:type="dxa" w:w="60"/>
               <w:left w:type="dxa" w:w="108"/>
@@ -10606,31 +10606,31 @@
         </w:tc>
         <w:tc>
           <w:tcPr>
-            <w:tcW w:type="dxa" w:w="1248"/>
-            <w:tcMar>
-              <w:top w:type="dxa" w:w="60"/>
-              <w:left w:type="dxa" w:w="108"/>
-              <w:bottom w:type="dxa" w:w="60"/>
-              <w:right w:type="dxa" w:w="108"/>
-            </w:tcMar>
-          </w:tcPr>
-          <w:p>
-            <w:pPr>
-              <w:spacing w:after="0" w:before="0" w:line="240"/>
-            </w:pPr>
-            <w:r>
-              <w:rPr>
-                <w:rFonts w:ascii="Calibri" w:cs="Calibri" w:eastAsia="Calibri" w:hAnsi="Calibri"/>
-                <w:sz w:val="19"/>
-                <w:szCs w:val="19"/>
-              </w:rPr>
-              <w:t xml:space="preserve">OBP</w:t>
-            </w:r>
-          </w:p>
-        </w:tc>
-        <w:tc>
-          <w:tcPr>
-            <w:tcW w:type="dxa" w:w="2246"/>
+            <w:tcW w:type="dxa" w:w="1232"/>
+            <w:tcMar>
+              <w:top w:type="dxa" w:w="60"/>
+              <w:left w:type="dxa" w:w="108"/>
+              <w:bottom w:type="dxa" w:w="60"/>
+              <w:right w:type="dxa" w:w="108"/>
+            </w:tcMar>
+          </w:tcPr>
+          <w:p>
+            <w:pPr>
+              <w:spacing w:after="0" w:before="0" w:line="240"/>
+            </w:pPr>
+            <w:r>
+              <w:rPr>
+                <w:rFonts w:ascii="Calibri" w:cs="Calibri" w:eastAsia="Calibri" w:hAnsi="Calibri"/>
+                <w:sz w:val="19"/>
+                <w:szCs w:val="19"/>
+              </w:rPr>
+              <w:t xml:space="preserve">OBVG</w:t>
+            </w:r>
+          </w:p>
+        </w:tc>
+        <w:tc>
+          <w:tcPr>
+            <w:tcW w:type="dxa" w:w="2340"/>
             <w:tcMar>
               <w:top w:type="dxa" w:w="60"/>
               <w:left w:type="dxa" w:w="108"/>
@@ -10659,7 +10659,7 @@
         </w:trPr>
         <w:tc>
           <w:tcPr>
-            <w:tcW w:type="dxa" w:w="5866"/>
+            <w:tcW w:type="dxa" w:w="5788"/>
             <w:tcMar>
               <w:top w:type="dxa" w:w="60"/>
               <w:left w:type="dxa" w:w="108"/>
@@ -10683,49 +10683,49 @@
         </w:tc>
         <w:tc>
           <w:tcPr>
-            <w:tcW w:type="dxa" w:w="1248"/>
-            <w:tcMar>
-              <w:top w:type="dxa" w:w="60"/>
-              <w:left w:type="dxa" w:w="108"/>
-              <w:bottom w:type="dxa" w:w="60"/>
-              <w:right w:type="dxa" w:w="108"/>
-            </w:tcMar>
-          </w:tcPr>
-          <w:p>
-            <w:pPr>
-              <w:spacing w:after="0" w:before="0" w:line="240"/>
-            </w:pPr>
-            <w:r>
-              <w:rPr>
-                <w:rFonts w:ascii="Calibri" w:cs="Calibri" w:eastAsia="Calibri" w:hAnsi="Calibri"/>
-                <w:sz w:val="19"/>
-                <w:szCs w:val="19"/>
-              </w:rPr>
-              <w:t xml:space="preserve">OBP</w:t>
-            </w:r>
-          </w:p>
-        </w:tc>
-        <w:tc>
-          <w:tcPr>
-            <w:tcW w:type="dxa" w:w="2246"/>
-            <w:tcMar>
-              <w:top w:type="dxa" w:w="60"/>
-              <w:left w:type="dxa" w:w="108"/>
-              <w:bottom w:type="dxa" w:w="60"/>
-              <w:right w:type="dxa" w:w="108"/>
-            </w:tcMar>
-          </w:tcPr>
-          <w:p>
-            <w:pPr>
-              <w:spacing w:after="0" w:before="0" w:line="240"/>
-            </w:pPr>
-            <w:r>
-              <w:rPr>
-                <w:rFonts w:ascii="Calibri" w:cs="Calibri" w:eastAsia="Calibri" w:hAnsi="Calibri"/>
-                <w:sz w:val="19"/>
-                <w:szCs w:val="19"/>
-              </w:rPr>
-              <w:t xml:space="preserve">PSR vendor via OBP</w:t>
+            <w:tcW w:type="dxa" w:w="1232"/>
+            <w:tcMar>
+              <w:top w:type="dxa" w:w="60"/>
+              <w:left w:type="dxa" w:w="108"/>
+              <w:bottom w:type="dxa" w:w="60"/>
+              <w:right w:type="dxa" w:w="108"/>
+            </w:tcMar>
+          </w:tcPr>
+          <w:p>
+            <w:pPr>
+              <w:spacing w:after="0" w:before="0" w:line="240"/>
+            </w:pPr>
+            <w:r>
+              <w:rPr>
+                <w:rFonts w:ascii="Calibri" w:cs="Calibri" w:eastAsia="Calibri" w:hAnsi="Calibri"/>
+                <w:sz w:val="19"/>
+                <w:szCs w:val="19"/>
+              </w:rPr>
+              <w:t xml:space="preserve">OBVG</w:t>
+            </w:r>
+          </w:p>
+        </w:tc>
+        <w:tc>
+          <w:tcPr>
+            <w:tcW w:type="dxa" w:w="2340"/>
+            <w:tcMar>
+              <w:top w:type="dxa" w:w="60"/>
+              <w:left w:type="dxa" w:w="108"/>
+              <w:bottom w:type="dxa" w:w="60"/>
+              <w:right w:type="dxa" w:w="108"/>
+            </w:tcMar>
+          </w:tcPr>
+          <w:p>
+            <w:pPr>
+              <w:spacing w:after="0" w:before="0" w:line="240"/>
+            </w:pPr>
+            <w:r>
+              <w:rPr>
+                <w:rFonts w:ascii="Calibri" w:cs="Calibri" w:eastAsia="Calibri" w:hAnsi="Calibri"/>
+                <w:sz w:val="19"/>
+                <w:szCs w:val="19"/>
+              </w:rPr>
+              <w:t xml:space="preserve">PSR vendor via OBVG</w:t>
             </w:r>
           </w:p>
         </w:tc>
@@ -10736,7 +10736,7 @@
         </w:trPr>
         <w:tc>
           <w:tcPr>
-            <w:tcW w:type="dxa" w:w="5866"/>
+            <w:tcW w:type="dxa" w:w="5788"/>
             <w:tcMar>
               <w:top w:type="dxa" w:w="60"/>
               <w:left w:type="dxa" w:w="108"/>
@@ -10760,7 +10760,7 @@
         </w:tc>
         <w:tc>
           <w:tcPr>
-            <w:tcW w:type="dxa" w:w="1248"/>
+            <w:tcW w:type="dxa" w:w="1232"/>
             <w:tcMar>
               <w:top w:type="dxa" w:w="60"/>
               <w:left w:type="dxa" w:w="108"/>
@@ -10784,7 +10784,7 @@
         </w:tc>
         <w:tc>
           <w:tcPr>
-            <w:tcW w:type="dxa" w:w="2246"/>
+            <w:tcW w:type="dxa" w:w="2340"/>
             <w:tcMar>
               <w:top w:type="dxa" w:w="60"/>
               <w:left w:type="dxa" w:w="108"/>
@@ -10827,7 +10827,7 @@
           <w:sz w:val="22"/>
           <w:szCs w:val="22"/>
         </w:rPr>
-        <w:t xml:space="preserve">All contact arrives through the single Automatum-branded intake under Schedule 3 paragraph 2.1. OBP triages within 2 Business Hours and routes to the correct first line. A misrouted matter is handed over within 2 Business Hours of identification, and the receiving Party's clock starts on handover.</w:t>
+        <w:t xml:space="preserve">All contact arrives through the single Automatum-branded intake under Schedule 3 paragraph 2.1. OBVG triages within 2 Business Hours and routes to the correct first line. A misrouted matter is handed over within 2 Business Hours of identification, and the receiving Party's clock starts on handover.</w:t>
       </w:r>
     </w:p>
     <w:tbl>
@@ -11645,7 +11645,7 @@
                 <w:sz w:val="19"/>
                 <w:szCs w:val="19"/>
               </w:rPr>
-              <w:t xml:space="preserve">OBP's licence term and expiry</w:t>
+              <w:t xml:space="preserve">OBVG's licence term and expiry</w:t>
             </w:r>
           </w:p>
         </w:tc>
@@ -12012,7 +12012,7 @@
           <w:sz w:val="22"/>
           <w:szCs w:val="22"/>
         </w:rPr>
-        <w:t xml:space="preserve">Clause 10.1 warrants the licence term outlasts the longest Engagement Order plus the transition period. Licence cost sits within the OBP Service Revenue, subject to Schedule 1 paragraph 3.</w:t>
+        <w:t xml:space="preserve">Clause 10.1 warrants the licence term outlasts the longest Engagement Order plus the transition period. Licence cost sits within the OBVG Service Revenue, subject to Schedule 1 paragraph 3.</w:t>
       </w:r>
     </w:p>
     <w:p>
@@ -12108,7 +12108,7 @@
           <w:sz w:val="22"/>
           <w:szCs w:val="22"/>
         </w:rPr>
-        <w:t xml:space="preserve"> OBP maintains a documented, versioned machine-readable export schema with a data dictionary covering partner records, partner agreements and status, deal registrations, the commission ledger and accruals, opportunity records and ACE identifiers, offer and Selling Authorization records, attribution configuration and outputs, and the event log. Clause 10.4 governs frequency and restore testing.</w:t>
+        <w:t xml:space="preserve"> OBVG maintains a documented, versioned machine-readable export schema with a data dictionary covering partner records, partner agreements and status, deal registrations, the commission ledger and accruals, opportunity records and ACE identifiers, offer and Selling Authorization records, attribution configuration and outputs, and the event log. Clause 10.4 governs frequency and restore testing.</w:t>
       </w:r>
     </w:p>
     <w:p>
@@ -12132,7 +12132,7 @@
           <w:sz w:val="22"/>
           <w:szCs w:val="22"/>
         </w:rPr>
-        <w:t xml:space="preserve"> Role-based access control with least privilege and quarterly access review; multi-factor authentication for administrative access; encryption in transit using current TLS and at rest; centralized logging and alerting; documented vulnerability management with remediation timescales by severity; annual penetration test with a summary available to Automatum; background screening of personnel with access; documented incident response; and a secure development lifecycle for any OBP-built extension.</w:t>
+        <w:t xml:space="preserve"> Role-based access control with least privilege and quarterly access review; multi-factor authentication for administrative access; encryption in transit using current TLS and at rest; centralized logging and alerting; documented vulnerability management with remediation timescales by severity; annual penetration test with a summary available to Automatum; background screening of personnel with access; documented incident response; and a secure development lifecycle for any OBVG-built extension.</w:t>
       </w:r>
     </w:p>
     <w:p>
@@ -12187,7 +12187,7 @@
           <w:sz w:val="22"/>
           <w:szCs w:val="22"/>
         </w:rPr>
-        <w:t xml:space="preserve">The undertaking required by clause 10.7 is given by the PSR vendor in favour of Automatum and provides, in substance, that on OBP's insolvency, cessation of business, or termination of this Agreement for OBP's breach, the vendor will at Automatum's election and on its notice contract directly with Automatum or its nominee for the remainder of the affected Engagement Orders plus the transition period in clause 24.1; at the rates OBP then pays or rates benchmarked to the vendor's then current list price for equivalent volume, whichever is lower; preserve each affected Registered Client's tenant and data intact and available without interruption; and not delete or withhold tenant data for at least 90 days after the triggering event.</w:t>
+        <w:t xml:space="preserve">The undertaking required by clause 10.7 is given by the PSR vendor in favour of Automatum and provides, in substance, that on OBVG's insolvency, cessation of business, or termination of this Agreement for OBVG's breach, the vendor will at Automatum's election and on its notice contract directly with Automatum or its nominee for the remainder of the affected Engagement Orders plus the transition period in clause 24.1; at the rates OBVG then pays or rates benchmarked to the vendor's then current list price for equivalent volume, whichever is lower; preserve each affected Registered Client's tenant and data intact and available without interruption; and not delete or withhold tenant data for at least 90 days after the triggering event.</w:t>
       </w:r>
     </w:p>
     <w:p>
@@ -12251,8 +12251,8 @@
         </w:tblBorders>
       </w:tblPr>
       <w:tblGrid>
-        <w:gridCol w:w="4926"/>
-        <w:gridCol w:w="4434"/>
+        <w:gridCol w:w="4841"/>
+        <w:gridCol w:w="4519"/>
       </w:tblGrid>
       <w:tr>
         <w:trPr>
@@ -12260,7 +12260,7 @@
         </w:trPr>
         <w:tc>
           <w:tcPr>
-            <w:tcW w:type="dxa" w:w="4926"/>
+            <w:tcW w:type="dxa" w:w="4841"/>
             <w:shd w:fill="EDEDED" w:color="auto" w:val="clear"/>
             <w:tcMar>
               <w:top w:type="dxa" w:w="60"/>
@@ -12287,7 +12287,7 @@
         </w:tc>
         <w:tc>
           <w:tcPr>
-            <w:tcW w:type="dxa" w:w="4434"/>
+            <w:tcW w:type="dxa" w:w="4519"/>
             <w:shd w:fill="EDEDED" w:color="auto" w:val="clear"/>
             <w:tcMar>
               <w:top w:type="dxa" w:w="60"/>
@@ -12319,7 +12319,7 @@
         </w:trPr>
         <w:tc>
           <w:tcPr>
-            <w:tcW w:type="dxa" w:w="4926"/>
+            <w:tcW w:type="dxa" w:w="4841"/>
             <w:tcMar>
               <w:top w:type="dxa" w:w="60"/>
               <w:left w:type="dxa" w:w="108"/>
@@ -12343,7 +12343,7 @@
         </w:tc>
         <w:tc>
           <w:tcPr>
-            <w:tcW w:type="dxa" w:w="4434"/>
+            <w:tcW w:type="dxa" w:w="4519"/>
             <w:tcMar>
               <w:top w:type="dxa" w:w="60"/>
               <w:left w:type="dxa" w:w="108"/>
@@ -12372,7 +12372,7 @@
         </w:trPr>
         <w:tc>
           <w:tcPr>
-            <w:tcW w:type="dxa" w:w="4926"/>
+            <w:tcW w:type="dxa" w:w="4841"/>
             <w:tcMar>
               <w:top w:type="dxa" w:w="60"/>
               <w:left w:type="dxa" w:w="108"/>
@@ -12396,7 +12396,7 @@
         </w:tc>
         <w:tc>
           <w:tcPr>
-            <w:tcW w:type="dxa" w:w="4434"/>
+            <w:tcW w:type="dxa" w:w="4519"/>
             <w:tcMar>
               <w:top w:type="dxa" w:w="60"/>
               <w:left w:type="dxa" w:w="108"/>
@@ -12425,7 +12425,7 @@
         </w:trPr>
         <w:tc>
           <w:tcPr>
-            <w:tcW w:type="dxa" w:w="4926"/>
+            <w:tcW w:type="dxa" w:w="4841"/>
             <w:tcMar>
               <w:top w:type="dxa" w:w="60"/>
               <w:left w:type="dxa" w:w="108"/>
@@ -12449,7 +12449,7 @@
         </w:tc>
         <w:tc>
           <w:tcPr>
-            <w:tcW w:type="dxa" w:w="4434"/>
+            <w:tcW w:type="dxa" w:w="4519"/>
             <w:tcMar>
               <w:top w:type="dxa" w:w="60"/>
               <w:left w:type="dxa" w:w="108"/>
@@ -12478,7 +12478,7 @@
         </w:trPr>
         <w:tc>
           <w:tcPr>
-            <w:tcW w:type="dxa" w:w="4926"/>
+            <w:tcW w:type="dxa" w:w="4841"/>
             <w:tcMar>
               <w:top w:type="dxa" w:w="60"/>
               <w:left w:type="dxa" w:w="108"/>
@@ -12502,7 +12502,7 @@
         </w:tc>
         <w:tc>
           <w:tcPr>
-            <w:tcW w:type="dxa" w:w="4434"/>
+            <w:tcW w:type="dxa" w:w="4519"/>
             <w:tcMar>
               <w:top w:type="dxa" w:w="60"/>
               <w:left w:type="dxa" w:w="108"/>
@@ -12531,7 +12531,7 @@
         </w:trPr>
         <w:tc>
           <w:tcPr>
-            <w:tcW w:type="dxa" w:w="4926"/>
+            <w:tcW w:type="dxa" w:w="4841"/>
             <w:tcMar>
               <w:top w:type="dxa" w:w="60"/>
               <w:left w:type="dxa" w:w="108"/>
@@ -12555,7 +12555,7 @@
         </w:tc>
         <w:tc>
           <w:tcPr>
-            <w:tcW w:type="dxa" w:w="4434"/>
+            <w:tcW w:type="dxa" w:w="4519"/>
             <w:tcMar>
               <w:top w:type="dxa" w:w="60"/>
               <w:left w:type="dxa" w:w="108"/>
@@ -12584,7 +12584,7 @@
         </w:trPr>
         <w:tc>
           <w:tcPr>
-            <w:tcW w:type="dxa" w:w="4926"/>
+            <w:tcW w:type="dxa" w:w="4841"/>
             <w:tcMar>
               <w:top w:type="dxa" w:w="60"/>
               <w:left w:type="dxa" w:w="108"/>
@@ -12608,25 +12608,25 @@
         </w:tc>
         <w:tc>
           <w:tcPr>
-            <w:tcW w:type="dxa" w:w="4434"/>
-            <w:tcMar>
-              <w:top w:type="dxa" w:w="60"/>
-              <w:left w:type="dxa" w:w="108"/>
-              <w:bottom w:type="dxa" w:w="60"/>
-              <w:right w:type="dxa" w:w="108"/>
-            </w:tcMar>
-          </w:tcPr>
-          <w:p>
-            <w:pPr>
-              <w:spacing w:after="0" w:before="0" w:line="240"/>
-            </w:pPr>
-            <w:r>
-              <w:rPr>
-                <w:rFonts w:ascii="Calibri" w:cs="Calibri" w:eastAsia="Calibri" w:hAnsi="Calibri"/>
-                <w:sz w:val="19"/>
-                <w:szCs w:val="19"/>
-              </w:rPr>
-              <w:t xml:space="preserve">OBP-Sourced / Automatum-Sourced / Joint or ACE-Sourced</w:t>
+            <w:tcW w:type="dxa" w:w="4519"/>
+            <w:tcMar>
+              <w:top w:type="dxa" w:w="60"/>
+              <w:left w:type="dxa" w:w="108"/>
+              <w:bottom w:type="dxa" w:w="60"/>
+              <w:right w:type="dxa" w:w="108"/>
+            </w:tcMar>
+          </w:tcPr>
+          <w:p>
+            <w:pPr>
+              <w:spacing w:after="0" w:before="0" w:line="240"/>
+            </w:pPr>
+            <w:r>
+              <w:rPr>
+                <w:rFonts w:ascii="Calibri" w:cs="Calibri" w:eastAsia="Calibri" w:hAnsi="Calibri"/>
+                <w:sz w:val="19"/>
+                <w:szCs w:val="19"/>
+              </w:rPr>
+              <w:t xml:space="preserve">OBVG-Sourced / Automatum-Sourced / Joint or ACE-Sourced</w:t>
             </w:r>
           </w:p>
         </w:tc>
@@ -12637,7 +12637,7 @@
         </w:trPr>
         <w:tc>
           <w:tcPr>
-            <w:tcW w:type="dxa" w:w="4926"/>
+            <w:tcW w:type="dxa" w:w="4841"/>
             <w:tcMar>
               <w:top w:type="dxa" w:w="60"/>
               <w:left w:type="dxa" w:w="108"/>
@@ -12661,7 +12661,7 @@
         </w:tc>
         <w:tc>
           <w:tcPr>
-            <w:tcW w:type="dxa" w:w="4434"/>
+            <w:tcW w:type="dxa" w:w="4519"/>
             <w:tcMar>
               <w:top w:type="dxa" w:w="60"/>
               <w:left w:type="dxa" w:w="108"/>
@@ -12690,7 +12690,7 @@
         </w:trPr>
         <w:tc>
           <w:tcPr>
-            <w:tcW w:type="dxa" w:w="4926"/>
+            <w:tcW w:type="dxa" w:w="4841"/>
             <w:tcMar>
               <w:top w:type="dxa" w:w="60"/>
               <w:left w:type="dxa" w:w="108"/>
@@ -12714,7 +12714,7 @@
         </w:tc>
         <w:tc>
           <w:tcPr>
-            <w:tcW w:type="dxa" w:w="4434"/>
+            <w:tcW w:type="dxa" w:w="4519"/>
             <w:tcMar>
               <w:top w:type="dxa" w:w="60"/>
               <w:left w:type="dxa" w:w="108"/>
@@ -12743,7 +12743,7 @@
         </w:trPr>
         <w:tc>
           <w:tcPr>
-            <w:tcW w:type="dxa" w:w="4926"/>
+            <w:tcW w:type="dxa" w:w="4841"/>
             <w:tcMar>
               <w:top w:type="dxa" w:w="60"/>
               <w:left w:type="dxa" w:w="108"/>
@@ -12767,7 +12767,7 @@
         </w:tc>
         <w:tc>
           <w:tcPr>
-            <w:tcW w:type="dxa" w:w="4434"/>
+            <w:tcW w:type="dxa" w:w="4519"/>
             <w:tcMar>
               <w:top w:type="dxa" w:w="60"/>
               <w:left w:type="dxa" w:w="108"/>
@@ -12796,7 +12796,7 @@
         </w:trPr>
         <w:tc>
           <w:tcPr>
-            <w:tcW w:type="dxa" w:w="4926"/>
+            <w:tcW w:type="dxa" w:w="4841"/>
             <w:tcMar>
               <w:top w:type="dxa" w:w="60"/>
               <w:left w:type="dxa" w:w="108"/>
@@ -12820,25 +12820,25 @@
         </w:tc>
         <w:tc>
           <w:tcPr>
-            <w:tcW w:type="dxa" w:w="4434"/>
-            <w:tcMar>
-              <w:top w:type="dxa" w:w="60"/>
-              <w:left w:type="dxa" w:w="108"/>
-              <w:bottom w:type="dxa" w:w="60"/>
-              <w:right w:type="dxa" w:w="108"/>
-            </w:tcMar>
-          </w:tcPr>
-          <w:p>
-            <w:pPr>
-              <w:spacing w:after="0" w:before="0" w:line="240"/>
-            </w:pPr>
-            <w:r>
-              <w:rPr>
-                <w:rFonts w:ascii="Calibri" w:cs="Calibri" w:eastAsia="Calibri" w:hAnsi="Calibri"/>
-                <w:sz w:val="19"/>
-                <w:szCs w:val="19"/>
-              </w:rPr>
-              <w:t xml:space="preserve">100% OBP (Net New) / 75% OBP, 25% Automatum (Existing)</w:t>
+            <w:tcW w:type="dxa" w:w="4519"/>
+            <w:tcMar>
+              <w:top w:type="dxa" w:w="60"/>
+              <w:left w:type="dxa" w:w="108"/>
+              <w:bottom w:type="dxa" w:w="60"/>
+              <w:right w:type="dxa" w:w="108"/>
+            </w:tcMar>
+          </w:tcPr>
+          <w:p>
+            <w:pPr>
+              <w:spacing w:after="0" w:before="0" w:line="240"/>
+            </w:pPr>
+            <w:r>
+              <w:rPr>
+                <w:rFonts w:ascii="Calibri" w:cs="Calibri" w:eastAsia="Calibri" w:hAnsi="Calibri"/>
+                <w:sz w:val="19"/>
+                <w:szCs w:val="19"/>
+              </w:rPr>
+              <w:t xml:space="preserve">100% OBVG (Net New) / 75% OBVG, 25% Automatum (Existing)</w:t>
             </w:r>
           </w:p>
         </w:tc>
@@ -12849,31 +12849,31 @@
         </w:trPr>
         <w:tc>
           <w:tcPr>
-            <w:tcW w:type="dxa" w:w="4926"/>
-            <w:tcMar>
-              <w:top w:type="dxa" w:w="60"/>
-              <w:left w:type="dxa" w:w="108"/>
-              <w:bottom w:type="dxa" w:w="60"/>
-              <w:right w:type="dxa" w:w="108"/>
-            </w:tcMar>
-          </w:tcPr>
-          <w:p>
-            <w:pPr>
-              <w:spacing w:after="0" w:before="0" w:line="240"/>
-            </w:pPr>
-            <w:r>
-              <w:rPr>
-                <w:rFonts w:ascii="Calibri" w:cs="Calibri" w:eastAsia="Calibri" w:hAnsi="Calibri"/>
-                <w:sz w:val="19"/>
-                <w:szCs w:val="19"/>
-              </w:rPr>
-              <w:t xml:space="preserve">OBP Service Revenue per month</w:t>
-            </w:r>
-          </w:p>
-        </w:tc>
-        <w:tc>
-          <w:tcPr>
-            <w:tcW w:type="dxa" w:w="4434"/>
+            <w:tcW w:type="dxa" w:w="4841"/>
+            <w:tcMar>
+              <w:top w:type="dxa" w:w="60"/>
+              <w:left w:type="dxa" w:w="108"/>
+              <w:bottom w:type="dxa" w:w="60"/>
+              <w:right w:type="dxa" w:w="108"/>
+            </w:tcMar>
+          </w:tcPr>
+          <w:p>
+            <w:pPr>
+              <w:spacing w:after="0" w:before="0" w:line="240"/>
+            </w:pPr>
+            <w:r>
+              <w:rPr>
+                <w:rFonts w:ascii="Calibri" w:cs="Calibri" w:eastAsia="Calibri" w:hAnsi="Calibri"/>
+                <w:sz w:val="19"/>
+                <w:szCs w:val="19"/>
+              </w:rPr>
+              <w:t xml:space="preserve">OBVG Service Revenue per month</w:t>
+            </w:r>
+          </w:p>
+        </w:tc>
+        <w:tc>
+          <w:tcPr>
+            <w:tcW w:type="dxa" w:w="4519"/>
             <w:tcMar>
               <w:top w:type="dxa" w:w="60"/>
               <w:left w:type="dxa" w:w="108"/>
@@ -12902,7 +12902,7 @@
         </w:trPr>
         <w:tc>
           <w:tcPr>
-            <w:tcW w:type="dxa" w:w="4926"/>
+            <w:tcW w:type="dxa" w:w="4841"/>
             <w:tcMar>
               <w:top w:type="dxa" w:w="60"/>
               <w:left w:type="dxa" w:w="108"/>
@@ -12926,7 +12926,7 @@
         </w:tc>
         <w:tc>
           <w:tcPr>
-            <w:tcW w:type="dxa" w:w="4434"/>
+            <w:tcW w:type="dxa" w:w="4519"/>
             <w:tcMar>
               <w:top w:type="dxa" w:w="60"/>
               <w:left w:type="dxa" w:w="108"/>
@@ -12955,7 +12955,7 @@
         </w:trPr>
         <w:tc>
           <w:tcPr>
-            <w:tcW w:type="dxa" w:w="4926"/>
+            <w:tcW w:type="dxa" w:w="4841"/>
             <w:tcMar>
               <w:top w:type="dxa" w:w="60"/>
               <w:left w:type="dxa" w:w="108"/>
@@ -12979,7 +12979,7 @@
         </w:tc>
         <w:tc>
           <w:tcPr>
-            <w:tcW w:type="dxa" w:w="4434"/>
+            <w:tcW w:type="dxa" w:w="4519"/>
             <w:tcMar>
               <w:top w:type="dxa" w:w="60"/>
               <w:left w:type="dxa" w:w="108"/>
@@ -13008,7 +13008,7 @@
         </w:trPr>
         <w:tc>
           <w:tcPr>
-            <w:tcW w:type="dxa" w:w="4926"/>
+            <w:tcW w:type="dxa" w:w="4841"/>
             <w:tcMar>
               <w:top w:type="dxa" w:w="60"/>
               <w:left w:type="dxa" w:w="108"/>
@@ -13032,7 +13032,7 @@
         </w:tc>
         <w:tc>
           <w:tcPr>
-            <w:tcW w:type="dxa" w:w="4434"/>
+            <w:tcW w:type="dxa" w:w="4519"/>
             <w:tcMar>
               <w:top w:type="dxa" w:w="60"/>
               <w:left w:type="dxa" w:w="108"/>
@@ -13061,7 +13061,7 @@
         </w:trPr>
         <w:tc>
           <w:tcPr>
-            <w:tcW w:type="dxa" w:w="4926"/>
+            <w:tcW w:type="dxa" w:w="4841"/>
             <w:tcMar>
               <w:top w:type="dxa" w:w="60"/>
               <w:left w:type="dxa" w:w="108"/>
@@ -13085,7 +13085,7 @@
         </w:tc>
         <w:tc>
           <w:tcPr>
-            <w:tcW w:type="dxa" w:w="4434"/>
+            <w:tcW w:type="dxa" w:w="4519"/>
             <w:tcMar>
               <w:top w:type="dxa" w:w="60"/>
               <w:left w:type="dxa" w:w="108"/>
@@ -13114,7 +13114,7 @@
         </w:trPr>
         <w:tc>
           <w:tcPr>
-            <w:tcW w:type="dxa" w:w="4926"/>
+            <w:tcW w:type="dxa" w:w="4841"/>
             <w:tcMar>
               <w:top w:type="dxa" w:w="60"/>
               <w:left w:type="dxa" w:w="108"/>
@@ -13138,7 +13138,7 @@
         </w:tc>
         <w:tc>
           <w:tcPr>
-            <w:tcW w:type="dxa" w:w="4434"/>
+            <w:tcW w:type="dxa" w:w="4519"/>
             <w:tcMar>
               <w:top w:type="dxa" w:w="60"/>
               <w:left w:type="dxa" w:w="108"/>
@@ -13167,7 +13167,7 @@
         </w:trPr>
         <w:tc>
           <w:tcPr>
-            <w:tcW w:type="dxa" w:w="4926"/>
+            <w:tcW w:type="dxa" w:w="4841"/>
             <w:tcMar>
               <w:top w:type="dxa" w:w="60"/>
               <w:left w:type="dxa" w:w="108"/>
@@ -13191,7 +13191,7 @@
         </w:tc>
         <w:tc>
           <w:tcPr>
-            <w:tcW w:type="dxa" w:w="4434"/>
+            <w:tcW w:type="dxa" w:w="4519"/>
             <w:tcMar>
               <w:top w:type="dxa" w:w="60"/>
               <w:left w:type="dxa" w:w="108"/>
@@ -13220,7 +13220,7 @@
         </w:trPr>
         <w:tc>
           <w:tcPr>
-            <w:tcW w:type="dxa" w:w="4926"/>
+            <w:tcW w:type="dxa" w:w="4841"/>
             <w:tcMar>
               <w:top w:type="dxa" w:w="60"/>
               <w:left w:type="dxa" w:w="108"/>
@@ -13244,7 +13244,7 @@
         </w:tc>
         <w:tc>
           <w:tcPr>
-            <w:tcW w:type="dxa" w:w="4434"/>
+            <w:tcW w:type="dxa" w:w="4519"/>
             <w:tcMar>
               <w:top w:type="dxa" w:w="60"/>
               <w:left w:type="dxa" w:w="108"/>
@@ -13273,7 +13273,7 @@
         </w:trPr>
         <w:tc>
           <w:tcPr>
-            <w:tcW w:type="dxa" w:w="4926"/>
+            <w:tcW w:type="dxa" w:w="4841"/>
             <w:tcMar>
               <w:top w:type="dxa" w:w="60"/>
               <w:left w:type="dxa" w:w="108"/>
@@ -13297,7 +13297,7 @@
         </w:tc>
         <w:tc>
           <w:tcPr>
-            <w:tcW w:type="dxa" w:w="4434"/>
+            <w:tcW w:type="dxa" w:w="4519"/>
             <w:tcMar>
               <w:top w:type="dxa" w:w="60"/>
               <w:left w:type="dxa" w:w="108"/>
@@ -13326,7 +13326,7 @@
         </w:trPr>
         <w:tc>
           <w:tcPr>
-            <w:tcW w:type="dxa" w:w="4926"/>
+            <w:tcW w:type="dxa" w:w="4841"/>
             <w:tcMar>
               <w:top w:type="dxa" w:w="60"/>
               <w:left w:type="dxa" w:w="108"/>
@@ -13350,7 +13350,7 @@
         </w:tc>
         <w:tc>
           <w:tcPr>
-            <w:tcW w:type="dxa" w:w="4434"/>
+            <w:tcW w:type="dxa" w:w="4519"/>
             <w:tcMar>
               <w:top w:type="dxa" w:w="60"/>
               <w:left w:type="dxa" w:w="108"/>
@@ -13379,7 +13379,7 @@
         </w:trPr>
         <w:tc>
           <w:tcPr>
-            <w:tcW w:type="dxa" w:w="4926"/>
+            <w:tcW w:type="dxa" w:w="4841"/>
             <w:tcMar>
               <w:top w:type="dxa" w:w="60"/>
               <w:left w:type="dxa" w:w="108"/>
@@ -13403,7 +13403,7 @@
         </w:tc>
         <w:tc>
           <w:tcPr>
-            <w:tcW w:type="dxa" w:w="4434"/>
+            <w:tcW w:type="dxa" w:w="4519"/>
             <w:tcMar>
               <w:top w:type="dxa" w:w="60"/>
               <w:left w:type="dxa" w:w="108"/>
@@ -13432,7 +13432,7 @@
         </w:trPr>
         <w:tc>
           <w:tcPr>
-            <w:tcW w:type="dxa" w:w="4926"/>
+            <w:tcW w:type="dxa" w:w="4841"/>
             <w:tcMar>
               <w:top w:type="dxa" w:w="60"/>
               <w:left w:type="dxa" w:w="108"/>
@@ -13456,7 +13456,7 @@
         </w:tc>
         <w:tc>
           <w:tcPr>
-            <w:tcW w:type="dxa" w:w="4434"/>
+            <w:tcW w:type="dxa" w:w="4519"/>
             <w:tcMar>
               <w:top w:type="dxa" w:w="60"/>
               <w:left w:type="dxa" w:w="108"/>
@@ -13499,7 +13499,7 @@
           <w:sz w:val="22"/>
           <w:szCs w:val="22"/>
         </w:rPr>
-        <w:t xml:space="preserve">Signed for and on behalf of Automatum and OBP.</w:t>
+        <w:t xml:space="preserve">Signed for and on behalf of Automatum and OBVG.</w:t>
       </w:r>
     </w:p>
     <w:p>
@@ -14232,7 +14232,7 @@
                 <w:sz w:val="19"/>
                 <w:szCs w:val="19"/>
               </w:rPr>
-              <w:t xml:space="preserve">OBP</w:t>
+              <w:t xml:space="preserve">OBVG</w:t>
             </w:r>
           </w:p>
         </w:tc>
@@ -14686,7 +14686,7 @@
                 <w:sz w:val="19"/>
                 <w:szCs w:val="19"/>
               </w:rPr>
-              <w:t xml:space="preserve">OBP</w:t>
+              <w:t xml:space="preserve">OBVG</w:t>
             </w:r>
           </w:p>
         </w:tc>
@@ -14888,7 +14888,7 @@
                 <w:sz w:val="19"/>
                 <w:szCs w:val="19"/>
               </w:rPr>
-              <w:t xml:space="preserve">OBP</w:t>
+              <w:t xml:space="preserve">OBVG</w:t>
             </w:r>
           </w:p>
         </w:tc>
@@ -15380,7 +15380,7 @@
                 <w:sz w:val="19"/>
                 <w:szCs w:val="19"/>
               </w:rPr>
-              <w:t xml:space="preserve">OBP</w:t>
+              <w:t xml:space="preserve">OBVG</w:t>
             </w:r>
           </w:p>
         </w:tc>
@@ -15486,7 +15486,7 @@
                 <w:sz w:val="19"/>
                 <w:szCs w:val="19"/>
               </w:rPr>
-              <w:t xml:space="preserve">OBP</w:t>
+              <w:t xml:space="preserve">OBVG</w:t>
             </w:r>
           </w:p>
         </w:tc>
@@ -15539,7 +15539,7 @@
                 <w:sz w:val="19"/>
                 <w:szCs w:val="19"/>
               </w:rPr>
-              <w:t xml:space="preserve">OBP</w:t>
+              <w:t xml:space="preserve">OBVG</w:t>
             </w:r>
           </w:p>
         </w:tc>
@@ -15592,7 +15592,7 @@
                 <w:sz w:val="19"/>
                 <w:szCs w:val="19"/>
               </w:rPr>
-              <w:t xml:space="preserve">OBP</w:t>
+              <w:t xml:space="preserve">OBVG</w:t>
             </w:r>
           </w:p>
         </w:tc>
@@ -15727,7 +15727,7 @@
                 <w:sz w:val="19"/>
                 <w:szCs w:val="19"/>
               </w:rPr>
-              <w:t xml:space="preserve">The APN account under which OBP files partner-sourced opportunities under clause 5.1(j)</w:t>
+              <w:t xml:space="preserve">The APN account under which OBVG files partner-sourced opportunities under clause 5.1(j)</w:t>
             </w:r>
           </w:p>
         </w:tc>
@@ -16276,7 +16276,7 @@
                 <w:sz w:val="19"/>
                 <w:szCs w:val="19"/>
               </w:rPr>
-              <w:t xml:space="preserve">The threshold in OBP's licence, failing which no pass-through applies</w:t>
+              <w:t xml:space="preserve">The threshold in OBVG's licence, failing which no pass-through applies</w:t>
             </w:r>
           </w:p>
         </w:tc>
@@ -16657,7 +16657,7 @@
           <w:sz w:val="22"/>
           <w:szCs w:val="22"/>
         </w:rPr>
-        <w:t xml:space="preserve">For and on behalf of [to supply: Only Best Practices legal entity name]</w:t>
+        <w:t xml:space="preserve">For and on behalf of [to supply: Only Best Venture Group legal entity name]</w:t>
       </w:r>
     </w:p>
     <w:tbl>
@@ -16898,9 +16898,10 @@
       </w:r>
     </w:p>
     <w:sectPr>
-      <w:footerReference w:type="default" r:id="rId7"/>
+      <w:headerReference w:type="default" r:id="rId7"/>
+      <w:footerReference w:type="default" r:id="rId8"/>
       <w:pgSz w:w="12240" w:h="15840" w:orient="portrait"/>
-      <w:pgMar w:top="1440" w:right="1440" w:bottom="1440" w:left="1440" w:header="708" w:footer="708" w:gutter="0"/>
+      <w:pgMar w:top="1700" w:right="1440" w:bottom="1440" w:left="1440" w:header="620" w:footer="708" w:gutter="0"/>
       <w:pgNumType/>
       <w:docGrid w:linePitch="360"/>
     </w:sectPr>
@@ -17035,6 +17036,60 @@
     </w:p>
   </w:footnote>
 </w:footnotes>
+</file>
+
+<file path=word/header1.xml><?xml version="1.0" encoding="utf-8"?>
+<w:hdr xmlns:wpc="http://schemas.microsoft.com/office/word/2010/wordprocessingCanvas" xmlns:mc="http://schemas.openxmlformats.org/markup-compatibility/2006" xmlns:o="urn:schemas-microsoft-com:office:office" xmlns:r="http://schemas.openxmlformats.org/officeDocument/2006/relationships" xmlns:m="http://schemas.openxmlformats.org/officeDocument/2006/math" xmlns:v="urn:schemas-microsoft-com:vml" xmlns:wp14="http://schemas.microsoft.com/office/word/2010/wordprocessingDrawing" xmlns:wp="http://schemas.openxmlformats.org/drawingml/2006/wordprocessingDrawing" xmlns:w10="urn:schemas-microsoft-com:office:word" xmlns:w="http://schemas.openxmlformats.org/wordprocessingml/2006/main" xmlns:w14="http://schemas.microsoft.com/office/word/2010/wordml" xmlns:w15="http://schemas.microsoft.com/office/word/2012/wordml" xmlns:wpg="http://schemas.microsoft.com/office/word/2010/wordprocessingGroup" xmlns:wpi="http://schemas.microsoft.com/office/word/2010/wordprocessingInk" xmlns:wne="http://schemas.microsoft.com/office/word/2006/wordml" xmlns:wps="http://schemas.microsoft.com/office/word/2010/wordprocessingShape" xmlns:cx="http://schemas.microsoft.com/office/drawing/2014/chartex" xmlns:cx1="http://schemas.microsoft.com/office/drawing/2015/9/8/chartex" xmlns:cx2="http://schemas.microsoft.com/office/drawing/2015/10/21/chartex" xmlns:cx3="http://schemas.microsoft.com/office/drawing/2016/5/9/chartex" xmlns:cx4="http://schemas.microsoft.com/office/drawing/2016/5/10/chartex" xmlns:cx5="http://schemas.microsoft.com/office/drawing/2016/5/11/chartex" xmlns:cx6="http://schemas.microsoft.com/office/drawing/2016/5/12/chartex" xmlns:cx7="http://schemas.microsoft.com/office/drawing/2016/5/13/chartex" xmlns:cx8="http://schemas.microsoft.com/office/drawing/2016/5/14/chartex" xmlns:w16cid="http://schemas.microsoft.com/office/word/2016/wordml/cid" xmlns:w16se="http://schemas.microsoft.com/office/word/2015/wordml/symex">
+  <w:p>
+    <w:pPr>
+      <w:pBdr>
+        <w:bottom w:val="single" w:color="CCCCCC" w:sz="4" w:space="6"/>
+      </w:pBdr>
+      <w:spacing w:after="80"/>
+      <w:jc w:val="left"/>
+    </w:pPr>
+    <w:r>
+      <w:drawing>
+        <wp:inline distT="0" distB="0" distL="0" distR="0">
+          <wp:extent cx="590550" cy="400050"/>
+          <wp:effectExtent t="0" r="0" b="0" l="0"/>
+          <wp:docPr id="1" name="" descr="" title=""/>
+          <wp:cNvGraphicFramePr>
+            <a:graphicFrameLocks xmlns:a="http://schemas.openxmlformats.org/drawingml/2006/main" noChangeAspect="1"/>
+          </wp:cNvGraphicFramePr>
+          <a:graphic xmlns:a="http://schemas.openxmlformats.org/drawingml/2006/main">
+            <a:graphicData uri="http://schemas.openxmlformats.org/drawingml/2006/picture">
+              <pic:pic xmlns:pic="http://schemas.openxmlformats.org/drawingml/2006/picture">
+                <pic:nvPicPr>
+                  <pic:cNvPr id="0" name="" descr=""/>
+                  <pic:cNvPicPr>
+                    <a:picLocks noChangeAspect="1" noChangeArrowheads="1"/>
+                  </pic:cNvPicPr>
+                </pic:nvPicPr>
+                <pic:blipFill>
+                  <a:blip r:embed="rId0" cstate="none"/>
+                  <a:srcRect/>
+                  <a:stretch>
+                    <a:fillRect/>
+                  </a:stretch>
+                </pic:blipFill>
+                <pic:spPr bwMode="auto">
+                  <a:xfrm>
+                    <a:off x="0" y="0"/>
+                    <a:ext cx="590550" cy="400050"/>
+                  </a:xfrm>
+                  <a:prstGeom prst="rect">
+                    <a:avLst/>
+                  </a:prstGeom>
+                </pic:spPr>
+              </pic:pic>
+            </a:graphicData>
+          </a:graphic>
+        </wp:inline>
+      </w:drawing>
+    </w:r>
+  </w:p>
+</w:hdr>
 </file>
 
 <file path=word/numbering.xml><?xml version="1.0" encoding="utf-8"?>
